--- a/planning/swoop-legal-review-pack.docx
+++ b/planning/swoop-legal-review-pack.docx
@@ -2,7 +2,7 @@
 <file path=word/document.xml><?xml version="1.0" encoding="utf-8"?>
 <w:document xmlns:w="http://schemas.openxmlformats.org/wordprocessingml/2006/main" xmlns:m="http://schemas.openxmlformats.org/officeDocument/2006/math" xmlns:r="http://schemas.openxmlformats.org/officeDocument/2006/relationships" xmlns:o="urn:schemas-microsoft-com:office:office" xmlns:v="urn:schemas-microsoft-com:vml" xmlns:w10="urn:schemas-microsoft-com:office:word" xmlns:a="http://schemas.openxmlformats.org/drawingml/2006/main" xmlns:pic="http://schemas.openxmlformats.org/drawingml/2006/picture" xmlns:wp="http://schemas.openxmlformats.org/drawingml/2006/wordprocessingDrawing">
   <w:body>
-    <w:bookmarkStart w:id="13" w:name="Xadbfa7df625e479c01d804a8bd2927521076e44"/>
+    <w:bookmarkStart w:id="12" w:name="Xadbfa7df625e479c01d804a8bd2927521076e44"/>
     <w:p>
       <w:pPr>
         <w:pStyle w:val="Heading1"/>
@@ -23,7 +23,7 @@
         <w:t xml:space="preserve">Version</w:t>
       </w:r>
       <w:r>
-        <w:t xml:space="preserve">: 0.6</w:t>
+        <w:t xml:space="preserve">: 0.8</w:t>
       </w:r>
       <w:r>
         <w:t xml:space="preserve"> </w:t>
@@ -36,7 +36,7 @@
         <w:t xml:space="preserve">Date</w:t>
       </w:r>
       <w:r>
-        <w:t xml:space="preserve">: 2026-05-20</w:t>
+        <w:t xml:space="preserve">: 2026-06-18</w:t>
       </w:r>
       <w:r>
         <w:t xml:space="preserve"> </w:t>
@@ -72,39 +72,13 @@
         </w:pict>
       </w:r>
     </w:p>
-    <w:bookmarkStart w:id="9" w:name="how-to-use-this-document"/>
+    <w:bookmarkStart w:id="9" w:name="X4b37813370d05b10656fb76140660ea07296b95"/>
     <w:p>
       <w:pPr>
         <w:pStyle w:val="Heading2"/>
       </w:pPr>
       <w:r>
-        <w:t xml:space="preserve">How to use this document</w:t>
-      </w:r>
-    </w:p>
-    <w:p>
-      <w:pPr>
-        <w:pStyle w:val="FirstParagraph"/>
-      </w:pPr>
-      <w:r>
-        <w:rPr>
-          <w:b/>
-          <w:bCs/>
-        </w:rPr>
-        <w:t xml:space="preserve">Swoop Web Discovery Agent</w:t>
-      </w:r>
-      <w:r>
-        <w:t xml:space="preserve"> </w:t>
-      </w:r>
-      <w:r>
-        <w:t xml:space="preserve">is a conversational AI assistant on Swoop’s Patagonia website, currently live in staging. Public launch requires sign-off from Swoop’s legal counsel. This pack puts the outstanding decisions (§3) and visitor-facing copy (§4) in one place for review.</w:t>
-      </w:r>
-    </w:p>
-    <w:p>
-      <w:pPr>
-        <w:pStyle w:val="BodyText"/>
-      </w:pPr>
-      <w:r>
-        <w:t xml:space="preserve">Two kinds of input are needed:</w:t>
+        <w:t xml:space="preserve">What changed in v0.8 (since v0.7, 2026-06-16)</w:t>
       </w:r>
     </w:p>
     <w:p>
@@ -120,55 +94,26 @@
           <w:b/>
           <w:bCs/>
         </w:rPr>
-        <w:t xml:space="preserve">Decisions</w:t>
-      </w:r>
-      <w:r>
-        <w:t xml:space="preserve"> </w:t>
-      </w:r>
-      <w:r>
-        <w:t xml:space="preserve">(§3). Counsel-only calls, choices Lope has made for counsel to confirm or amend, and operational selections Swoop owns. Each carries the</w:t>
-      </w:r>
-      <w:r>
-        <w:t xml:space="preserve"> </w:t>
-      </w:r>
-      <w:r>
-        <w:rPr>
-          <w:i/>
-          <w:iCs/>
-        </w:rPr>
-        <w:t xml:space="preserve">why</w:t>
-      </w:r>
-      <w:r>
-        <w:t xml:space="preserve">,</w:t>
-      </w:r>
-      <w:r>
-        <w:t xml:space="preserve"> </w:t>
-      </w:r>
-      <w:r>
-        <w:rPr>
-          <w:i/>
-          <w:iCs/>
-        </w:rPr>
-        <w:t xml:space="preserve">how</w:t>
-      </w:r>
-      <w:r>
-        <w:t xml:space="preserve">, and</w:t>
-      </w:r>
-      <w:r>
-        <w:t xml:space="preserve"> </w:t>
-      </w:r>
-      <w:r>
-        <w:rPr>
-          <w:i/>
-          <w:iCs/>
-        </w:rPr>
-        <w:t xml:space="preserve">what’s required</w:t>
-      </w:r>
-      <w:r>
-        <w:t xml:space="preserve"> </w:t>
-      </w:r>
-      <w:r>
-        <w:t xml:space="preserve">inline.</w:t>
+        <w:t xml:space="preserve">A fourth processor is disclosed.</w:t>
+      </w:r>
+      <w:r>
+        <w:t xml:space="preserve"> </w:t>
+      </w:r>
+      <w:r>
+        <w:t xml:space="preserve">Google’s Gemini API embeds the visitor’s search text at runtime, so visitor-derived text reaches Google on the conversation path — a model-provider role, separate from Google Cloud hosting. New decision</w:t>
+      </w:r>
+      <w:r>
+        <w:t xml:space="preserve"> </w:t>
+      </w:r>
+      <w:r>
+        <w:rPr>
+          <w:b/>
+          <w:bCs/>
+        </w:rPr>
+        <w:t xml:space="preserve">D-3.1.10</w:t>
+      </w:r>
+      <w:r>
+        <w:t xml:space="preserve">; processor count is now four.</w:t>
       </w:r>
     </w:p>
     <w:p>
@@ -184,13 +129,201 @@
           <w:b/>
           <w:bCs/>
         </w:rPr>
-        <w:t xml:space="preserve">Copy edits</w:t>
-      </w:r>
-      <w:r>
-        <w:t xml:space="preserve"> </w:t>
-      </w:r>
-      <w:r>
-        <w:t xml:space="preserve">(§4). Every visitor-facing word has an</w:t>
+        <w:t xml:space="preserve">Infrastructure corrected.</w:t>
+      </w:r>
+      <w:r>
+        <w:t xml:space="preserve"> </w:t>
+      </w:r>
+      <w:r>
+        <w:t xml:space="preserve">The committed shape is a single Google Cloud VM, not Cloud Run + Cloud SQL. Retention, logging and backup claims updated (</w:t>
+      </w:r>
+      <w:r>
+        <w:rPr>
+          <w:b/>
+          <w:bCs/>
+        </w:rPr>
+        <w:t xml:space="preserve">D-3.1.3</w:t>
+      </w:r>
+      <w:r>
+        <w:t xml:space="preserve">,</w:t>
+      </w:r>
+      <w:r>
+        <w:t xml:space="preserve"> </w:t>
+      </w:r>
+      <w:r>
+        <w:rPr>
+          <w:b/>
+          <w:bCs/>
+        </w:rPr>
+        <w:t xml:space="preserve">D-3.3.5</w:t>
+      </w:r>
+      <w:r>
+        <w:t xml:space="preserve">).</w:t>
+      </w:r>
+    </w:p>
+    <w:p>
+      <w:pPr>
+        <w:pStyle w:val="Compact"/>
+        <w:numPr>
+          <w:ilvl w:val="0"/>
+          <w:numId w:val="1001"/>
+        </w:numPr>
+      </w:pPr>
+      <w:r>
+        <w:rPr>
+          <w:b/>
+          <w:bCs/>
+        </w:rPr>
+        <w:t xml:space="preserve">Session-retention enforcement corrected.</w:t>
+      </w:r>
+      <w:r>
+        <w:t xml:space="preserve"> </w:t>
+      </w:r>
+      <w:r>
+        <w:t xml:space="preserve">Sessions are durable in Postgres with a wired deletion sweep. The prior</w:t>
+      </w:r>
+      <w:r>
+        <w:t xml:space="preserve"> </w:t>
+      </w:r>
+      <w:r>
+        <w:t xml:space="preserve">“in-memory, cleared on restart”</w:t>
+      </w:r>
+      <w:r>
+        <w:t xml:space="preserve"> </w:t>
+      </w:r>
+      <w:r>
+        <w:t xml:space="preserve">description was out of date (</w:t>
+      </w:r>
+      <w:r>
+        <w:rPr>
+          <w:b/>
+          <w:bCs/>
+        </w:rPr>
+        <w:t xml:space="preserve">D-3.1.3</w:t>
+      </w:r>
+      <w:r>
+        <w:t xml:space="preserve">).</w:t>
+      </w:r>
+    </w:p>
+    <w:p>
+      <w:pPr>
+        <w:pStyle w:val="Compact"/>
+        <w:numPr>
+          <w:ilvl w:val="0"/>
+          <w:numId w:val="1001"/>
+        </w:numPr>
+      </w:pPr>
+      <w:r>
+        <w:rPr>
+          <w:b/>
+          <w:bCs/>
+        </w:rPr>
+        <w:t xml:space="preserve">Marketing opt-in fully removed.</w:t>
+      </w:r>
+      <w:r>
+        <w:t xml:space="preserve"> </w:t>
+      </w:r>
+      <w:r>
+        <w:t xml:space="preserve">Dropped from the form on 2026-06-16; this version finishes the cleanup in the data inventory and the email templates.</w:t>
+      </w:r>
+    </w:p>
+    <w:p>
+      <w:r>
+        <w:pict>
+          <v:rect style="width:0;height:1.5pt" o:hralign="center" o:hrstd="t" o:hr="t"/>
+        </w:pict>
+      </w:r>
+    </w:p>
+    <w:bookmarkEnd w:id="9"/>
+    <w:bookmarkStart w:id="10" w:name="how-to-use-return-and-what-happens-next"/>
+    <w:p>
+      <w:pPr>
+        <w:pStyle w:val="Heading2"/>
+      </w:pPr>
+      <w:r>
+        <w:t xml:space="preserve">How to use, return, and what happens next</w:t>
+      </w:r>
+    </w:p>
+    <w:p>
+      <w:pPr>
+        <w:pStyle w:val="FirstParagraph"/>
+      </w:pPr>
+      <w:r>
+        <w:t xml:space="preserve">This pack puts the outstanding</w:t>
+      </w:r>
+      <w:r>
+        <w:t xml:space="preserve"> </w:t>
+      </w:r>
+      <w:r>
+        <w:rPr>
+          <w:b/>
+          <w:bCs/>
+        </w:rPr>
+        <w:t xml:space="preserve">decisions</w:t>
+      </w:r>
+      <w:r>
+        <w:t xml:space="preserve"> </w:t>
+      </w:r>
+      <w:r>
+        <w:t xml:space="preserve">(§3) and visitor-facing</w:t>
+      </w:r>
+      <w:r>
+        <w:t xml:space="preserve"> </w:t>
+      </w:r>
+      <w:r>
+        <w:rPr>
+          <w:b/>
+          <w:bCs/>
+        </w:rPr>
+        <w:t xml:space="preserve">copy</w:t>
+      </w:r>
+      <w:r>
+        <w:t xml:space="preserve"> </w:t>
+      </w:r>
+      <w:r>
+        <w:t xml:space="preserve">(§4) in one place. Decisions carry the</w:t>
+      </w:r>
+      <w:r>
+        <w:t xml:space="preserve"> </w:t>
+      </w:r>
+      <w:r>
+        <w:rPr>
+          <w:i/>
+          <w:iCs/>
+        </w:rPr>
+        <w:t xml:space="preserve">why</w:t>
+      </w:r>
+      <w:r>
+        <w:t xml:space="preserve">,</w:t>
+      </w:r>
+      <w:r>
+        <w:t xml:space="preserve"> </w:t>
+      </w:r>
+      <w:r>
+        <w:rPr>
+          <w:i/>
+          <w:iCs/>
+        </w:rPr>
+        <w:t xml:space="preserve">how</w:t>
+      </w:r>
+      <w:r>
+        <w:t xml:space="preserve">, and</w:t>
+      </w:r>
+      <w:r>
+        <w:t xml:space="preserve"> </w:t>
+      </w:r>
+      <w:r>
+        <w:rPr>
+          <w:i/>
+          <w:iCs/>
+        </w:rPr>
+        <w:t xml:space="preserve">what’s required</w:t>
+      </w:r>
+      <w:r>
+        <w:t xml:space="preserve"> </w:t>
+      </w:r>
+      <w:r>
+        <w:t xml:space="preserve">inline. Every visitor-facing string has an</w:t>
       </w:r>
       <w:r>
         <w:t xml:space="preserve"> </w:t>
@@ -206,33 +339,7 @@
         <w:t xml:space="preserve"> </w:t>
       </w:r>
       <w:r>
-        <w:t xml:space="preserve">and a draft. Counsel track-changes the</w:t>
-      </w:r>
-      <w:r>
-        <w:t xml:space="preserve"> </w:t>
-      </w:r>
-      <w:r>
-        <w:rPr>
-          <w:b/>
-          <w:bCs/>
-        </w:rPr>
-        <w:t xml:space="preserve">Draft</w:t>
-      </w:r>
-      <w:r>
-        <w:t xml:space="preserve"> </w:t>
-      </w:r>
-      <w:r>
-        <w:t xml:space="preserve">column; Lope applies edits against the IDs.</w:t>
-      </w:r>
-    </w:p>
-    <w:bookmarkEnd w:id="9"/>
-    <w:bookmarkStart w:id="10" w:name="how-to-return-this-document"/>
-    <w:p>
-      <w:pPr>
-        <w:pStyle w:val="Heading2"/>
-      </w:pPr>
-      <w:r>
-        <w:t xml:space="preserve">How to return this document</w:t>
+        <w:t xml:space="preserve">and a draft.</w:t>
       </w:r>
     </w:p>
     <w:p>
@@ -244,7 +351,20 @@
         </w:numPr>
       </w:pPr>
       <w:r>
-        <w:t xml:space="preserve">Open this document in Microsoft Word (or Word-compatible software).</w:t>
+        <w:t xml:space="preserve">Open in Microsoft Word, enable</w:t>
+      </w:r>
+      <w:r>
+        <w:t xml:space="preserve"> </w:t>
+      </w:r>
+      <w:r>
+        <w:rPr>
+          <w:b/>
+          <w:bCs/>
+        </w:rPr>
+        <w:t xml:space="preserve">Track Changes</w:t>
+      </w:r>
+      <w:r>
+        <w:t xml:space="preserve">.</w:t>
       </w:r>
     </w:p>
     <w:p>
@@ -256,23 +376,39 @@
         </w:numPr>
       </w:pPr>
       <w:r>
-        <w:t xml:space="preserve">Enable</w:t>
-      </w:r>
-      <w:r>
-        <w:t xml:space="preserve"> </w:t>
-      </w:r>
-      <w:r>
-        <w:rPr>
-          <w:b/>
-          <w:bCs/>
-        </w:rPr>
-        <w:t xml:space="preserve">Track Changes</w:t>
-      </w:r>
-      <w:r>
-        <w:t xml:space="preserve"> </w:t>
-      </w:r>
-      <w:r>
-        <w:t xml:space="preserve">(Review → Track Changes).</w:t>
+        <w:t xml:space="preserve">Edit copy in the</w:t>
+      </w:r>
+      <w:r>
+        <w:t xml:space="preserve"> </w:t>
+      </w:r>
+      <w:r>
+        <w:rPr>
+          <w:b/>
+          <w:bCs/>
+        </w:rPr>
+        <w:t xml:space="preserve">Draft</w:t>
+      </w:r>
+      <w:r>
+        <w:t xml:space="preserve"> </w:t>
+      </w:r>
+      <w:r>
+        <w:t xml:space="preserve">column; leave the</w:t>
+      </w:r>
+      <w:r>
+        <w:t xml:space="preserve"> </w:t>
+      </w:r>
+      <w:r>
+        <w:rPr>
+          <w:b/>
+          <w:bCs/>
+        </w:rPr>
+        <w:t xml:space="preserve">ID</w:t>
+      </w:r>
+      <w:r>
+        <w:t xml:space="preserve"> </w:t>
+      </w:r>
+      <w:r>
+        <w:t xml:space="preserve">column untouched. Comment against any decision heading or copy ID.</w:t>
       </w:r>
     </w:p>
     <w:p>
@@ -284,63 +420,7 @@
         </w:numPr>
       </w:pPr>
       <w:r>
-        <w:t xml:space="preserve">For any copy to amend, edit the text in the</w:t>
-      </w:r>
-      <w:r>
-        <w:t xml:space="preserve"> </w:t>
-      </w:r>
-      <w:r>
-        <w:rPr>
-          <w:b/>
-          <w:bCs/>
-        </w:rPr>
-        <w:t xml:space="preserve">Draft</w:t>
-      </w:r>
-      <w:r>
-        <w:t xml:space="preserve"> </w:t>
-      </w:r>
-      <w:r>
-        <w:t xml:space="preserve">column. Leave the</w:t>
-      </w:r>
-      <w:r>
-        <w:t xml:space="preserve"> </w:t>
-      </w:r>
-      <w:r>
-        <w:rPr>
-          <w:b/>
-          <w:bCs/>
-        </w:rPr>
-        <w:t xml:space="preserve">ID</w:t>
-      </w:r>
-      <w:r>
-        <w:t xml:space="preserve"> </w:t>
-      </w:r>
-      <w:r>
-        <w:t xml:space="preserve">column untouched.</w:t>
-      </w:r>
-    </w:p>
-    <w:p>
-      <w:pPr>
-        <w:pStyle w:val="Compact"/>
-        <w:numPr>
-          <w:ilvl w:val="0"/>
-          <w:numId w:val="1002"/>
-        </w:numPr>
-      </w:pPr>
-      <w:r>
-        <w:t xml:space="preserve">For any decision in §3 needing comment, add a Word comment against the decision heading or write inline.</w:t>
-      </w:r>
-    </w:p>
-    <w:p>
-      <w:pPr>
-        <w:pStyle w:val="Compact"/>
-        <w:numPr>
-          <w:ilvl w:val="0"/>
-          <w:numId w:val="1002"/>
-        </w:numPr>
-      </w:pPr>
-      <w:r>
-        <w:t xml:space="preserve">Save with</w:t>
+        <w:t xml:space="preserve">Save as</w:t>
       </w:r>
       <w:r>
         <w:t xml:space="preserve"> </w:t>
@@ -349,35 +429,38 @@
         <w:rPr>
           <w:rStyle w:val="VerbatimChar"/>
         </w:rPr>
-        <w:t xml:space="preserve">_legal-review-&lt;date&gt;</w:t>
-      </w:r>
-      <w:r>
-        <w:t xml:space="preserve"> </w:t>
-      </w:r>
-      <w:r>
-        <w:t xml:space="preserve">appended to the filename.</w:t>
-      </w:r>
-    </w:p>
-    <w:p>
-      <w:pPr>
-        <w:pStyle w:val="Compact"/>
-        <w:numPr>
-          <w:ilvl w:val="0"/>
-          <w:numId w:val="1002"/>
-        </w:numPr>
-      </w:pPr>
-      <w:r>
-        <w:t xml:space="preserve">Return to Alastair (al@lope.works) or the nominated Swoop contact.</w:t>
+        <w:t xml:space="preserve">…_legal-review-&lt;date&gt;</w:t>
+      </w:r>
+      <w:r>
+        <w:t xml:space="preserve"> </w:t>
+      </w:r>
+      <w:r>
+        <w:t xml:space="preserve">and return to Alastair (al@lope.works) or the nominated Swoop contact.</w:t>
+      </w:r>
+    </w:p>
+    <w:p>
+      <w:pPr>
+        <w:pStyle w:val="FirstParagraph"/>
+      </w:pPr>
+      <w:r>
+        <w:t xml:space="preserve">Lope then extracts edits by ID and applies them to the live surface, bumps consent-copy versions where consent-bearing copy changed (audit trail per record), answers any §3 questions in writing, and re-issues at the next version. Once §3 is resolved and §4 approved, counsel signs the final document and launch can proceed.</w:t>
+      </w:r>
+    </w:p>
+    <w:p>
+      <w:r>
+        <w:pict>
+          <v:rect style="width:0;height:1.5pt" o:hralign="center" o:hrstd="t" o:hr="t"/>
+        </w:pict>
       </w:r>
     </w:p>
     <w:bookmarkEnd w:id="10"/>
-    <w:bookmarkStart w:id="11" w:name="what-happens-next"/>
+    <w:bookmarkStart w:id="11" w:name="contents"/>
     <w:p>
       <w:pPr>
         <w:pStyle w:val="Heading2"/>
       </w:pPr>
       <w:r>
-        <w:t xml:space="preserve">What happens next</w:t>
+        <w:t xml:space="preserve">Contents</w:t>
       </w:r>
     </w:p>
     <w:p>
@@ -386,83 +469,6 @@
         <w:numPr>
           <w:ilvl w:val="0"/>
           <w:numId w:val="1003"/>
-        </w:numPr>
-      </w:pPr>
-      <w:r>
-        <w:t xml:space="preserve">Lope extracts the edits against each ID and applies them into the live surface. Mechanical work.</w:t>
-      </w:r>
-    </w:p>
-    <w:p>
-      <w:pPr>
-        <w:pStyle w:val="Compact"/>
-        <w:numPr>
-          <w:ilvl w:val="0"/>
-          <w:numId w:val="1003"/>
-        </w:numPr>
-      </w:pPr>
-      <w:r>
-        <w:t xml:space="preserve">Consent-copy versions bump where consent-bearing copy changed. Audit trail per record.</w:t>
-      </w:r>
-    </w:p>
-    <w:p>
-      <w:pPr>
-        <w:pStyle w:val="Compact"/>
-        <w:numPr>
-          <w:ilvl w:val="0"/>
-          <w:numId w:val="1003"/>
-        </w:numPr>
-      </w:pPr>
-      <w:r>
-        <w:t xml:space="preserve">Lope re-issues this document at the next version number reflecting the new state.</w:t>
-      </w:r>
-    </w:p>
-    <w:p>
-      <w:pPr>
-        <w:pStyle w:val="Compact"/>
-        <w:numPr>
-          <w:ilvl w:val="0"/>
-          <w:numId w:val="1003"/>
-        </w:numPr>
-      </w:pPr>
-      <w:r>
-        <w:t xml:space="preserve">Where counsel raised a question on a §3 decision, Lope responds in writing (separate letter or inline in the next version) before applying.</w:t>
-      </w:r>
-    </w:p>
-    <w:p>
-      <w:pPr>
-        <w:pStyle w:val="Compact"/>
-        <w:numPr>
-          <w:ilvl w:val="0"/>
-          <w:numId w:val="1003"/>
-        </w:numPr>
-      </w:pPr>
-      <w:r>
-        <w:t xml:space="preserve">Once §3 is resolved and §4 approved, counsel signs the final document and launch can proceed.</w:t>
-      </w:r>
-    </w:p>
-    <w:p>
-      <w:r>
-        <w:pict>
-          <v:rect style="width:0;height:1.5pt" o:hralign="center" o:hrstd="t" o:hr="t"/>
-        </w:pict>
-      </w:r>
-    </w:p>
-    <w:bookmarkEnd w:id="11"/>
-    <w:bookmarkStart w:id="12" w:name="contents"/>
-    <w:p>
-      <w:pPr>
-        <w:pStyle w:val="Heading2"/>
-      </w:pPr>
-      <w:r>
-        <w:t xml:space="preserve">Contents</w:t>
-      </w:r>
-    </w:p>
-    <w:p>
-      <w:pPr>
-        <w:pStyle w:val="Compact"/>
-        <w:numPr>
-          <w:ilvl w:val="0"/>
-          <w:numId w:val="1004"/>
         </w:numPr>
       </w:pPr>
       <w:hyperlink w:anchor="X40154006f40954a9630e103364cb6fa83e9177f">
@@ -479,7 +485,7 @@
         <w:pStyle w:val="Compact"/>
         <w:numPr>
           <w:ilvl w:val="0"/>
-          <w:numId w:val="1004"/>
+          <w:numId w:val="1003"/>
         </w:numPr>
       </w:pPr>
       <w:hyperlink w:anchor="Xd9d8218c8879653f51dfc501bf9db0d620150d1">
@@ -496,7 +502,7 @@
         <w:pStyle w:val="Compact"/>
         <w:numPr>
           <w:ilvl w:val="0"/>
-          <w:numId w:val="1004"/>
+          <w:numId w:val="1003"/>
         </w:numPr>
       </w:pPr>
       <w:hyperlink w:anchor="X509396a2935b7722fecfdc13c17f4f7ac01fbea">
@@ -508,7 +514,10 @@
         </w:r>
       </w:hyperlink>
       <w:r>
-        <w:t xml:space="preserve">. §3.1 counsel-only (9), §3.2 confirm-or-amend (7), §3.3 Swoop operational (7).</w:t>
+        <w:t xml:space="preserve"> </w:t>
+      </w:r>
+      <w:r>
+        <w:t xml:space="preserve">— §3.1 counsel-only (10), §3.2 confirm-or-amend (6), §3.3 Swoop operational (7)</w:t>
       </w:r>
     </w:p>
     <w:p>
@@ -516,7 +525,7 @@
         <w:pStyle w:val="Compact"/>
         <w:numPr>
           <w:ilvl w:val="0"/>
-          <w:numId w:val="1004"/>
+          <w:numId w:val="1003"/>
         </w:numPr>
       </w:pPr>
       <w:hyperlink w:anchor="Xc9fa8132b7424482e02b894208a38bfc9ee48ae">
@@ -528,7 +537,10 @@
         </w:r>
       </w:hyperlink>
       <w:r>
-        <w:t xml:space="preserve">. Opening screen, chrome badge, privacy modal, lead-capture form, error states, handoff emails.</w:t>
+        <w:t xml:space="preserve"> </w:t>
+      </w:r>
+      <w:r>
+        <w:t xml:space="preserve">— opening screen, chrome badge, privacy modal, lead-capture form, error states, handoff emails</w:t>
       </w:r>
     </w:p>
     <w:p>
@@ -536,7 +548,7 @@
         <w:pStyle w:val="Compact"/>
         <w:numPr>
           <w:ilvl w:val="0"/>
-          <w:numId w:val="1004"/>
+          <w:numId w:val="1003"/>
         </w:numPr>
       </w:pPr>
       <w:hyperlink w:anchor="X07b3f31684611cea9231a33c4cc9c515d1133c3">
@@ -555,15 +567,231 @@
         </w:pict>
       </w:r>
     </w:p>
+    <w:bookmarkEnd w:id="11"/>
     <w:bookmarkEnd w:id="12"/>
+    <w:bookmarkStart w:id="18" w:name="what-the-agent-does"/>
+    <w:p>
+      <w:pPr>
+        <w:pStyle w:val="Heading1"/>
+      </w:pPr>
+      <w:r>
+        <w:t xml:space="preserve">1. What the agent does</w:t>
+      </w:r>
+    </w:p>
+    <w:p>
+      <w:pPr>
+        <w:pStyle w:val="FirstParagraph"/>
+      </w:pPr>
+      <w:r>
+        <w:t xml:space="preserve">The agent is an iframe embedded in the Patagonia website. A visitor opens the chat from a nav button and has a short, warmth-led conversation. The outcome is one of: a warm specialist handoff (with conversation context), a referral out (outside service scope), or a polite close.</w:t>
+      </w:r>
+    </w:p>
+    <w:p>
+      <w:pPr>
+        <w:pStyle w:val="BodyText"/>
+      </w:pPr>
+      <w:r>
+        <w:t xml:space="preserve">The agent does</w:t>
+      </w:r>
+      <w:r>
+        <w:t xml:space="preserve"> </w:t>
+      </w:r>
+      <w:r>
+        <w:rPr>
+          <w:b/>
+          <w:bCs/>
+        </w:rPr>
+        <w:t xml:space="preserve">not</w:t>
+      </w:r>
+      <w:r>
+        <w:t xml:space="preserve"> </w:t>
+      </w:r>
+      <w:r>
+        <w:t xml:space="preserve">build itineraries, quote prices authoritatively, or book trips. Patagonia is the launch scope; later releases extend to other destinations.</w:t>
+      </w:r>
+    </w:p>
+    <w:bookmarkStart w:id="13" w:name="personal-data-the-agent-touches"/>
+    <w:p>
+      <w:pPr>
+        <w:pStyle w:val="Heading3"/>
+      </w:pPr>
+      <w:r>
+        <w:t xml:space="preserve">Personal data the agent touches</w:t>
+      </w:r>
+    </w:p>
+    <w:p>
+      <w:pPr>
+        <w:pStyle w:val="Compact"/>
+        <w:numPr>
+          <w:ilvl w:val="0"/>
+          <w:numId w:val="1004"/>
+        </w:numPr>
+      </w:pPr>
+      <w:r>
+        <w:rPr>
+          <w:b/>
+          <w:bCs/>
+        </w:rPr>
+        <w:t xml:space="preserve">From conversation start</w:t>
+      </w:r>
+      <w:r>
+        <w:t xml:space="preserve"> </w:t>
+      </w:r>
+      <w:r>
+        <w:t xml:space="preserve">(tier-1 consent): free-form visitor messages (may contain PII at the visitor’s discretion); session metadata (id, timestamps, turn count, entry URL); and the browser’s IANA</w:t>
+      </w:r>
+      <w:r>
+        <w:t xml:space="preserve"> </w:t>
+      </w:r>
+      <w:r>
+        <w:rPr>
+          <w:b/>
+          <w:bCs/>
+        </w:rPr>
+        <w:t xml:space="preserve">timezone</w:t>
+      </w:r>
+      <w:r>
+        <w:t xml:space="preserve">, sent each turn. The agent</w:t>
+      </w:r>
+      <w:r>
+        <w:t xml:space="preserve"> </w:t>
+      </w:r>
+      <w:r>
+        <w:rPr>
+          <w:b/>
+          <w:bCs/>
+        </w:rPr>
+        <w:t xml:space="preserve">infers coarse region/hemisphere</w:t>
+      </w:r>
+      <w:r>
+        <w:t xml:space="preserve"> </w:t>
+      </w:r>
+      <w:r>
+        <w:t xml:space="preserve">from the timezone to frame seasonal advice — reasoning over data already held, held as a hint, no new collection and no assertion of the visitor’s location back to them.</w:t>
+      </w:r>
+    </w:p>
+    <w:p>
+      <w:pPr>
+        <w:pStyle w:val="Compact"/>
+        <w:numPr>
+          <w:ilvl w:val="0"/>
+          <w:numId w:val="1004"/>
+        </w:numPr>
+      </w:pPr>
+      <w:r>
+        <w:rPr>
+          <w:b/>
+          <w:bCs/>
+        </w:rPr>
+        <w:t xml:space="preserve">From handoff submission</w:t>
+      </w:r>
+      <w:r>
+        <w:t xml:space="preserve"> </w:t>
+      </w:r>
+      <w:r>
+        <w:t xml:space="preserve">(tier-2 consent): visitor name, email, optional phone, preferred contact method.</w:t>
+      </w:r>
+    </w:p>
+    <w:p>
+      <w:pPr>
+        <w:pStyle w:val="Compact"/>
+        <w:numPr>
+          <w:ilvl w:val="0"/>
+          <w:numId w:val="1004"/>
+        </w:numPr>
+      </w:pPr>
+      <w:r>
+        <w:rPr>
+          <w:b/>
+          <w:bCs/>
+        </w:rPr>
+        <w:t xml:space="preserve">Derived</w:t>
+      </w:r>
+      <w:r>
+        <w:t xml:space="preserve">: a structured triage verdict (</w:t>
+      </w:r>
+      <w:r>
+        <w:rPr>
+          <w:rStyle w:val="VerbatimChar"/>
+        </w:rPr>
+        <w:t xml:space="preserve">qualified</w:t>
+      </w:r>
+      <w:r>
+        <w:t xml:space="preserve"> </w:t>
+      </w:r>
+      <w:r>
+        <w:t xml:space="preserve">/</w:t>
+      </w:r>
+      <w:r>
+        <w:t xml:space="preserve"> </w:t>
+      </w:r>
+      <w:r>
+        <w:rPr>
+          <w:rStyle w:val="VerbatimChar"/>
+        </w:rPr>
+        <w:t xml:space="preserve">referred_out</w:t>
+      </w:r>
+      <w:r>
+        <w:t xml:space="preserve"> </w:t>
+      </w:r>
+      <w:r>
+        <w:t xml:space="preserve">/</w:t>
+      </w:r>
+      <w:r>
+        <w:t xml:space="preserve"> </w:t>
+      </w:r>
+      <w:r>
+        <w:rPr>
+          <w:rStyle w:val="VerbatimChar"/>
+        </w:rPr>
+        <w:t xml:space="preserve">disqualified</w:t>
+      </w:r>
+      <w:r>
+        <w:t xml:space="preserve"> </w:t>
+      </w:r>
+      <w:r>
+        <w:t xml:space="preserve">/</w:t>
+      </w:r>
+      <w:r>
+        <w:t xml:space="preserve"> </w:t>
+      </w:r>
+      <w:r>
+        <w:rPr>
+          <w:rStyle w:val="VerbatimChar"/>
+        </w:rPr>
+        <w:t xml:space="preserve">inconclusive</w:t>
+      </w:r>
+      <w:r>
+        <w:t xml:space="preserve">), reason code, the agent’s free-text summary, and a wishlist of trips and regions.</w:t>
+      </w:r>
+    </w:p>
+    <w:p>
+      <w:pPr>
+        <w:pStyle w:val="Compact"/>
+        <w:numPr>
+          <w:ilvl w:val="0"/>
+          <w:numId w:val="1004"/>
+        </w:numPr>
+      </w:pPr>
+      <w:r>
+        <w:rPr>
+          <w:b/>
+          <w:bCs/>
+        </w:rPr>
+        <w:t xml:space="preserve">Not collected</w:t>
+      </w:r>
+      <w:r>
+        <w:t xml:space="preserve">: no third-party analytics in the chat surface, no fingerprinting, no payment data. Puma persists no visitor IP addresses; host/ingress request logs may capture IPs transiently for security, retained per the deployment’s log policy (D-3.1.3). Puma’s own event stream stores ids, verdicts and timestamps only — no message text, no contact details.</w:t>
+      </w:r>
+    </w:p>
     <w:bookmarkEnd w:id="13"/>
-    <w:bookmarkStart w:id="17" w:name="what-the-agent-does"/>
-    <w:p>
-      <w:pPr>
-        <w:pStyle w:val="Heading1"/>
-      </w:pPr>
-      <w:r>
-        <w:t xml:space="preserve">1. What the agent does</w:t>
+    <w:bookmarkStart w:id="14" w:name="where-it-runs-data-residency"/>
+    <w:p>
+      <w:pPr>
+        <w:pStyle w:val="Heading3"/>
+      </w:pPr>
+      <w:r>
+        <w:t xml:space="preserve">Where it runs (data residency)</w:t>
       </w:r>
     </w:p>
     <w:p>
@@ -571,15 +799,44 @@
         <w:pStyle w:val="FirstParagraph"/>
       </w:pPr>
       <w:r>
-        <w:t xml:space="preserve">The agent is an iframe embedded in the Patagonia website. A visitor opens the chat from a nav button and has a short, warmth-led conversation. Outcome is one of: a warm specialist handoff (with conversation context), a referral out (outside service scope), or a polite close.</w:t>
-      </w:r>
-    </w:p>
-    <w:p>
-      <w:pPr>
-        <w:pStyle w:val="BodyText"/>
-      </w:pPr>
-      <w:r>
-        <w:t xml:space="preserve">The agent does</w:t>
+        <w:t xml:space="preserve">Puma runs as</w:t>
+      </w:r>
+      <w:r>
+        <w:t xml:space="preserve"> </w:t>
+      </w:r>
+      <w:r>
+        <w:rPr>
+          <w:b/>
+          <w:bCs/>
+        </w:rPr>
+        <w:t xml:space="preserve">one Google Cloud VM (Compute Engine) in Swoop’s GCP project</w:t>
+      </w:r>
+      <w:r>
+        <w:t xml:space="preserve"> </w:t>
+      </w:r>
+      <w:r>
+        <w:t xml:space="preserve">at launch — the orchestrator, connector, and a Postgres database on a single machine. Region to be confirmed; London (</w:t>
+      </w:r>
+      <w:r>
+        <w:rPr>
+          <w:rStyle w:val="VerbatimChar"/>
+        </w:rPr>
+        <w:t xml:space="preserve">europe-west2</w:t>
+      </w:r>
+      <w:r>
+        <w:t xml:space="preserve">) is the working default (D-3.3.5). The pre-public staging/demo runs the same single-machine shape on a self-hosted Mac in the UK, reached over an encrypted tunnel. The earlier</w:t>
+      </w:r>
+      <w:r>
+        <w:t xml:space="preserve"> </w:t>
+      </w:r>
+      <w:r>
+        <w:t xml:space="preserve">“Cloud Run + Cloud SQL”</w:t>
+      </w:r>
+      <w:r>
+        <w:t xml:space="preserve"> </w:t>
+      </w:r>
+      <w:r>
+        <w:t xml:space="preserve">split is</w:t>
       </w:r>
       <w:r>
         <w:t xml:space="preserve"> </w:t>
@@ -595,16 +852,302 @@
         <w:t xml:space="preserve"> </w:t>
       </w:r>
       <w:r>
-        <w:t xml:space="preserve">build itineraries, quote prices authoritatively, or book trips. Patagonia is the launch scope; later releases extend to other destinations.</w:t>
-      </w:r>
-    </w:p>
-    <w:bookmarkStart w:id="14" w:name="personal-data-the-agent-touches"/>
+        <w:t xml:space="preserve">the committed shape — managed services are a scale-up option, not a launch assumption. Where a retention, logging or backup behaviour below depends on the final shape, it is flagged.</w:t>
+      </w:r>
+    </w:p>
+    <w:bookmarkEnd w:id="14"/>
+    <w:bookmarkStart w:id="15" w:name="processors-four"/>
     <w:p>
       <w:pPr>
         <w:pStyle w:val="Heading3"/>
       </w:pPr>
       <w:r>
-        <w:t xml:space="preserve">Personal data the agent touches</w:t>
+        <w:t xml:space="preserve">Processors (four)</w:t>
+      </w:r>
+    </w:p>
+    <w:tbl>
+      <w:tblPr>
+        <w:tblStyle w:val="Table"/>
+        <w:tblW w:type="pct" w:w="5000"/>
+        <w:tblLayout w:type="fixed"/>
+        <w:tblLook w:firstRow="1" w:lastRow="0" w:firstColumn="0" w:lastColumn="0" w:noHBand="0" w:noVBand="0" w:val="0020"/>
+      </w:tblPr>
+      <w:tblGrid>
+        <w:gridCol w:w="2640"/>
+        <w:gridCol w:w="2640"/>
+        <w:gridCol w:w="2640"/>
+      </w:tblGrid>
+      <w:tr>
+        <w:trPr>
+          <w:tblHeader w:val="on"/>
+        </w:trPr>
+        <w:tc>
+          <w:tcPr/>
+          <w:p>
+            <w:pPr>
+              <w:pStyle w:val="Compact"/>
+            </w:pPr>
+            <w:r>
+              <w:t xml:space="preserve">Processor</w:t>
+            </w:r>
+          </w:p>
+        </w:tc>
+        <w:tc>
+          <w:tcPr/>
+          <w:p>
+            <w:pPr>
+              <w:pStyle w:val="Compact"/>
+            </w:pPr>
+            <w:r>
+              <w:t xml:space="preserve">Role</w:t>
+            </w:r>
+          </w:p>
+        </w:tc>
+        <w:tc>
+          <w:tcPr/>
+          <w:p>
+            <w:pPr>
+              <w:pStyle w:val="Compact"/>
+            </w:pPr>
+            <w:r>
+              <w:t xml:space="preserve">Visitor data it sees</w:t>
+            </w:r>
+          </w:p>
+        </w:tc>
+      </w:tr>
+      <w:tr>
+        <w:tc>
+          <w:tcPr/>
+          <w:p>
+            <w:pPr>
+              <w:pStyle w:val="Compact"/>
+            </w:pPr>
+            <w:r>
+              <w:rPr>
+                <w:b/>
+                <w:bCs/>
+              </w:rPr>
+              <w:t xml:space="preserve">Anthropic</w:t>
+            </w:r>
+          </w:p>
+        </w:tc>
+        <w:tc>
+          <w:tcPr/>
+          <w:p>
+            <w:pPr>
+              <w:pStyle w:val="Compact"/>
+            </w:pPr>
+            <w:r>
+              <w:t xml:space="preserve">Conversational AI model (Claude)</w:t>
+            </w:r>
+          </w:p>
+        </w:tc>
+        <w:tc>
+          <w:tcPr/>
+          <w:p>
+            <w:pPr>
+              <w:pStyle w:val="Compact"/>
+            </w:pPr>
+            <w:r>
+              <w:t xml:space="preserve">Full conversation history every turn</w:t>
+            </w:r>
+          </w:p>
+        </w:tc>
+      </w:tr>
+      <w:tr>
+        <w:tc>
+          <w:tcPr/>
+          <w:p>
+            <w:pPr>
+              <w:pStyle w:val="Compact"/>
+            </w:pPr>
+            <w:r>
+              <w:rPr>
+                <w:b/>
+                <w:bCs/>
+              </w:rPr>
+              <w:t xml:space="preserve">Google — Gemini API</w:t>
+            </w:r>
+          </w:p>
+        </w:tc>
+        <w:tc>
+          <w:tcPr/>
+          <w:p>
+            <w:pPr>
+              <w:pStyle w:val="Compact"/>
+            </w:pPr>
+            <w:r>
+              <w:t xml:space="preserve">Embeds the visitor’s search text for retrieval (</w:t>
+            </w:r>
+            <w:r>
+              <w:rPr>
+                <w:b/>
+                <w:bCs/>
+              </w:rPr>
+              <w:t xml:space="preserve">D-3.1.10</w:t>
+            </w:r>
+            <w:r>
+              <w:t xml:space="preserve">)</w:t>
+            </w:r>
+          </w:p>
+        </w:tc>
+        <w:tc>
+          <w:tcPr/>
+          <w:p>
+            <w:pPr>
+              <w:pStyle w:val="Compact"/>
+            </w:pPr>
+            <w:r>
+              <w:t xml:space="preserve">Visitor-derived query text, at runtime</w:t>
+            </w:r>
+          </w:p>
+        </w:tc>
+      </w:tr>
+      <w:tr>
+        <w:tc>
+          <w:tcPr/>
+          <w:p>
+            <w:pPr>
+              <w:pStyle w:val="Compact"/>
+            </w:pPr>
+            <w:r>
+              <w:rPr>
+                <w:b/>
+                <w:bCs/>
+              </w:rPr>
+              <w:t xml:space="preserve">Google Cloud</w:t>
+            </w:r>
+          </w:p>
+        </w:tc>
+        <w:tc>
+          <w:tcPr/>
+          <w:p>
+            <w:pPr>
+              <w:pStyle w:val="Compact"/>
+            </w:pPr>
+            <w:r>
+              <w:t xml:space="preserve">Hosting, storage, logging (the VM + Postgres + logs)</w:t>
+            </w:r>
+          </w:p>
+        </w:tc>
+        <w:tc>
+          <w:tcPr/>
+          <w:p>
+            <w:pPr>
+              <w:pStyle w:val="Compact"/>
+            </w:pPr>
+            <w:r>
+              <w:t xml:space="preserve">Everything persisted server-side</w:t>
+            </w:r>
+          </w:p>
+        </w:tc>
+      </w:tr>
+      <w:tr>
+        <w:tc>
+          <w:tcPr/>
+          <w:p>
+            <w:pPr>
+              <w:pStyle w:val="Compact"/>
+            </w:pPr>
+            <w:r>
+              <w:rPr>
+                <w:b/>
+                <w:bCs/>
+              </w:rPr>
+              <w:t xml:space="preserve">SMTP provider</w:t>
+            </w:r>
+          </w:p>
+        </w:tc>
+        <w:tc>
+          <w:tcPr/>
+          <w:p>
+            <w:pPr>
+              <w:pStyle w:val="Compact"/>
+            </w:pPr>
+            <w:r>
+              <w:t xml:space="preserve">Handoff-email transport (TBC,</w:t>
+            </w:r>
+            <w:r>
+              <w:t xml:space="preserve"> </w:t>
+            </w:r>
+            <w:r>
+              <w:rPr>
+                <w:b/>
+                <w:bCs/>
+              </w:rPr>
+              <w:t xml:space="preserve">D-3.3.1</w:t>
+            </w:r>
+            <w:r>
+              <w:t xml:space="preserve">)</w:t>
+            </w:r>
+          </w:p>
+        </w:tc>
+        <w:tc>
+          <w:tcPr/>
+          <w:p>
+            <w:pPr>
+              <w:pStyle w:val="Compact"/>
+            </w:pPr>
+            <w:r>
+              <w:t xml:space="preserve">Name, email, conversation summary, on</w:t>
+            </w:r>
+            <w:r>
+              <w:t xml:space="preserve"> </w:t>
+            </w:r>
+            <w:r>
+              <w:rPr>
+                <w:rStyle w:val="VerbatimChar"/>
+              </w:rPr>
+              <w:t xml:space="preserve">qualified</w:t>
+            </w:r>
+            <w:r>
+              <w:t xml:space="preserve"> </w:t>
+            </w:r>
+            <w:r>
+              <w:t xml:space="preserve">/</w:t>
+            </w:r>
+            <w:r>
+              <w:t xml:space="preserve"> </w:t>
+            </w:r>
+            <w:r>
+              <w:rPr>
+                <w:rStyle w:val="VerbatimChar"/>
+              </w:rPr>
+              <w:t xml:space="preserve">referred_out</w:t>
+            </w:r>
+            <w:r>
+              <w:t xml:space="preserve"> </w:t>
+            </w:r>
+            <w:r>
+              <w:t xml:space="preserve">only</w:t>
+            </w:r>
+          </w:p>
+        </w:tc>
+      </w:tr>
+    </w:tbl>
+    <w:bookmarkEnd w:id="15"/>
+    <w:bookmarkStart w:id="16" w:name="lawful-basis"/>
+    <w:p>
+      <w:pPr>
+        <w:pStyle w:val="Heading3"/>
+      </w:pPr>
+      <w:r>
+        <w:t xml:space="preserve">Lawful basis</w:t>
+      </w:r>
+    </w:p>
+    <w:p>
+      <w:pPr>
+        <w:pStyle w:val="FirstParagraph"/>
+      </w:pPr>
+      <w:r>
+        <w:rPr>
+          <w:b/>
+          <w:bCs/>
+        </w:rPr>
+        <w:t xml:space="preserve">GDPR Article 6(1)(a), explicit consent</w:t>
+      </w:r>
+      <w:r>
+        <w:t xml:space="preserve">, two-tier:</w:t>
       </w:r>
     </w:p>
     <w:p>
@@ -620,13 +1163,13 @@
           <w:b/>
           <w:bCs/>
         </w:rPr>
-        <w:t xml:space="preserve">From conversation start</w:t>
-      </w:r>
-      <w:r>
-        <w:t xml:space="preserve"> </w:t>
-      </w:r>
-      <w:r>
-        <w:t xml:space="preserve">(tier-1 consent): free-form visitor messages (may contain PII at visitor’s discretion) plus session metadata (id, timestamps, turn count).</w:t>
+        <w:t xml:space="preserve">Tier 1</w:t>
+      </w:r>
+      <w:r>
+        <w:t xml:space="preserve"> </w:t>
+      </w:r>
+      <w:r>
+        <w:t xml:space="preserve">at conversation start, paired with EU AI Act Art. 50 AI disclosure. Without it, no session state is written.</w:t>
       </w:r>
     </w:p>
     <w:p>
@@ -642,115 +1185,47 @@
           <w:b/>
           <w:bCs/>
         </w:rPr>
-        <w:t xml:space="preserve">From handoff submission</w:t>
-      </w:r>
-      <w:r>
-        <w:t xml:space="preserve"> </w:t>
-      </w:r>
-      <w:r>
-        <w:t xml:space="preserve">(tier-2 consent): visitor name, email, optional phone, preferred contact method, optional marketing opt-in.</w:t>
-      </w:r>
-    </w:p>
-    <w:p>
-      <w:pPr>
-        <w:pStyle w:val="Compact"/>
-        <w:numPr>
-          <w:ilvl w:val="0"/>
-          <w:numId w:val="1005"/>
-        </w:numPr>
-      </w:pPr>
-      <w:r>
-        <w:rPr>
-          <w:b/>
-          <w:bCs/>
-        </w:rPr>
-        <w:t xml:space="preserve">Derived</w:t>
-      </w:r>
-      <w:r>
-        <w:t xml:space="preserve">: a structured triage verdict (</w:t>
-      </w:r>
-      <w:r>
-        <w:rPr>
-          <w:rStyle w:val="VerbatimChar"/>
-        </w:rPr>
-        <w:t xml:space="preserve">qualified</w:t>
-      </w:r>
-      <w:r>
-        <w:t xml:space="preserve"> </w:t>
-      </w:r>
-      <w:r>
-        <w:t xml:space="preserve">/</w:t>
-      </w:r>
-      <w:r>
-        <w:t xml:space="preserve"> </w:t>
-      </w:r>
-      <w:r>
-        <w:rPr>
-          <w:rStyle w:val="VerbatimChar"/>
-        </w:rPr>
-        <w:t xml:space="preserve">referred_out</w:t>
-      </w:r>
-      <w:r>
-        <w:t xml:space="preserve"> </w:t>
-      </w:r>
-      <w:r>
-        <w:t xml:space="preserve">/</w:t>
-      </w:r>
-      <w:r>
-        <w:t xml:space="preserve"> </w:t>
-      </w:r>
-      <w:r>
-        <w:rPr>
-          <w:rStyle w:val="VerbatimChar"/>
-        </w:rPr>
-        <w:t xml:space="preserve">disqualified</w:t>
-      </w:r>
-      <w:r>
-        <w:t xml:space="preserve"> </w:t>
-      </w:r>
-      <w:r>
-        <w:t xml:space="preserve">/</w:t>
-      </w:r>
-      <w:r>
-        <w:t xml:space="preserve"> </w:t>
-      </w:r>
-      <w:r>
-        <w:rPr>
-          <w:rStyle w:val="VerbatimChar"/>
-        </w:rPr>
-        <w:t xml:space="preserve">inconclusive</w:t>
-      </w:r>
-      <w:r>
-        <w:t xml:space="preserve">), reason code, agent’s free-text summary, a wishlist of trips and regions.</w:t>
-      </w:r>
-    </w:p>
-    <w:p>
-      <w:pPr>
-        <w:pStyle w:val="Compact"/>
-        <w:numPr>
-          <w:ilvl w:val="0"/>
-          <w:numId w:val="1005"/>
-        </w:numPr>
-      </w:pPr>
-      <w:r>
-        <w:rPr>
-          <w:b/>
-          <w:bCs/>
-        </w:rPr>
-        <w:t xml:space="preserve">Not collected</w:t>
-      </w:r>
-      <w:r>
-        <w:t xml:space="preserve">: no third-party analytics in the chat surface, no fingerprinting, no payment data, no IP-address persistence beyond standard Google Cloud Logging (30-day default).</w:t>
-      </w:r>
-    </w:p>
-    <w:bookmarkEnd w:id="14"/>
-    <w:bookmarkStart w:id="15" w:name="lawful-basis"/>
+        <w:t xml:space="preserve">Tier 2</w:t>
+      </w:r>
+      <w:r>
+        <w:t xml:space="preserve"> </w:t>
+      </w:r>
+      <w:r>
+        <w:t xml:space="preserve">at handoff: submission-as-consent — clicking</w:t>
+      </w:r>
+      <w:r>
+        <w:t xml:space="preserve"> </w:t>
+      </w:r>
+      <w:r>
+        <w:rPr>
+          <w:i/>
+          <w:iCs/>
+        </w:rPr>
+        <w:t xml:space="preserve">Send</w:t>
+      </w:r>
+      <w:r>
+        <w:t xml:space="preserve"> </w:t>
+      </w:r>
+      <w:r>
+        <w:t xml:space="preserve">after a clear inline notice is the affirmative act (no tickbox).</w:t>
+      </w:r>
+    </w:p>
+    <w:p>
+      <w:pPr>
+        <w:pStyle w:val="FirstParagraph"/>
+      </w:pPr>
+      <w:r>
+        <w:t xml:space="preserve">Legitimate-interest framing was considered and rejected: a chatbot that freely receives PII in messages reads cleaner under explicit consent.</w:t>
+      </w:r>
+    </w:p>
+    <w:bookmarkEnd w:id="16"/>
+    <w:bookmarkStart w:id="17" w:name="jurisdictional-posture"/>
     <w:p>
       <w:pPr>
         <w:pStyle w:val="Heading3"/>
       </w:pPr>
       <w:r>
-        <w:t xml:space="preserve">Lawful basis</w:t>
+        <w:t xml:space="preserve">Jurisdictional posture</w:t>
       </w:r>
     </w:p>
     <w:p>
@@ -758,14 +1233,94 @@
         <w:pStyle w:val="FirstParagraph"/>
       </w:pPr>
       <w:r>
-        <w:rPr>
-          <w:b/>
-          <w:bCs/>
-        </w:rPr>
-        <w:t xml:space="preserve">GDPR Article 6(1)(a), explicit consent</w:t>
-      </w:r>
-      <w:r>
-        <w:t xml:space="preserve">, two-tier:</w:t>
+        <w:t xml:space="preserve">Swoop is UK-established, so</w:t>
+      </w:r>
+      <w:r>
+        <w:t xml:space="preserve"> </w:t>
+      </w:r>
+      <w:r>
+        <w:rPr>
+          <w:b/>
+          <w:bCs/>
+        </w:rPr>
+        <w:t xml:space="preserve">UK GDPR</w:t>
+      </w:r>
+      <w:r>
+        <w:t xml:space="preserve"> </w:t>
+      </w:r>
+      <w:r>
+        <w:t xml:space="preserve">applies.</w:t>
+      </w:r>
+      <w:r>
+        <w:t xml:space="preserve"> </w:t>
+      </w:r>
+      <w:r>
+        <w:rPr>
+          <w:b/>
+          <w:bCs/>
+        </w:rPr>
+        <w:t xml:space="preserve">EU GDPR</w:t>
+      </w:r>
+      <w:r>
+        <w:t xml:space="preserve"> </w:t>
+      </w:r>
+      <w:r>
+        <w:t xml:space="preserve">and the</w:t>
+      </w:r>
+      <w:r>
+        <w:t xml:space="preserve"> </w:t>
+      </w:r>
+      <w:r>
+        <w:rPr>
+          <w:b/>
+          <w:bCs/>
+        </w:rPr>
+        <w:t xml:space="preserve">EU AI Act</w:t>
+      </w:r>
+      <w:r>
+        <w:t xml:space="preserve"> </w:t>
+      </w:r>
+      <w:r>
+        <w:t xml:space="preserve">(Art. 50, enforceable 2 August 2026) are also covered, because UK law generally tracks EU privacy law and Swoop offers services to EU residents. Other jurisdictions where Swoop sells or attracts visitors (US, Brazil, Canada, Australia) need equivalent treatment — see</w:t>
+      </w:r>
+      <w:r>
+        <w:t xml:space="preserve"> </w:t>
+      </w:r>
+      <w:r>
+        <w:rPr>
+          <w:b/>
+          <w:bCs/>
+        </w:rPr>
+        <w:t xml:space="preserve">D-3.1.5</w:t>
+      </w:r>
+      <w:r>
+        <w:t xml:space="preserve">.</w:t>
+      </w:r>
+    </w:p>
+    <w:p>
+      <w:r>
+        <w:pict>
+          <v:rect style="width:0;height:1.5pt" o:hralign="center" o:hrstd="t" o:hr="t"/>
+        </w:pict>
+      </w:r>
+    </w:p>
+    <w:bookmarkEnd w:id="17"/>
+    <w:bookmarkEnd w:id="18"/>
+    <w:bookmarkStart w:id="31" w:name="the-visitor-journey"/>
+    <w:p>
+      <w:pPr>
+        <w:pStyle w:val="Heading1"/>
+      </w:pPr>
+      <w:r>
+        <w:t xml:space="preserve">2. The visitor journey</w:t>
+      </w:r>
+    </w:p>
+    <w:p>
+      <w:pPr>
+        <w:pStyle w:val="FirstParagraph"/>
+      </w:pPr>
+      <w:r>
+        <w:t xml:space="preserve">Six surfaces, each mapping to a section in §4.</w:t>
       </w:r>
     </w:p>
     <w:p>
@@ -781,13 +1336,45 @@
           <w:b/>
           <w:bCs/>
         </w:rPr>
-        <w:t xml:space="preserve">Tier 1</w:t>
-      </w:r>
-      <w:r>
-        <w:t xml:space="preserve"> </w:t>
-      </w:r>
-      <w:r>
-        <w:t xml:space="preserve">at conversation start, paired with EU AI Act Art. 50 AI disclosure. Without it, no session state is written.</w:t>
+        <w:t xml:space="preserve">Opening screen (tier-1)</w:t>
+      </w:r>
+      <w:r>
+        <w:t xml:space="preserve"> </w:t>
+      </w:r>
+      <w:r>
+        <w:t xml:space="preserve">— first visit, before any chat. Full-screen modal pairing AI disclosure with consent.</w:t>
+      </w:r>
+      <w:r>
+        <w:t xml:space="preserve"> </w:t>
+      </w:r>
+      <w:r>
+        <w:rPr>
+          <w:i/>
+          <w:iCs/>
+        </w:rPr>
+        <w:t xml:space="preserve">Continue</w:t>
+      </w:r>
+      <w:r>
+        <w:t xml:space="preserve"> </w:t>
+      </w:r>
+      <w:r>
+        <w:t xml:space="preserve">proceeds;</w:t>
+      </w:r>
+      <w:r>
+        <w:t xml:space="preserve"> </w:t>
+      </w:r>
+      <w:r>
+        <w:rPr>
+          <w:i/>
+          <w:iCs/>
+        </w:rPr>
+        <w:t xml:space="preserve">No thanks</w:t>
+      </w:r>
+      <w:r>
+        <w:t xml:space="preserve"> </w:t>
+      </w:r>
+      <w:r>
+        <w:t xml:space="preserve">closes and records nothing. The server refuses chat requests without tier-1 consent. Copy: §4.1.</w:t>
       </w:r>
     </w:p>
     <w:p>
@@ -803,130 +1390,25 @@
           <w:b/>
           <w:bCs/>
         </w:rPr>
-        <w:t xml:space="preserve">Tier 2</w:t>
-      </w:r>
-      <w:r>
-        <w:t xml:space="preserve"> </w:t>
-      </w:r>
-      <w:r>
-        <w:t xml:space="preserve">inside the lead-capture form at handoff, separate from an optional marketing opt-in (unticked by default).</w:t>
-      </w:r>
-    </w:p>
-    <w:p>
-      <w:pPr>
-        <w:pStyle w:val="FirstParagraph"/>
-      </w:pPr>
-      <w:r>
-        <w:t xml:space="preserve">Legitimate-interest framing was considered and rejected. A chatbot that freely receives PII in messages reads cleaner under explicit consent.</w:t>
-      </w:r>
-    </w:p>
-    <w:bookmarkEnd w:id="15"/>
-    <w:bookmarkStart w:id="16" w:name="jurisdictional-posture"/>
-    <w:p>
-      <w:pPr>
-        <w:pStyle w:val="Heading3"/>
-      </w:pPr>
-      <w:r>
-        <w:t xml:space="preserve">Jurisdictional posture</w:t>
-      </w:r>
-    </w:p>
-    <w:p>
-      <w:pPr>
-        <w:pStyle w:val="FirstParagraph"/>
-      </w:pPr>
-      <w:r>
-        <w:t xml:space="preserve">Swoop is UK-established, so</w:t>
-      </w:r>
-      <w:r>
-        <w:t xml:space="preserve"> </w:t>
-      </w:r>
-      <w:r>
-        <w:rPr>
-          <w:b/>
-          <w:bCs/>
-        </w:rPr>
-        <w:t xml:space="preserve">UK GDPR</w:t>
-      </w:r>
-      <w:r>
-        <w:t xml:space="preserve"> </w:t>
-      </w:r>
-      <w:r>
-        <w:t xml:space="preserve">applies.</w:t>
-      </w:r>
-      <w:r>
-        <w:t xml:space="preserve"> </w:t>
-      </w:r>
-      <w:r>
-        <w:rPr>
-          <w:b/>
-          <w:bCs/>
-        </w:rPr>
-        <w:t xml:space="preserve">EU GDPR</w:t>
-      </w:r>
-      <w:r>
-        <w:t xml:space="preserve"> </w:t>
-      </w:r>
-      <w:r>
-        <w:t xml:space="preserve">and</w:t>
-      </w:r>
-      <w:r>
-        <w:t xml:space="preserve"> </w:t>
-      </w:r>
-      <w:r>
-        <w:rPr>
-          <w:b/>
-          <w:bCs/>
-        </w:rPr>
-        <w:t xml:space="preserve">EU AI Act</w:t>
-      </w:r>
-      <w:r>
-        <w:t xml:space="preserve"> </w:t>
-      </w:r>
-      <w:r>
-        <w:t xml:space="preserve">(Art. 50, enforceable 2 August 2026) are also covered to a degree because UK law generally tracks EU privacy law. Other jurisdictions where Swoop sells or attracts visitors (US, Brazil, Canada, Australia, etc.) need equivalent treatment. See D-3.1.5.</w:t>
-      </w:r>
-    </w:p>
-    <w:p>
-      <w:r>
-        <w:pict>
-          <v:rect style="width:0;height:1.5pt" o:hralign="center" o:hrstd="t" o:hr="t"/>
-        </w:pict>
-      </w:r>
-    </w:p>
-    <w:bookmarkEnd w:id="16"/>
-    <w:bookmarkEnd w:id="17"/>
-    <w:bookmarkStart w:id="36" w:name="the-visitor-journey"/>
-    <w:p>
-      <w:pPr>
-        <w:pStyle w:val="Heading1"/>
-      </w:pPr>
-      <w:r>
-        <w:t xml:space="preserve">2. The visitor journey</w:t>
-      </w:r>
-    </w:p>
-    <w:p>
-      <w:pPr>
-        <w:pStyle w:val="FirstParagraph"/>
-      </w:pPr>
-      <w:r>
-        <w:t xml:space="preserve">Six surfaces a visitor can see. Each maps to a section in §4.</w:t>
-      </w:r>
-    </w:p>
-    <w:bookmarkStart w:id="21" w:name="surface-1.-opening-screen-tier-1"/>
-    <w:p>
-      <w:pPr>
-        <w:pStyle w:val="Heading3"/>
-      </w:pPr>
-      <w:r>
-        <w:t xml:space="preserve">Surface 1. Opening screen (tier-1)</w:t>
-      </w:r>
-    </w:p>
-    <w:p>
-      <w:pPr>
-        <w:pStyle w:val="FirstParagraph"/>
-      </w:pPr>
-      <w:r>
-        <w:t xml:space="preserve">First visit, before any chat appears. Full-screen modal pairing AI disclosure with consent. Two buttons:</w:t>
+        <w:t xml:space="preserve">Persistent chrome badge</w:t>
+      </w:r>
+      <w:r>
+        <w:t xml:space="preserve"> </w:t>
+      </w:r>
+      <w:r>
+        <w:t xml:space="preserve">— an</w:t>
+      </w:r>
+      <w:r>
+        <w:t xml:space="preserve"> </w:t>
+      </w:r>
+      <w:r>
+        <w:t xml:space="preserve">“AI assistant · info”</w:t>
+      </w:r>
+      <w:r>
+        <w:t xml:space="preserve"> </w:t>
+      </w:r>
+      <w:r>
+        <w:t xml:space="preserve">tag visible throughout;</w:t>
       </w:r>
       <w:r>
         <w:t xml:space="preserve"> </w:t>
@@ -936,13 +1418,91 @@
           <w:i/>
           <w:iCs/>
         </w:rPr>
-        <w:t xml:space="preserve">Continue</w:t>
-      </w:r>
-      <w:r>
-        <w:t xml:space="preserve"> </w:t>
-      </w:r>
-      <w:r>
-        <w:t xml:space="preserve">(proceeds) and</w:t>
+        <w:t xml:space="preserve">info</w:t>
+      </w:r>
+      <w:r>
+        <w:t xml:space="preserve"> </w:t>
+      </w:r>
+      <w:r>
+        <w:t xml:space="preserve">opens the privacy modal. Cannot be dismissed. Copy: §4.2.</w:t>
+      </w:r>
+    </w:p>
+    <w:p>
+      <w:pPr>
+        <w:pStyle w:val="Compact"/>
+        <w:numPr>
+          <w:ilvl w:val="0"/>
+          <w:numId w:val="1006"/>
+        </w:numPr>
+      </w:pPr>
+      <w:r>
+        <w:rPr>
+          <w:b/>
+          <w:bCs/>
+        </w:rPr>
+        <w:t xml:space="preserve">Privacy info modal</w:t>
+      </w:r>
+      <w:r>
+        <w:t xml:space="preserve"> </w:t>
+      </w:r>
+      <w:r>
+        <w:t xml:space="preserve">— the longer</w:t>
+      </w:r>
+      <w:r>
+        <w:t xml:space="preserve"> </w:t>
+      </w:r>
+      <w:r>
+        <w:t xml:space="preserve">“what happens with your data”</w:t>
+      </w:r>
+      <w:r>
+        <w:t xml:space="preserve"> </w:t>
+      </w:r>
+      <w:r>
+        <w:t xml:space="preserve">copy, opened from the opening screen or the badge. Copy: §4.3.</w:t>
+      </w:r>
+    </w:p>
+    <w:p>
+      <w:pPr>
+        <w:pStyle w:val="Compact"/>
+        <w:numPr>
+          <w:ilvl w:val="0"/>
+          <w:numId w:val="1006"/>
+        </w:numPr>
+      </w:pPr>
+      <w:r>
+        <w:rPr>
+          <w:b/>
+          <w:bCs/>
+        </w:rPr>
+        <w:t xml:space="preserve">Conversation</w:t>
+      </w:r>
+      <w:r>
+        <w:t xml:space="preserve"> </w:t>
+      </w:r>
+      <w:r>
+        <w:t xml:space="preserve">— standard chat; tool-call widgets (trip/hotel/region cards, customer stories) render inline. No new consent prompts. What the agent says is generated per visitor and isn’t in the copy table; the system prompt that shapes its voice lives outside this pack (see §5).</w:t>
+      </w:r>
+    </w:p>
+    <w:p>
+      <w:pPr>
+        <w:pStyle w:val="Compact"/>
+        <w:numPr>
+          <w:ilvl w:val="0"/>
+          <w:numId w:val="1006"/>
+        </w:numPr>
+      </w:pPr>
+      <w:r>
+        <w:rPr>
+          <w:b/>
+          <w:bCs/>
+        </w:rPr>
+        <w:t xml:space="preserve">Lead-capture form (tier-2)</w:t>
+      </w:r>
+      <w:r>
+        <w:t xml:space="preserve"> </w:t>
+      </w:r>
+      <w:r>
+        <w:t xml:space="preserve">— renders inline at handoff: name + email (required), phone + preferred method (optional), a free-text note, a collapsible disclosure of what will be shared, and an inline tier-2 consent notice by</w:t>
       </w:r>
       <w:r>
         <w:t xml:space="preserve"> </w:t>
@@ -952,13 +1512,124 @@
           <w:i/>
           <w:iCs/>
         </w:rPr>
-        <w:t xml:space="preserve">No thanks</w:t>
-      </w:r>
-      <w:r>
-        <w:t xml:space="preserve"> </w:t>
-      </w:r>
-      <w:r>
-        <w:t xml:space="preserve">(closes, nothing recorded). The server refuses chat requests from sessions without tier-1 consent.</w:t>
+        <w:t xml:space="preserve">Send</w:t>
+      </w:r>
+      <w:r>
+        <w:t xml:space="preserve"> </w:t>
+      </w:r>
+      <w:r>
+        <w:t xml:space="preserve">(no tickbox). On submit the server validates, enriches from session state, writes the durable record, and (if email is enabled) sends a verdict-aware email.</w:t>
+      </w:r>
+      <w:r>
+        <w:t xml:space="preserve"> </w:t>
+      </w:r>
+      <w:r>
+        <w:rPr>
+          <w:b/>
+          <w:bCs/>
+        </w:rPr>
+        <w:t xml:space="preserve">Dual backstop</w:t>
+      </w:r>
+      <w:r>
+        <w:t xml:space="preserve">: both the route and the handoff side-effect refuse to write without both consent flags. Copy: §4.4.</w:t>
+      </w:r>
+    </w:p>
+    <w:p>
+      <w:pPr>
+        <w:pStyle w:val="Compact"/>
+        <w:numPr>
+          <w:ilvl w:val="0"/>
+          <w:numId w:val="1006"/>
+        </w:numPr>
+      </w:pPr>
+      <w:r>
+        <w:rPr>
+          <w:b/>
+          <w:bCs/>
+        </w:rPr>
+        <w:t xml:space="preserve">Sales-facing handoff email</w:t>
+      </w:r>
+      <w:r>
+        <w:t xml:space="preserve"> </w:t>
+      </w:r>
+      <w:r>
+        <w:t xml:space="preserve">— sent for</w:t>
+      </w:r>
+      <w:r>
+        <w:t xml:space="preserve"> </w:t>
+      </w:r>
+      <w:r>
+        <w:rPr>
+          <w:rStyle w:val="VerbatimChar"/>
+        </w:rPr>
+        <w:t xml:space="preserve">qualified</w:t>
+      </w:r>
+      <w:r>
+        <w:t xml:space="preserve"> </w:t>
+      </w:r>
+      <w:r>
+        <w:t xml:space="preserve">and</w:t>
+      </w:r>
+      <w:r>
+        <w:t xml:space="preserve"> </w:t>
+      </w:r>
+      <w:r>
+        <w:rPr>
+          <w:rStyle w:val="VerbatimChar"/>
+        </w:rPr>
+        <w:t xml:space="preserve">referred_out</w:t>
+      </w:r>
+      <w:r>
+        <w:t xml:space="preserve"> </w:t>
+      </w:r>
+      <w:r>
+        <w:t xml:space="preserve">only.</w:t>
+      </w:r>
+      <w:r>
+        <w:t xml:space="preserve"> </w:t>
+      </w:r>
+      <w:r>
+        <w:rPr>
+          <w:b/>
+          <w:bCs/>
+        </w:rPr>
+        <w:t xml:space="preserve">No email</w:t>
+      </w:r>
+      <w:r>
+        <w:t xml:space="preserve"> </w:t>
+      </w:r>
+      <w:r>
+        <w:t xml:space="preserve">for</w:t>
+      </w:r>
+      <w:r>
+        <w:t xml:space="preserve"> </w:t>
+      </w:r>
+      <w:r>
+        <w:rPr>
+          <w:rStyle w:val="VerbatimChar"/>
+        </w:rPr>
+        <w:t xml:space="preserve">disqualified</w:t>
+      </w:r>
+      <w:r>
+        <w:t xml:space="preserve"> </w:t>
+      </w:r>
+      <w:r>
+        <w:t xml:space="preserve">or</w:t>
+      </w:r>
+      <w:r>
+        <w:t xml:space="preserve"> </w:t>
+      </w:r>
+      <w:r>
+        <w:rPr>
+          <w:rStyle w:val="VerbatimChar"/>
+        </w:rPr>
+        <w:t xml:space="preserve">inconclusive</w:t>
+      </w:r>
+      <w:r>
+        <w:t xml:space="preserve"> </w:t>
+      </w:r>
+      <w:r>
+        <w:t xml:space="preserve">(those keep a 90-day analytics record; sales isn’t notified). Templates: §4.6.</w:t>
       </w:r>
     </w:p>
     <w:p>
@@ -970,18 +1641,18 @@
           <wp:inline>
             <wp:extent cx="3657600" cy="5486400"/>
             <wp:effectExtent b="0" l="0" r="0" t="0"/>
-            <wp:docPr descr="Opening screen. Tier-1 disclosure plus consent. Layout shown for context; the copy in §4.1 is what counsel reviews." title="" id="19" name="Picture"/>
+            <wp:docPr descr="Opening screen. Tier-1 disclosure plus consent. Layout shown for context; the copy in §4.1 is what counsel reviews." title="" id="20" name="Picture"/>
             <a:graphic>
               <a:graphicData uri="http://schemas.openxmlformats.org/drawingml/2006/picture">
                 <pic:pic>
                   <pic:nvPicPr>
-                    <pic:cNvPr descr="screenshots/01-opening-screen.png" id="20" name="Picture"/>
+                    <pic:cNvPr descr="screenshots/01-opening-screen.png" id="21" name="Picture"/>
                     <pic:cNvPicPr>
                       <a:picLocks noChangeArrowheads="1" noChangeAspect="1"/>
                     </pic:cNvPicPr>
                   </pic:nvPicPr>
                   <pic:blipFill>
-                    <a:blip r:embed="rId18"/>
+                    <a:blip r:embed="rId19"/>
                     <a:stretch>
                       <a:fillRect/>
                     </a:stretch>
@@ -1016,52 +1687,6 @@
         <w:t xml:space="preserve">Opening screen. Tier-1 disclosure plus consent. Layout shown for context; the copy in §4.1 is what counsel reviews.</w:t>
       </w:r>
     </w:p>
-    <w:bookmarkEnd w:id="21"/>
-    <w:bookmarkStart w:id="25" w:name="surface-2.-persistent-chrome-badge"/>
-    <w:p>
-      <w:pPr>
-        <w:pStyle w:val="Heading3"/>
-      </w:pPr>
-      <w:r>
-        <w:t xml:space="preserve">Surface 2. Persistent chrome badge</w:t>
-      </w:r>
-    </w:p>
-    <w:p>
-      <w:pPr>
-        <w:pStyle w:val="FirstParagraph"/>
-      </w:pPr>
-      <w:r>
-        <w:t xml:space="preserve">Visible throughout the conversation. Small</w:t>
-      </w:r>
-      <w:r>
-        <w:t xml:space="preserve"> </w:t>
-      </w:r>
-      <w:r>
-        <w:t xml:space="preserve">“AI assistant · info”</w:t>
-      </w:r>
-      <w:r>
-        <w:t xml:space="preserve"> </w:t>
-      </w:r>
-      <w:r>
-        <w:t xml:space="preserve">tag at the top; clicking</w:t>
-      </w:r>
-      <w:r>
-        <w:t xml:space="preserve"> </w:t>
-      </w:r>
-      <w:r>
-        <w:rPr>
-          <w:i/>
-          <w:iCs/>
-        </w:rPr>
-        <w:t xml:space="preserve">info</w:t>
-      </w:r>
-      <w:r>
-        <w:t xml:space="preserve"> </w:t>
-      </w:r>
-      <w:r>
-        <w:t xml:space="preserve">opens the privacy modal. Cannot be dismissed.</w:t>
-      </w:r>
-    </w:p>
     <w:p>
       <w:pPr>
         <w:pStyle w:val="CaptionedFigure"/>
@@ -1071,7 +1696,7 @@
           <wp:inline>
             <wp:extent cx="3657600" cy="6583680"/>
             <wp:effectExtent b="0" l="0" r="0" t="0"/>
-            <wp:docPr descr="Persistent chrome badge in the top-left, visible throughout a conversation. Layout shown for context; the copy in §4.2 is what counsel reviews." title="" id="23" name="Picture"/>
+            <wp:docPr descr="Persistent chrome badge, visible throughout a conversation. Copy in §4.2 is what counsel reviews." title="" id="23" name="Picture"/>
             <a:graphic>
               <a:graphicData uri="http://schemas.openxmlformats.org/drawingml/2006/picture">
                 <pic:pic>
@@ -1114,37 +1739,7 @@
         <w:pStyle w:val="ImageCaption"/>
       </w:pPr>
       <w:r>
-        <w:t xml:space="preserve">Persistent chrome badge in the top-left, visible throughout a conversation. Layout shown for context; the copy in §4.2 is what counsel reviews.</w:t>
-      </w:r>
-    </w:p>
-    <w:bookmarkEnd w:id="25"/>
-    <w:bookmarkStart w:id="29" w:name="surface-3.-privacy-info-modal"/>
-    <w:p>
-      <w:pPr>
-        <w:pStyle w:val="Heading3"/>
-      </w:pPr>
-      <w:r>
-        <w:t xml:space="preserve">Surface 3. Privacy info modal</w:t>
-      </w:r>
-    </w:p>
-    <w:p>
-      <w:pPr>
-        <w:pStyle w:val="FirstParagraph"/>
-      </w:pPr>
-      <w:r>
-        <w:t xml:space="preserve">Opened from the opening screen’s privacy link or the chrome badge. Short modal with the longer</w:t>
-      </w:r>
-      <w:r>
-        <w:t xml:space="preserve"> </w:t>
-      </w:r>
-      <w:r>
-        <w:t xml:space="preserve">“what happens with your data”</w:t>
-      </w:r>
-      <w:r>
-        <w:t xml:space="preserve"> </w:t>
-      </w:r>
-      <w:r>
-        <w:t xml:space="preserve">copy. Closes via X, the Close button, Esc, or click-outside.</w:t>
+        <w:t xml:space="preserve">Persistent chrome badge, visible throughout a conversation. Copy in §4.2 is what counsel reviews.</w:t>
       </w:r>
     </w:p>
     <w:p>
@@ -1156,18 +1751,18 @@
           <wp:inline>
             <wp:extent cx="3657600" cy="4702628"/>
             <wp:effectExtent b="0" l="0" r="0" t="0"/>
-            <wp:docPr descr="Privacy info modal. Layout shown for context; the copy in §4.3 is what counsel reviews. Note privacy@example.com is a literal placeholder pending D-3.3.3." title="" id="27" name="Picture"/>
+            <wp:docPr descr="Privacy info modal. Copy in §4.3 is what counsel reviews. privacy@example.com is a literal placeholder pending D-3.3.3." title="" id="26" name="Picture"/>
             <a:graphic>
               <a:graphicData uri="http://schemas.openxmlformats.org/drawingml/2006/picture">
                 <pic:pic>
                   <pic:nvPicPr>
-                    <pic:cNvPr descr="screenshots/03-privacy-modal.png" id="28" name="Picture"/>
+                    <pic:cNvPr descr="screenshots/03-privacy-modal.png" id="27" name="Picture"/>
                     <pic:cNvPicPr>
                       <a:picLocks noChangeArrowheads="1" noChangeAspect="1"/>
                     </pic:cNvPicPr>
                   </pic:nvPicPr>
                   <pic:blipFill>
-                    <a:blip r:embed="rId26"/>
+                    <a:blip r:embed="rId25"/>
                     <a:stretch>
                       <a:fillRect/>
                     </a:stretch>
@@ -1199,7 +1794,7 @@
         <w:pStyle w:val="ImageCaption"/>
       </w:pPr>
       <w:r>
-        <w:t xml:space="preserve">Privacy info modal. Layout shown for context; the copy in §4.3 is what counsel reviews. Note</w:t>
+        <w:t xml:space="preserve">Privacy info modal. Copy in §4.3 is what counsel reviews.</w:t>
       </w:r>
       <w:r>
         <w:t xml:space="preserve"> </w:t>
@@ -1215,86 +1810,6 @@
       </w:r>
       <w:r>
         <w:t xml:space="preserve">is a literal placeholder pending D-3.3.3.</w:t>
-      </w:r>
-    </w:p>
-    <w:bookmarkEnd w:id="29"/>
-    <w:bookmarkStart w:id="30" w:name="surface-4.-conversation"/>
-    <w:p>
-      <w:pPr>
-        <w:pStyle w:val="Heading3"/>
-      </w:pPr>
-      <w:r>
-        <w:t xml:space="preserve">Surface 4. Conversation</w:t>
-      </w:r>
-    </w:p>
-    <w:p>
-      <w:pPr>
-        <w:pStyle w:val="FirstParagraph"/>
-      </w:pPr>
-      <w:r>
-        <w:t xml:space="preserve">Standard chat. Tool-call widgets (trip cards, hotel cards, region cards, customer stories) render inline. No new consent prompts at this stage. What the agent says is generated dynamically per visitor and isn’t in the copy table; the underlying system prompt that shapes the agent’s voice lives outside this pack (see §5).</w:t>
-      </w:r>
-    </w:p>
-    <w:bookmarkEnd w:id="30"/>
-    <w:bookmarkStart w:id="34" w:name="surface-5.-lead-capture-form-tier-2"/>
-    <w:p>
-      <w:pPr>
-        <w:pStyle w:val="Heading3"/>
-      </w:pPr>
-      <w:r>
-        <w:t xml:space="preserve">Surface 5. Lead-capture form (tier-2)</w:t>
-      </w:r>
-    </w:p>
-    <w:p>
-      <w:pPr>
-        <w:pStyle w:val="FirstParagraph"/>
-      </w:pPr>
-      <w:r>
-        <w:t xml:space="preserve">Renders inline when the agent converges on a verdict and triggers handoff. Name and email (required), phone and preferred method (optional), a free-text</w:t>
-      </w:r>
-      <w:r>
-        <w:t xml:space="preserve"> </w:t>
-      </w:r>
-      <w:r>
-        <w:t xml:space="preserve">“anything else?”</w:t>
-      </w:r>
-      <w:r>
-        <w:t xml:space="preserve"> </w:t>
-      </w:r>
-      <w:r>
-        <w:t xml:space="preserve">textarea, a collapsible disclosure showing what will be shared, a</w:t>
-      </w:r>
-      <w:r>
-        <w:t xml:space="preserve"> </w:t>
-      </w:r>
-      <w:r>
-        <w:rPr>
-          <w:b/>
-          <w:bCs/>
-        </w:rPr>
-        <w:t xml:space="preserve">required</w:t>
-      </w:r>
-      <w:r>
-        <w:t xml:space="preserve"> </w:t>
-      </w:r>
-      <w:r>
-        <w:t xml:space="preserve">tier-2 consent tickbox, and an</w:t>
-      </w:r>
-      <w:r>
-        <w:t xml:space="preserve"> </w:t>
-      </w:r>
-      <w:r>
-        <w:rPr>
-          <w:b/>
-          <w:bCs/>
-        </w:rPr>
-        <w:t xml:space="preserve">optional</w:t>
-      </w:r>
-      <w:r>
-        <w:t xml:space="preserve"> </w:t>
-      </w:r>
-      <w:r>
-        <w:t xml:space="preserve">marketing opt-in tickbox (unticked by default).</w:t>
       </w:r>
     </w:p>
     <w:p>
@@ -1306,18 +1821,18 @@
           <wp:inline>
             <wp:extent cx="3657600" cy="10241280"/>
             <wp:effectExtent b="0" l="0" r="0" t="0"/>
-            <wp:docPr descr="Lead-capture form, captured during a real qualified-handoff flow (visitor message visible above). Layout shown for context; the copy in §4.4 is what counsel reviews." title="" id="32" name="Picture"/>
+            <wp:docPr descr="Lead-capture form, captured during a real qualified-handoff flow. Copy in §4.4 is what counsel reviews." title="" id="29" name="Picture"/>
             <a:graphic>
               <a:graphicData uri="http://schemas.openxmlformats.org/drawingml/2006/picture">
                 <pic:pic>
                   <pic:nvPicPr>
-                    <pic:cNvPr descr="screenshots/04-lead-capture-form.png" id="33" name="Picture"/>
+                    <pic:cNvPr descr="screenshots/04-lead-capture-form.png" id="30" name="Picture"/>
                     <pic:cNvPicPr>
                       <a:picLocks noChangeArrowheads="1" noChangeAspect="1"/>
                     </pic:cNvPicPr>
                   </pic:nvPicPr>
                   <pic:blipFill>
-                    <a:blip r:embed="rId31"/>
+                    <a:blip r:embed="rId28"/>
                     <a:stretch>
                       <a:fillRect/>
                     </a:stretch>
@@ -1349,119 +1864,7 @@
         <w:pStyle w:val="ImageCaption"/>
       </w:pPr>
       <w:r>
-        <w:t xml:space="preserve">Lead-capture form, captured during a real qualified-handoff flow (visitor message visible above). Layout shown for context; the copy in §4.4 is what counsel reviews.</w:t>
-      </w:r>
-    </w:p>
-    <w:p>
-      <w:pPr>
-        <w:pStyle w:val="BodyText"/>
-      </w:pPr>
-      <w:r>
-        <w:t xml:space="preserve">On Submit, the server validates, enriches the payload from session state, writes the durable record, and (if email is enabled) sends a verdict-aware email.</w:t>
-      </w:r>
-      <w:r>
-        <w:t xml:space="preserve"> </w:t>
-      </w:r>
-      <w:r>
-        <w:rPr>
-          <w:b/>
-          <w:bCs/>
-        </w:rPr>
-        <w:t xml:space="preserve">Dual backstop</w:t>
-      </w:r>
-      <w:r>
-        <w:t xml:space="preserve">: both the server route and the underlying handoff side-effect refuse to write the record without both consent flags.</w:t>
-      </w:r>
-    </w:p>
-    <w:bookmarkEnd w:id="34"/>
-    <w:bookmarkStart w:id="35" w:name="surface-6.-sales-facing-handoff-email"/>
-    <w:p>
-      <w:pPr>
-        <w:pStyle w:val="Heading3"/>
-      </w:pPr>
-      <w:r>
-        <w:t xml:space="preserve">Surface 6. Sales-facing handoff email</w:t>
-      </w:r>
-    </w:p>
-    <w:p>
-      <w:pPr>
-        <w:pStyle w:val="FirstParagraph"/>
-      </w:pPr>
-      <w:r>
-        <w:t xml:space="preserve">Sent to Swoop’s sales inbox for</w:t>
-      </w:r>
-      <w:r>
-        <w:t xml:space="preserve"> </w:t>
-      </w:r>
-      <w:r>
-        <w:rPr>
-          <w:rStyle w:val="VerbatimChar"/>
-        </w:rPr>
-        <w:t xml:space="preserve">qualified</w:t>
-      </w:r>
-      <w:r>
-        <w:t xml:space="preserve"> </w:t>
-      </w:r>
-      <w:r>
-        <w:t xml:space="preserve">and</w:t>
-      </w:r>
-      <w:r>
-        <w:t xml:space="preserve"> </w:t>
-      </w:r>
-      <w:r>
-        <w:rPr>
-          <w:rStyle w:val="VerbatimChar"/>
-        </w:rPr>
-        <w:t xml:space="preserve">referred_out</w:t>
-      </w:r>
-      <w:r>
-        <w:t xml:space="preserve"> </w:t>
-      </w:r>
-      <w:r>
-        <w:t xml:space="preserve">verdicts.</w:t>
-      </w:r>
-      <w:r>
-        <w:t xml:space="preserve"> </w:t>
-      </w:r>
-      <w:r>
-        <w:rPr>
-          <w:b/>
-          <w:bCs/>
-        </w:rPr>
-        <w:t xml:space="preserve">No email</w:t>
-      </w:r>
-      <w:r>
-        <w:t xml:space="preserve"> </w:t>
-      </w:r>
-      <w:r>
-        <w:t xml:space="preserve">for</w:t>
-      </w:r>
-      <w:r>
-        <w:t xml:space="preserve"> </w:t>
-      </w:r>
-      <w:r>
-        <w:rPr>
-          <w:rStyle w:val="VerbatimChar"/>
-        </w:rPr>
-        <w:t xml:space="preserve">disqualified</w:t>
-      </w:r>
-      <w:r>
-        <w:t xml:space="preserve"> </w:t>
-      </w:r>
-      <w:r>
-        <w:t xml:space="preserve">or</w:t>
-      </w:r>
-      <w:r>
-        <w:t xml:space="preserve"> </w:t>
-      </w:r>
-      <w:r>
-        <w:rPr>
-          <w:rStyle w:val="VerbatimChar"/>
-        </w:rPr>
-        <w:t xml:space="preserve">inconclusive</w:t>
-      </w:r>
-      <w:r>
-        <w:t xml:space="preserve">. Those keep a 90-day durable record for analytics; sales isn’t notified. Templates are in §4.6.</w:t>
+        <w:t xml:space="preserve">Lead-capture form, captured during a real qualified-handoff flow. Copy in §4.4 is what counsel reviews.</w:t>
       </w:r>
     </w:p>
     <w:p>
@@ -1471,9 +1874,8 @@
         </w:pict>
       </w:r>
     </w:p>
-    <w:bookmarkEnd w:id="35"/>
-    <w:bookmarkEnd w:id="36"/>
-    <w:bookmarkStart w:id="63" w:name="decisions-needed-from-swoop-and-counsel"/>
+    <w:bookmarkEnd w:id="31"/>
+    <w:bookmarkStart w:id="51" w:name="decisions-needed-from-swoop-and-counsel"/>
     <w:p>
       <w:pPr>
         <w:pStyle w:val="Heading1"/>
@@ -1482,24 +1884,6 @@
         <w:t xml:space="preserve">3. Decisions needed from Swoop and counsel</w:t>
       </w:r>
     </w:p>
-    <w:bookmarkStart w:id="46" w:name="counsel-only-calls"/>
-    <w:p>
-      <w:pPr>
-        <w:pStyle w:val="Heading2"/>
-      </w:pPr>
-      <w:r>
-        <w:t xml:space="preserve">3.1 Counsel-only calls</w:t>
-      </w:r>
-    </w:p>
-    <w:bookmarkStart w:id="37" w:name="d-3.1.1.-dpia-needed"/>
-    <w:p>
-      <w:pPr>
-        <w:pStyle w:val="Heading3"/>
-      </w:pPr>
-      <w:r>
-        <w:t xml:space="preserve">D-3.1.1. DPIA needed?</w:t>
-      </w:r>
-    </w:p>
     <w:p>
       <w:pPr>
         <w:pStyle w:val="FirstParagraph"/>
@@ -1509,10 +1893,48 @@
           <w:b/>
           <w:bCs/>
         </w:rPr>
-        <w:t xml:space="preserve">Why</w:t>
-      </w:r>
-      <w:r>
-        <w:t xml:space="preserve">: GDPR Art. 35 requires a DPIA where processing is</w:t>
+        <w:t xml:space="preserve">Already resolved — no action:</w:t>
+      </w:r>
+    </w:p>
+    <w:p>
+      <w:pPr>
+        <w:pStyle w:val="Compact"/>
+        <w:numPr>
+          <w:ilvl w:val="0"/>
+          <w:numId w:val="1007"/>
+        </w:numPr>
+      </w:pPr>
+      <w:r>
+        <w:rPr>
+          <w:b/>
+          <w:bCs/>
+        </w:rPr>
+        <w:t xml:space="preserve">D-3.2.2 — Marketing opt-in: removed</w:t>
+      </w:r>
+      <w:r>
+        <w:t xml:space="preserve"> </w:t>
+      </w:r>
+      <w:r>
+        <w:t xml:space="preserve">end-to-end 2026-06-16 (form, schema, durable record, email). No marketing consent is collected.</w:t>
+      </w:r>
+    </w:p>
+    <w:p>
+      <w:pPr>
+        <w:pStyle w:val="Compact"/>
+        <w:numPr>
+          <w:ilvl w:val="0"/>
+          <w:numId w:val="1007"/>
+        </w:numPr>
+      </w:pPr>
+      <w:r>
+        <w:rPr>
+          <w:b/>
+          <w:bCs/>
+        </w:rPr>
+        <w:t xml:space="preserve">D-3.1.9 (part) — Conversation retention disclosed</w:t>
+      </w:r>
+      <w:r>
+        <w:t xml:space="preserve">: tier-1 and the privacy modal now tell visitors conversations are kept and</w:t>
       </w:r>
       <w:r>
         <w:t xml:space="preserve"> </w:t>
@@ -1522,10 +1944,93 @@
           <w:i/>
           <w:iCs/>
         </w:rPr>
-        <w:t xml:space="preserve">“likely to result in a high risk”</w:t>
-      </w:r>
-      <w:r>
-        <w:t xml:space="preserve">.</w:t>
+        <w:t xml:space="preserve">“any saved data is always anonymised before we do any internal analyses”</w:t>
+      </w:r>
+      <w:r>
+        <w:t xml:space="preserve">. Open sub-points remain below.</w:t>
+      </w:r>
+    </w:p>
+    <w:bookmarkStart w:id="42" w:name="counsel-only-calls"/>
+    <w:p>
+      <w:pPr>
+        <w:pStyle w:val="Heading2"/>
+      </w:pPr>
+      <w:r>
+        <w:t xml:space="preserve">3.1 Counsel-only calls</w:t>
+      </w:r>
+    </w:p>
+    <w:bookmarkStart w:id="32" w:name="Xd08199e0af422f9918740ca09580a9872fa55e7"/>
+    <w:p>
+      <w:pPr>
+        <w:pStyle w:val="Heading3"/>
+      </w:pPr>
+      <w:r>
+        <w:t xml:space="preserve">D-3.1.10. Google Gemini API as a processor of visitor query text — disclosure and terms</w:t>
+      </w:r>
+      <w:r>
+        <w:t xml:space="preserve"> </w:t>
+      </w:r>
+      <w:r>
+        <w:rPr>
+          <w:i/>
+          <w:iCs/>
+        </w:rPr>
+        <w:t xml:space="preserve">(new in v0.8)</w:t>
+      </w:r>
+    </w:p>
+    <w:p>
+      <w:pPr>
+        <w:pStyle w:val="FirstParagraph"/>
+      </w:pPr>
+      <w:r>
+        <w:rPr>
+          <w:b/>
+          <w:bCs/>
+        </w:rPr>
+        <w:t xml:space="preserve">Why</w:t>
+      </w:r>
+      <w:r>
+        <w:t xml:space="preserve">: on most retrieval steps the agent embeds the visitor’s own search text via Google’s</w:t>
+      </w:r>
+      <w:r>
+        <w:t xml:space="preserve"> </w:t>
+      </w:r>
+      <w:r>
+        <w:rPr>
+          <w:rStyle w:val="VerbatimChar"/>
+        </w:rPr>
+        <w:t xml:space="preserve">gemini-embedding-001</w:t>
+      </w:r>
+      <w:r>
+        <w:t xml:space="preserve"> </w:t>
+      </w:r>
+      <w:r>
+        <w:t xml:space="preserve">model, calling the public Generative Language API (</w:t>
+      </w:r>
+      <w:r>
+        <w:rPr>
+          <w:rStyle w:val="VerbatimChar"/>
+        </w:rPr>
+        <w:t xml:space="preserve">generativelanguage.googleapis.com</w:t>
+      </w:r>
+      <w:r>
+        <w:t xml:space="preserve">). Visitor-derived text therefore reaches Google at runtime, on the conversation path — a</w:t>
+      </w:r>
+      <w:r>
+        <w:t xml:space="preserve"> </w:t>
+      </w:r>
+      <w:r>
+        <w:rPr>
+          <w:b/>
+          <w:bCs/>
+        </w:rPr>
+        <w:t xml:space="preserve">model-provider</w:t>
+      </w:r>
+      <w:r>
+        <w:t xml:space="preserve"> </w:t>
+      </w:r>
+      <w:r>
+        <w:t xml:space="preserve">role, distinct from Google Cloud hosting.</w:t>
       </w:r>
     </w:p>
     <w:p>
@@ -1537,15 +2042,99 @@
           <w:b/>
           <w:bCs/>
         </w:rPr>
-        <w:t xml:space="preserve">Our reading</w:t>
-      </w:r>
-      <w:r>
-        <w:t xml:space="preserve">: narrow processing scope, explicit-consent basis, no Art. 22 automated decision-making. None of the typical high-risk indicators apply.</w:t>
-      </w:r>
-    </w:p>
-    <w:p>
-      <w:pPr>
-        <w:pStyle w:val="BodyText"/>
+        <w:t xml:space="preserve">Two consequences</w:t>
+      </w:r>
+      <w:r>
+        <w:t xml:space="preserve">:</w:t>
+      </w:r>
+    </w:p>
+    <w:p>
+      <w:pPr>
+        <w:pStyle w:val="Compact"/>
+        <w:numPr>
+          <w:ilvl w:val="0"/>
+          <w:numId w:val="1008"/>
+        </w:numPr>
+      </w:pPr>
+      <w:r>
+        <w:t xml:space="preserve">The public Gemini API has</w:t>
+      </w:r>
+      <w:r>
+        <w:t xml:space="preserve"> </w:t>
+      </w:r>
+      <w:r>
+        <w:rPr>
+          <w:b/>
+          <w:bCs/>
+        </w:rPr>
+        <w:t xml:space="preserve">no EU region pinning</w:t>
+      </w:r>
+      <w:r>
+        <w:t xml:space="preserve"> </w:t>
+      </w:r>
+      <w:r>
+        <w:t xml:space="preserve">by default.</w:t>
+      </w:r>
+      <w:r>
+        <w:t xml:space="preserve"> </w:t>
+      </w:r>
+      <w:r>
+        <w:rPr>
+          <w:b/>
+          <w:bCs/>
+        </w:rPr>
+        <w:t xml:space="preserve">Vertex AI</w:t>
+      </w:r>
+      <w:r>
+        <w:t xml:space="preserve"> </w:t>
+      </w:r>
+      <w:r>
+        <w:t xml:space="preserve">is the region-pinnable alternative and is covered by the Google Cloud DPA; the public API is governed by the Gemini API terms instead.</w:t>
+      </w:r>
+    </w:p>
+    <w:p>
+      <w:pPr>
+        <w:pStyle w:val="Compact"/>
+        <w:numPr>
+          <w:ilvl w:val="0"/>
+          <w:numId w:val="1008"/>
+        </w:numPr>
+      </w:pPr>
+      <w:r>
+        <w:t xml:space="preserve">The</w:t>
+      </w:r>
+      <w:r>
+        <w:t xml:space="preserve"> </w:t>
+      </w:r>
+      <w:r>
+        <w:t xml:space="preserve">“not used to train third-party AI models”</w:t>
+      </w:r>
+      <w:r>
+        <w:t xml:space="preserve"> </w:t>
+      </w:r>
+      <w:r>
+        <w:t xml:space="preserve">promise to visitors (§4.1, §4.3) holds on the</w:t>
+      </w:r>
+      <w:r>
+        <w:t xml:space="preserve"> </w:t>
+      </w:r>
+      <w:r>
+        <w:rPr>
+          <w:b/>
+          <w:bCs/>
+        </w:rPr>
+        <w:t xml:space="preserve">paid</w:t>
+      </w:r>
+      <w:r>
+        <w:t xml:space="preserve"> </w:t>
+      </w:r>
+      <w:r>
+        <w:t xml:space="preserve">Gemini API tier, not the free tier. Launch must use a paid key.</w:t>
+      </w:r>
+    </w:p>
+    <w:p>
+      <w:pPr>
+        <w:pStyle w:val="FirstParagraph"/>
       </w:pPr>
       <w:r>
         <w:rPr>
@@ -1555,7 +2144,7 @@
         <w:t xml:space="preserve">Required</w:t>
       </w:r>
       <w:r>
-        <w:t xml:space="preserve">: confirm or override. If a DPIA is required, it’s a sibling deliverable to this pack.</w:t>
+        <w:t xml:space="preserve">: confirm whether to (a) stay on the public Gemini API or move to Vertex AI for region/DPA alignment; (b) which terms/DPA cover this call (see D-3.1.7); (c) that the visitor-facing no-training promise is acceptable on the paid-tier basis. Region routing is folded into D-3.1.6.</w:t>
       </w:r>
     </w:p>
     <w:p>
@@ -1565,14 +2154,14 @@
         </w:pict>
       </w:r>
     </w:p>
-    <w:bookmarkEnd w:id="37"/>
-    <w:bookmarkStart w:id="38" w:name="d-3.1.2.-article-22-framing"/>
+    <w:bookmarkEnd w:id="32"/>
+    <w:bookmarkStart w:id="33" w:name="d-3.1.1.-dpia-needed"/>
     <w:p>
       <w:pPr>
         <w:pStyle w:val="Heading3"/>
       </w:pPr>
       <w:r>
-        <w:t xml:space="preserve">D-3.1.2. Article 22 framing</w:t>
+        <w:t xml:space="preserve">D-3.1.1. DPIA needed?</w:t>
       </w:r>
     </w:p>
     <w:p>
@@ -1587,7 +2176,7 @@
         <w:t xml:space="preserve">Why</w:t>
       </w:r>
       <w:r>
-        <w:t xml:space="preserve">: Art. 22 protects against</w:t>
+        <w:t xml:space="preserve">: Art. 35 requires a DPIA where processing is</w:t>
       </w:r>
       <w:r>
         <w:t xml:space="preserve"> </w:t>
@@ -1597,40 +2186,14 @@
           <w:i/>
           <w:iCs/>
         </w:rPr>
-        <w:t xml:space="preserve">solely automated decisions</w:t>
-      </w:r>
-      <w:r>
-        <w:t xml:space="preserve"> </w:t>
-      </w:r>
-      <w:r>
-        <w:t xml:space="preserve">with</w:t>
-      </w:r>
-      <w:r>
-        <w:t xml:space="preserve"> </w:t>
-      </w:r>
-      <w:r>
-        <w:t xml:space="preserve">“legal effects”</w:t>
-      </w:r>
-      <w:r>
-        <w:t xml:space="preserve"> </w:t>
-      </w:r>
-      <w:r>
-        <w:t xml:space="preserve">or</w:t>
-      </w:r>
-      <w:r>
-        <w:t xml:space="preserve"> </w:t>
-      </w:r>
-      <w:r>
-        <w:t xml:space="preserve">“similarly significant effects”</w:t>
+        <w:t xml:space="preserve">“likely to result in a high risk”</w:t>
       </w:r>
       <w:r>
         <w:t xml:space="preserve">.</w:t>
       </w:r>
-    </w:p>
-    <w:p>
-      <w:pPr>
-        <w:pStyle w:val="BodyText"/>
-      </w:pPr>
+      <w:r>
+        <w:t xml:space="preserve"> </w:t>
+      </w:r>
       <w:r>
         <w:rPr>
           <w:b/>
@@ -1639,13 +2202,11 @@
         <w:t xml:space="preserve">Our reading</w:t>
       </w:r>
       <w:r>
-        <w:t xml:space="preserve">: the agent’s triage classifier categorises visitors (qualified, referred-out, disqualified, inconclusive) but this is a routing signal, not a binding decision. Sales follow-up is human-led; disqualified visitors aren’t denied service in any binding sense (they can still browse the site and use existing contact forms). A specialist can revise the verdict after handoff.</w:t>
-      </w:r>
-    </w:p>
-    <w:p>
-      <w:pPr>
-        <w:pStyle w:val="BodyText"/>
-      </w:pPr>
+        <w:t xml:space="preserve">: narrow scope, explicit-consent basis, no Art. 22 automated decision-making — none of the typical high-risk indicators apply.</w:t>
+      </w:r>
+      <w:r>
+        <w:t xml:space="preserve"> </w:t>
+      </w:r>
       <w:r>
         <w:rPr>
           <w:b/>
@@ -1654,19 +2215,7 @@
         <w:t xml:space="preserve">Required</w:t>
       </w:r>
       <w:r>
-        <w:t xml:space="preserve">: confirm Art. 22 doesn’t apply, or instruct us to add a</w:t>
-      </w:r>
-      <w:r>
-        <w:t xml:space="preserve"> </w:t>
-      </w:r>
-      <w:r>
-        <w:t xml:space="preserve">“human-review-before-consequence”</w:t>
-      </w:r>
-      <w:r>
-        <w:t xml:space="preserve"> </w:t>
-      </w:r>
-      <w:r>
-        <w:t xml:space="preserve">surface.</w:t>
+        <w:t xml:space="preserve">: confirm or override. If required, it’s a sibling deliverable to this pack.</w:t>
       </w:r>
     </w:p>
     <w:p>
@@ -1676,14 +2225,14 @@
         </w:pict>
       </w:r>
     </w:p>
-    <w:bookmarkEnd w:id="38"/>
-    <w:bookmarkStart w:id="39" w:name="d-3.1.3.-retention-windows-defensibility"/>
+    <w:bookmarkEnd w:id="33"/>
+    <w:bookmarkStart w:id="34" w:name="d-3.1.2.-article-22-framing"/>
     <w:p>
       <w:pPr>
         <w:pStyle w:val="Heading3"/>
       </w:pPr>
       <w:r>
-        <w:t xml:space="preserve">D-3.1.3. Retention windows defensibility</w:t>
+        <w:t xml:space="preserve">D-3.1.2. Article 22 framing</w:t>
       </w:r>
     </w:p>
     <w:p>
@@ -1698,7 +2247,93 @@
         <w:t xml:space="preserve">Why</w:t>
       </w:r>
       <w:r>
-        <w:t xml:space="preserve">: GDPR Art. 5(1)(e) requires data to be kept no longer than necessary.</w:t>
+        <w:t xml:space="preserve">: Art. 22 protects against</w:t>
+      </w:r>
+      <w:r>
+        <w:t xml:space="preserve"> </w:t>
+      </w:r>
+      <w:r>
+        <w:rPr>
+          <w:i/>
+          <w:iCs/>
+        </w:rPr>
+        <w:t xml:space="preserve">solely automated decisions</w:t>
+      </w:r>
+      <w:r>
+        <w:t xml:space="preserve"> </w:t>
+      </w:r>
+      <w:r>
+        <w:t xml:space="preserve">with legal or similarly significant effects.</w:t>
+      </w:r>
+      <w:r>
+        <w:t xml:space="preserve"> </w:t>
+      </w:r>
+      <w:r>
+        <w:rPr>
+          <w:b/>
+          <w:bCs/>
+        </w:rPr>
+        <w:t xml:space="preserve">Our reading</w:t>
+      </w:r>
+      <w:r>
+        <w:t xml:space="preserve">: the triage classifier categorises visitors but this is a routing signal, not a binding decision. Follow-up is human-led; disqualified visitors aren’t denied service (they can still browse and use existing forms); a specialist can revise the verdict.</w:t>
+      </w:r>
+      <w:r>
+        <w:t xml:space="preserve"> </w:t>
+      </w:r>
+      <w:r>
+        <w:rPr>
+          <w:b/>
+          <w:bCs/>
+        </w:rPr>
+        <w:t xml:space="preserve">Required</w:t>
+      </w:r>
+      <w:r>
+        <w:t xml:space="preserve">: confirm Art. 22 doesn’t apply, or instruct us to add a</w:t>
+      </w:r>
+      <w:r>
+        <w:t xml:space="preserve"> </w:t>
+      </w:r>
+      <w:r>
+        <w:t xml:space="preserve">“human-review-before-consequence”</w:t>
+      </w:r>
+      <w:r>
+        <w:t xml:space="preserve"> </w:t>
+      </w:r>
+      <w:r>
+        <w:t xml:space="preserve">surface.</w:t>
+      </w:r>
+    </w:p>
+    <w:p>
+      <w:r>
+        <w:pict>
+          <v:rect style="width:0;height:1.5pt" o:hralign="center" o:hrstd="t" o:hr="t"/>
+        </w:pict>
+      </w:r>
+    </w:p>
+    <w:bookmarkEnd w:id="34"/>
+    <w:bookmarkStart w:id="35" w:name="Xe0d3495173ad6add9f4726d05a3c1f45712da67"/>
+    <w:p>
+      <w:pPr>
+        <w:pStyle w:val="Heading3"/>
+      </w:pPr>
+      <w:r>
+        <w:t xml:space="preserve">D-3.1.3. Retention windows and enforcement</w:t>
+      </w:r>
+    </w:p>
+    <w:p>
+      <w:pPr>
+        <w:pStyle w:val="FirstParagraph"/>
+      </w:pPr>
+      <w:r>
+        <w:rPr>
+          <w:b/>
+          <w:bCs/>
+        </w:rPr>
+        <w:t xml:space="preserve">Why</w:t>
+      </w:r>
+      <w:r>
+        <w:t xml:space="preserve">: Art. 5(1)(e) requires data kept no longer than necessary.</w:t>
       </w:r>
     </w:p>
     <w:tbl>
@@ -1808,10 +2443,13 @@
                 <w:b/>
                 <w:bCs/>
               </w:rPr>
-              <w:t xml:space="preserve">No</w:t>
-            </w:r>
-            <w:r>
-              <w:t xml:space="preserve">. Sessions live in-memory until orchestrator restart; sweeper not yet wired.</w:t>
+              <w:t xml:space="preserve">Yes</w:t>
+            </w:r>
+            <w:r>
+              <w:t xml:space="preserve"> </w:t>
+            </w:r>
+            <w:r>
+              <w:t xml:space="preserve">— sessions are durable in Postgres; a wired deletion sweep enforces the idle/archive TTL.</w:t>
             </w:r>
           </w:p>
         </w:tc>
@@ -1861,10 +2499,13 @@
                 <w:b/>
                 <w:bCs/>
               </w:rPr>
-              <w:t xml:space="preserve">No</w:t>
-            </w:r>
-            <w:r>
-              <w:t xml:space="preserve">. As above.</w:t>
+              <w:t xml:space="preserve">Yes</w:t>
+            </w:r>
+            <w:r>
+              <w:t xml:space="preserve"> </w:t>
+            </w:r>
+            <w:r>
+              <w:t xml:space="preserve">— same sweep.</w:t>
             </w:r>
           </w:p>
         </w:tc>
@@ -1877,7 +2518,7 @@
               <w:pStyle w:val="Compact"/>
             </w:pPr>
             <w:r>
-              <w:t xml:space="preserve">Handoff, qualified or referred-out</w:t>
+              <w:t xml:space="preserve">Handoff, qualified / referred-out</w:t>
             </w:r>
           </w:p>
         </w:tc>
@@ -1909,7 +2550,7 @@
               <w:pStyle w:val="Compact"/>
             </w:pPr>
             <w:r>
-              <w:t xml:space="preserve">Art. 6(1)(a) consent plus sales lifecycle</w:t>
+              <w:t xml:space="preserve">Art. 6(1)(a) consent + sales lifecycle</w:t>
             </w:r>
           </w:p>
         </w:tc>
@@ -1927,7 +2568,10 @@
               <w:t xml:space="preserve">Yes</w:t>
             </w:r>
             <w:r>
-              <w:t xml:space="preserve">, in code; sweeper disabled by default in staging, flips on at launch.</w:t>
+              <w:t xml:space="preserve"> </w:t>
+            </w:r>
+            <w:r>
+              <w:t xml:space="preserve">— hard-delete sweep in code; disabled by default in staging, flips on at launch.</w:t>
             </w:r>
           </w:p>
         </w:tc>
@@ -1940,7 +2584,7 @@
               <w:pStyle w:val="Compact"/>
             </w:pPr>
             <w:r>
-              <w:t xml:space="preserve">Handoff, disqualified</w:t>
+              <w:t xml:space="preserve">Handoff, disqualified / inconclusive</w:t>
             </w:r>
           </w:p>
         </w:tc>
@@ -1966,31 +2610,7 @@
               <w:pStyle w:val="Compact"/>
             </w:pPr>
             <w:r>
-              <w:t xml:space="preserve">Art. 6(1)(f) legitimate interest in product analytics</w:t>
-            </w:r>
-          </w:p>
-        </w:tc>
-        <w:tc>
-          <w:tcPr/>
-          <w:p>
-            <w:pPr>
-              <w:pStyle w:val="Compact"/>
-            </w:pPr>
-            <w:r>
-              <w:t xml:space="preserve">As above.</w:t>
-            </w:r>
-          </w:p>
-        </w:tc>
-      </w:tr>
-      <w:tr>
-        <w:tc>
-          <w:tcPr/>
-          <w:p>
-            <w:pPr>
-              <w:pStyle w:val="Compact"/>
-            </w:pPr>
-            <w:r>
-              <w:t xml:space="preserve">Handoff, inconclusive</w:t>
+              <w:t xml:space="preserve">Art. 6(1)(f) legitimate interest (product analytics)</w:t>
             </w:r>
           </w:p>
         </w:tc>
@@ -2005,29 +2625,28 @@
                 <w:b/>
                 <w:bCs/>
               </w:rPr>
-              <w:t xml:space="preserve">90 days</w:t>
-            </w:r>
-          </w:p>
-        </w:tc>
-        <w:tc>
-          <w:tcPr/>
-          <w:p>
-            <w:pPr>
-              <w:pStyle w:val="Compact"/>
-            </w:pPr>
-            <w:r>
-              <w:t xml:space="preserve">Art. 6(1)(f) legitimate interest in product analytics</w:t>
-            </w:r>
-          </w:p>
-        </w:tc>
-        <w:tc>
-          <w:tcPr/>
-          <w:p>
-            <w:pPr>
-              <w:pStyle w:val="Compact"/>
-            </w:pPr>
-            <w:r>
-              <w:t xml:space="preserve">As above.</w:t>
+              <w:t xml:space="preserve">Yes</w:t>
+            </w:r>
+            <w:r>
+              <w:t xml:space="preserve"> </w:t>
+            </w:r>
+            <w:r>
+              <w:t xml:space="preserve">— same sweep. No</w:t>
+            </w:r>
+            <w:r>
+              <w:t xml:space="preserve"> </w:t>
+            </w:r>
+            <w:r>
+              <w:rPr>
+                <w:rStyle w:val="VerbatimChar"/>
+              </w:rPr>
+              <w:t xml:space="preserve">contact</w:t>
+            </w:r>
+            <w:r>
+              <w:t xml:space="preserve"> </w:t>
+            </w:r>
+            <w:r>
+              <w:t xml:space="preserve">field stored on these records.</w:t>
             </w:r>
           </w:p>
         </w:tc>
@@ -2062,7 +2681,7 @@
               <w:pStyle w:val="Compact"/>
             </w:pPr>
             <w:r>
-              <w:t xml:space="preserve">bundled with the handoff record (audit trail)</w:t>
+              <w:t xml:space="preserve">bundled with the record (audit trail)</w:t>
             </w:r>
           </w:p>
         </w:tc>
@@ -2086,18 +2705,18 @@
               <w:pStyle w:val="Compact"/>
             </w:pPr>
             <w:r>
-              <w:t xml:space="preserve">Cloud Logging events</w:t>
-            </w:r>
-          </w:p>
-        </w:tc>
-        <w:tc>
-          <w:tcPr/>
-          <w:p>
-            <w:pPr>
-              <w:pStyle w:val="Compact"/>
-            </w:pPr>
-            <w:r>
-              <w:t xml:space="preserve">30 days</w:t>
+              <w:t xml:space="preserve">Server request / event logs</w:t>
+            </w:r>
+          </w:p>
+        </w:tc>
+        <w:tc>
+          <w:tcPr/>
+          <w:p>
+            <w:pPr>
+              <w:pStyle w:val="Compact"/>
+            </w:pPr>
+            <w:r>
+              <w:t xml:space="preserve">Per deployment policy</w:t>
             </w:r>
           </w:p>
         </w:tc>
@@ -2119,7 +2738,7 @@
               <w:pStyle w:val="Compact"/>
             </w:pPr>
             <w:r>
-              <w:t xml:space="preserve">Yes. Google Cloud native.</w:t>
+              <w:t xml:space="preserve">Host/ingress logs per their config; Puma’s event stream holds no PII.</w:t>
             </w:r>
           </w:p>
         </w:tc>
@@ -2149,19 +2768,7 @@
         <w:t xml:space="preserve"> </w:t>
       </w:r>
       <w:r>
-        <w:t xml:space="preserve">branch isn’t auto-enforced. It requires an operator-initiated deletion. The 360-day outer bound is the failsafe.</w:t>
-      </w:r>
-      <w:r>
-        <w:t xml:space="preserve"> </w:t>
-      </w:r>
-      <w:r>
-        <w:t xml:space="preserve">“360 days”</w:t>
-      </w:r>
-      <w:r>
-        <w:t xml:space="preserve"> </w:t>
-      </w:r>
-      <w:r>
-        <w:t xml:space="preserve">rather than</w:t>
+        <w:t xml:space="preserve">branch is operator-initiated, not auto-enforced; the 360-day bound (rather than</w:t>
       </w:r>
       <w:r>
         <w:t xml:space="preserve"> </w:t>
@@ -2170,10 +2777,23 @@
         <w:t xml:space="preserve">“12 months”</w:t>
       </w:r>
       <w:r>
-        <w:t xml:space="preserve"> </w:t>
-      </w:r>
-      <w:r>
-        <w:t xml:space="preserve">avoids calendar and leap-year edge cases; errs conservative under Art. 5(1)(e).</w:t>
+        <w:t xml:space="preserve">) is the conservative failsafe, avoiding calendar/leap-year edges. The</w:t>
+      </w:r>
+      <w:r>
+        <w:t xml:space="preserve"> </w:t>
+      </w:r>
+      <w:r>
+        <w:rPr>
+          <w:b/>
+          <w:bCs/>
+        </w:rPr>
+        <w:t xml:space="preserve">shape-dependent items</w:t>
+      </w:r>
+      <w:r>
+        <w:t xml:space="preserve"> </w:t>
+      </w:r>
+      <w:r>
+        <w:t xml:space="preserve">flagged for the deployment decision (single-VM vs managed services): server log retention (a managed log sink with a 30-day default vs the VM’s own configured policy) and database backups (see below).</w:t>
       </w:r>
     </w:p>
     <w:p>
@@ -2189,334 +2809,6 @@
       </w:r>
       <w:r>
         <w:t xml:space="preserve">:</w:t>
-      </w:r>
-    </w:p>
-    <w:p>
-      <w:pPr>
-        <w:pStyle w:val="Compact"/>
-        <w:numPr>
-          <w:ilvl w:val="0"/>
-          <w:numId w:val="1007"/>
-        </w:numPr>
-      </w:pPr>
-      <w:r>
-        <w:t xml:space="preserve">Is the 90-day analytics retention for disqualified and inconclusive verdicts defensible under legitimate-interest balancing? No</w:t>
-      </w:r>
-      <w:r>
-        <w:t xml:space="preserve"> </w:t>
-      </w:r>
-      <w:r>
-        <w:rPr>
-          <w:rStyle w:val="VerbatimChar"/>
-        </w:rPr>
-        <w:t xml:space="preserve">contact</w:t>
-      </w:r>
-      <w:r>
-        <w:t xml:space="preserve"> </w:t>
-      </w:r>
-      <w:r>
-        <w:t xml:space="preserve">field is stored on those records.</w:t>
-      </w:r>
-    </w:p>
-    <w:p>
-      <w:pPr>
-        <w:pStyle w:val="Compact"/>
-        <w:numPr>
-          <w:ilvl w:val="0"/>
-          <w:numId w:val="1007"/>
-        </w:numPr>
-      </w:pPr>
-      <w:r>
-        <w:t xml:space="preserve">Is the 360-day outer bound right for qualified and referred-out? Swoop’s actual sales-lead lifecycle is the ground truth.</w:t>
-      </w:r>
-    </w:p>
-    <w:p>
-      <w:pPr>
-        <w:pStyle w:val="Compact"/>
-        <w:numPr>
-          <w:ilvl w:val="0"/>
-          <w:numId w:val="1007"/>
-        </w:numPr>
-      </w:pPr>
-      <w:r>
-        <w:t xml:space="preserve">Is the 7-day Google Cloud SQL backup window for erasure-then-restore acceptable?</w:t>
-      </w:r>
-    </w:p>
-    <w:p>
-      <w:pPr>
-        <w:pStyle w:val="Compact"/>
-        <w:numPr>
-          <w:ilvl w:val="0"/>
-          <w:numId w:val="1007"/>
-        </w:numPr>
-      </w:pPr>
-      <w:r>
-        <w:t xml:space="preserve">Is unwired session-side enforcement acceptable at launch (sessions clear on orchestrator restart, which happens at least daily under Cloud Run lifecycle), or required before public traffic? See also D-3.1.9.</w:t>
-      </w:r>
-    </w:p>
-    <w:p>
-      <w:r>
-        <w:pict>
-          <v:rect style="width:0;height:1.5pt" o:hralign="center" o:hrstd="t" o:hr="t"/>
-        </w:pict>
-      </w:r>
-    </w:p>
-    <w:bookmarkEnd w:id="39"/>
-    <w:bookmarkStart w:id="40" w:name="d-3.1.4.-hard-delete-posture"/>
-    <w:p>
-      <w:pPr>
-        <w:pStyle w:val="Heading3"/>
-      </w:pPr>
-      <w:r>
-        <w:t xml:space="preserve">D-3.1.4. Hard-delete posture</w:t>
-      </w:r>
-    </w:p>
-    <w:p>
-      <w:pPr>
-        <w:pStyle w:val="FirstParagraph"/>
-      </w:pPr>
-      <w:r>
-        <w:rPr>
-          <w:b/>
-          <w:bCs/>
-        </w:rPr>
-        <w:t xml:space="preserve">Why</w:t>
-      </w:r>
-      <w:r>
-        <w:t xml:space="preserve">: when records expire, the sweeper hard-deletes them from the store.</w:t>
-      </w:r>
-    </w:p>
-    <w:p>
-      <w:pPr>
-        <w:pStyle w:val="BodyText"/>
-      </w:pPr>
-      <w:r>
-        <w:rPr>
-          <w:b/>
-          <w:bCs/>
-        </w:rPr>
-        <w:t xml:space="preserve">Our reading</w:t>
-      </w:r>
-      <w:r>
-        <w:t xml:space="preserve">: hard-delete is the cleanest mechanic for Art. 5(1)(e) and aligns with visitor expectation that expired records are gone. Deletion signals are auditable via the observability event stream (counts only, no PII).</w:t>
-      </w:r>
-    </w:p>
-    <w:p>
-      <w:pPr>
-        <w:pStyle w:val="BodyText"/>
-      </w:pPr>
-      <w:r>
-        <w:rPr>
-          <w:b/>
-          <w:bCs/>
-        </w:rPr>
-        <w:t xml:space="preserve">Alternative</w:t>
-      </w:r>
-      <w:r>
-        <w:t xml:space="preserve">: soft-delete to a quarantine area with a secondary window. One-line implementation change; interface and runbook unchanged.</w:t>
-      </w:r>
-    </w:p>
-    <w:p>
-      <w:pPr>
-        <w:pStyle w:val="BodyText"/>
-      </w:pPr>
-      <w:r>
-        <w:rPr>
-          <w:b/>
-          <w:bCs/>
-        </w:rPr>
-        <w:t xml:space="preserve">Required</w:t>
-      </w:r>
-      <w:r>
-        <w:t xml:space="preserve">: confirm hard-delete, or instruct soft-delete and name the secondary window.</w:t>
-      </w:r>
-    </w:p>
-    <w:p>
-      <w:r>
-        <w:pict>
-          <v:rect style="width:0;height:1.5pt" o:hralign="center" o:hrstd="t" o:hr="t"/>
-        </w:pict>
-      </w:r>
-    </w:p>
-    <w:bookmarkEnd w:id="40"/>
-    <w:bookmarkStart w:id="41" w:name="X61c593f1b5f6b64d17f4bd06d463cb828d224ce"/>
-    <w:p>
-      <w:pPr>
-        <w:pStyle w:val="Heading3"/>
-      </w:pPr>
-      <w:r>
-        <w:t xml:space="preserve">D-3.1.5. Coverage of jurisdictions beyond UK</w:t>
-      </w:r>
-    </w:p>
-    <w:p>
-      <w:pPr>
-        <w:pStyle w:val="FirstParagraph"/>
-      </w:pPr>
-      <w:r>
-        <w:rPr>
-          <w:b/>
-          <w:bCs/>
-        </w:rPr>
-        <w:t xml:space="preserve">Why</w:t>
-      </w:r>
-      <w:r>
-        <w:t xml:space="preserve">: the agent runs on Swoop’s Patagonia website. Visitor jurisdiction determines which privacy frameworks apply.</w:t>
-      </w:r>
-    </w:p>
-    <w:p>
-      <w:pPr>
-        <w:pStyle w:val="BodyText"/>
-      </w:pPr>
-      <w:r>
-        <w:rPr>
-          <w:b/>
-          <w:bCs/>
-        </w:rPr>
-        <w:t xml:space="preserve">Current state</w:t>
-      </w:r>
-      <w:r>
-        <w:t xml:space="preserve">: UK and EU coverage is in flight (see §1 jurisdictional posture). Other jurisdictions haven’t been addressed. We don’t have visitor-analytics data to inform a priority order, and don’t know in detail where Swoop actively sells.</w:t>
-      </w:r>
-    </w:p>
-    <w:p>
-      <w:pPr>
-        <w:pStyle w:val="BodyText"/>
-      </w:pPr>
-      <w:r>
-        <w:rPr>
-          <w:b/>
-          <w:bCs/>
-        </w:rPr>
-        <w:t xml:space="preserve">Required</w:t>
-      </w:r>
-      <w:r>
-        <w:t xml:space="preserve">:</w:t>
-      </w:r>
-    </w:p>
-    <w:p>
-      <w:pPr>
-        <w:pStyle w:val="Compact"/>
-        <w:numPr>
-          <w:ilvl w:val="0"/>
-          <w:numId w:val="1008"/>
-        </w:numPr>
-      </w:pPr>
-      <w:r>
-        <w:t xml:space="preserve">From Swoop: any visitor-analytics data showing the jurisdictional breakdown (UK, EU, US, RoW). Also any information on where Swoop actively sells, which can add extraterritorial obligations regardless of visitor mix.</w:t>
-      </w:r>
-    </w:p>
-    <w:p>
-      <w:pPr>
-        <w:pStyle w:val="Compact"/>
-        <w:numPr>
-          <w:ilvl w:val="0"/>
-          <w:numId w:val="1008"/>
-        </w:numPr>
-      </w:pPr>
-      <w:r>
-        <w:t xml:space="preserve">From counsel: given that data (or in its absence), which non-UK regimes apply? Likely candidates: US state privacy laws (CCPA, CPRA, etc.), LGPD (Brazil), PIPEDA (Canada), Australian Privacy Principles.</w:t>
-      </w:r>
-    </w:p>
-    <w:p>
-      <w:pPr>
-        <w:pStyle w:val="FirstParagraph"/>
-      </w:pPr>
-      <w:r>
-        <w:t xml:space="preserve">This is a data-and-judgement question that can’t be answered without both inputs.</w:t>
-      </w:r>
-    </w:p>
-    <w:p>
-      <w:r>
-        <w:pict>
-          <v:rect style="width:0;height:1.5pt" o:hralign="center" o:hrstd="t" o:hr="t"/>
-        </w:pict>
-      </w:r>
-    </w:p>
-    <w:bookmarkEnd w:id="41"/>
-    <w:bookmarkStart w:id="42" w:name="d-3.1.6.-anthropic-api-region-routing"/>
-    <w:p>
-      <w:pPr>
-        <w:pStyle w:val="Heading3"/>
-      </w:pPr>
-      <w:r>
-        <w:t xml:space="preserve">D-3.1.6. Anthropic API region routing</w:t>
-      </w:r>
-    </w:p>
-    <w:p>
-      <w:pPr>
-        <w:pStyle w:val="FirstParagraph"/>
-      </w:pPr>
-      <w:r>
-        <w:rPr>
-          <w:b/>
-          <w:bCs/>
-        </w:rPr>
-        <w:t xml:space="preserve">Why</w:t>
-      </w:r>
-      <w:r>
-        <w:t xml:space="preserve">: visitor messages are sent to Anthropic’s API. EU-region endpoints exist; the default may route US-side.</w:t>
-      </w:r>
-    </w:p>
-    <w:p>
-      <w:pPr>
-        <w:pStyle w:val="BodyText"/>
-      </w:pPr>
-      <w:r>
-        <w:rPr>
-          <w:b/>
-          <w:bCs/>
-        </w:rPr>
-        <w:t xml:space="preserve">Current state</w:t>
-      </w:r>
-      <w:r>
-        <w:t xml:space="preserve">: standard Anthropic API routing; we haven’t confirmed whether EU routing is available under Swoop’s commercial relationship.</w:t>
-      </w:r>
-    </w:p>
-    <w:p>
-      <w:pPr>
-        <w:pStyle w:val="BodyText"/>
-      </w:pPr>
-      <w:r>
-        <w:rPr>
-          <w:b/>
-          <w:bCs/>
-        </w:rPr>
-        <w:t xml:space="preserve">Required</w:t>
-      </w:r>
-      <w:r>
-        <w:t xml:space="preserve">: does counsel require EU routing if available? If yes, this becomes an action with Swoop’s Anthropic contact.</w:t>
-      </w:r>
-    </w:p>
-    <w:p>
-      <w:r>
-        <w:pict>
-          <v:rect style="width:0;height:1.5pt" o:hralign="center" o:hrstd="t" o:hr="t"/>
-        </w:pict>
-      </w:r>
-    </w:p>
-    <w:bookmarkEnd w:id="42"/>
-    <w:bookmarkStart w:id="43" w:name="d-3.1.7.-sufficiency-of-standard-dpas"/>
-    <w:p>
-      <w:pPr>
-        <w:pStyle w:val="Heading3"/>
-      </w:pPr>
-      <w:r>
-        <w:t xml:space="preserve">D-3.1.7. Sufficiency of standard DPAs</w:t>
-      </w:r>
-    </w:p>
-    <w:p>
-      <w:pPr>
-        <w:pStyle w:val="FirstParagraph"/>
-      </w:pPr>
-      <w:r>
-        <w:rPr>
-          <w:b/>
-          <w:bCs/>
-        </w:rPr>
-        <w:t xml:space="preserve">Why</w:t>
-      </w:r>
-      <w:r>
-        <w:t xml:space="preserve">: the agent uses three third-party processors, each with a DPA.</w:t>
       </w:r>
     </w:p>
     <w:p>
@@ -2528,14 +2820,37 @@
         </w:numPr>
       </w:pPr>
       <w:r>
-        <w:rPr>
-          <w:b/>
-          <w:bCs/>
-        </w:rPr>
-        <w:t xml:space="preserve">Anthropic</w:t>
-      </w:r>
-      <w:r>
-        <w:t xml:space="preserve">: standard commercial-terms DPA (anthropic.com/legal, or under Swoop’s commercial agreement).</w:t>
+        <w:t xml:space="preserve">Is 90-day analytics retention for</w:t>
+      </w:r>
+      <w:r>
+        <w:t xml:space="preserve"> </w:t>
+      </w:r>
+      <w:r>
+        <w:rPr>
+          <w:rStyle w:val="VerbatimChar"/>
+        </w:rPr>
+        <w:t xml:space="preserve">disqualified</w:t>
+      </w:r>
+      <w:r>
+        <w:t xml:space="preserve"> </w:t>
+      </w:r>
+      <w:r>
+        <w:t xml:space="preserve">/</w:t>
+      </w:r>
+      <w:r>
+        <w:t xml:space="preserve"> </w:t>
+      </w:r>
+      <w:r>
+        <w:rPr>
+          <w:rStyle w:val="VerbatimChar"/>
+        </w:rPr>
+        <w:t xml:space="preserve">inconclusive</w:t>
+      </w:r>
+      <w:r>
+        <w:t xml:space="preserve"> </w:t>
+      </w:r>
+      <w:r>
+        <w:t xml:space="preserve">defensible under legitimate-interest balancing? (No contact stored.)</w:t>
       </w:r>
     </w:p>
     <w:p>
@@ -2547,14 +2862,34 @@
         </w:numPr>
       </w:pPr>
       <w:r>
-        <w:rPr>
-          <w:b/>
-          <w:bCs/>
-        </w:rPr>
-        <w:t xml:space="preserve">Google Cloud</w:t>
-      </w:r>
-      <w:r>
-        <w:t xml:space="preserve">: standard DPA (cloud.google.com/terms/data-processing-addendum, or under Swoop’s existing GCP contract).</w:t>
+        <w:t xml:space="preserve">Is the 360-day outer bound right for</w:t>
+      </w:r>
+      <w:r>
+        <w:t xml:space="preserve"> </w:t>
+      </w:r>
+      <w:r>
+        <w:rPr>
+          <w:rStyle w:val="VerbatimChar"/>
+        </w:rPr>
+        <w:t xml:space="preserve">qualified</w:t>
+      </w:r>
+      <w:r>
+        <w:t xml:space="preserve"> </w:t>
+      </w:r>
+      <w:r>
+        <w:t xml:space="preserve">/</w:t>
+      </w:r>
+      <w:r>
+        <w:t xml:space="preserve"> </w:t>
+      </w:r>
+      <w:r>
+        <w:rPr>
+          <w:rStyle w:val="VerbatimChar"/>
+        </w:rPr>
+        <w:t xml:space="preserve">referred_out</w:t>
+      </w:r>
+      <w:r>
+        <w:t xml:space="preserve">? Swoop’s sales-lead lifecycle is the ground truth.</w:t>
       </w:r>
     </w:p>
     <w:p>
@@ -2566,29 +2901,7 @@
         </w:numPr>
       </w:pPr>
       <w:r>
-        <w:rPr>
-          <w:b/>
-          <w:bCs/>
-        </w:rPr>
-        <w:t xml:space="preserve">SMTP provider</w:t>
-      </w:r>
-      <w:r>
-        <w:t xml:space="preserve">: TBC (see D-3.3.1; likely Google).</w:t>
-      </w:r>
-    </w:p>
-    <w:p>
-      <w:pPr>
-        <w:pStyle w:val="FirstParagraph"/>
-      </w:pPr>
-      <w:r>
-        <w:rPr>
-          <w:b/>
-          <w:bCs/>
-        </w:rPr>
-        <w:t xml:space="preserve">Required</w:t>
-      </w:r>
-      <w:r>
-        <w:t xml:space="preserve">: are the standard published DPAs sufficient, or are commercial-tier addenda needed? Should current sub-processor lists be attached as supporting documentation?</w:t>
+        <w:t xml:space="preserve">Database backups depend on the final shape: a self-managed VM Postgres has whatever snapshot cadence ops sets; managed Postgres would bring a ~7-day point-in-time window. What backup-then-erase window is acceptable for Art. 17? (See D-3.1.4.)</w:t>
       </w:r>
     </w:p>
     <w:p>
@@ -2598,14 +2911,14 @@
         </w:pict>
       </w:r>
     </w:p>
-    <w:bookmarkEnd w:id="43"/>
-    <w:bookmarkStart w:id="44" w:name="Xd444ac081a829e06f40f165952feb97c8d27e9b"/>
+    <w:bookmarkEnd w:id="35"/>
+    <w:bookmarkStart w:id="36" w:name="d-3.1.4.-hard-delete-posture"/>
     <w:p>
       <w:pPr>
         <w:pStyle w:val="Heading3"/>
       </w:pPr>
       <w:r>
-        <w:t xml:space="preserve">D-3.1.8. Tier-1 withdrawal control prominence</w:t>
+        <w:t xml:space="preserve">D-3.1.4. Hard-delete posture</w:t>
       </w:r>
     </w:p>
     <w:p>
@@ -2620,52 +2933,37 @@
         <w:t xml:space="preserve">Why</w:t>
       </w:r>
       <w:r>
-        <w:t xml:space="preserve">: Art. 7(3) requires withdrawal to be as easy as giving consent.</w:t>
-      </w:r>
-    </w:p>
-    <w:p>
-      <w:pPr>
-        <w:pStyle w:val="BodyText"/>
-      </w:pPr>
-      <w:r>
-        <w:rPr>
-          <w:b/>
-          <w:bCs/>
-        </w:rPr>
-        <w:t xml:space="preserve">Current state</w:t>
-      </w:r>
-      <w:r>
-        <w:t xml:space="preserve">: a visitor can end the conversation any time via the chat’s</w:t>
-      </w:r>
-      <w:r>
-        <w:t xml:space="preserve"> </w:t>
-      </w:r>
-      <w:r>
-        <w:t xml:space="preserve">“New conversation”</w:t>
-      </w:r>
-      <w:r>
-        <w:t xml:space="preserve"> </w:t>
-      </w:r>
-      <w:r>
-        <w:t xml:space="preserve">/</w:t>
-      </w:r>
-      <w:r>
-        <w:t xml:space="preserve"> </w:t>
-      </w:r>
-      <w:r>
-        <w:t xml:space="preserve">“End”</w:t>
-      </w:r>
-      <w:r>
-        <w:t xml:space="preserve"> </w:t>
-      </w:r>
-      <w:r>
-        <w:t xml:space="preserve">control, which clears session state immediately.</w:t>
-      </w:r>
-    </w:p>
-    <w:p>
-      <w:pPr>
-        <w:pStyle w:val="BodyText"/>
-      </w:pPr>
+        <w:t xml:space="preserve">: when records expire, the sweep hard-deletes them.</w:t>
+      </w:r>
+      <w:r>
+        <w:t xml:space="preserve"> </w:t>
+      </w:r>
+      <w:r>
+        <w:rPr>
+          <w:b/>
+          <w:bCs/>
+        </w:rPr>
+        <w:t xml:space="preserve">Our reading</w:t>
+      </w:r>
+      <w:r>
+        <w:t xml:space="preserve">: hard-delete is the cleanest mechanic for Art. 5(1)(e) and matches visitor expectation. Deletions are auditable via the event stream (counts only, no PII).</w:t>
+      </w:r>
+      <w:r>
+        <w:t xml:space="preserve"> </w:t>
+      </w:r>
+      <w:r>
+        <w:rPr>
+          <w:b/>
+          <w:bCs/>
+        </w:rPr>
+        <w:t xml:space="preserve">Alternative</w:t>
+      </w:r>
+      <w:r>
+        <w:t xml:space="preserve">: soft-delete to a quarantine with a secondary window — a one-line change; interface and runbook unchanged.</w:t>
+      </w:r>
+      <w:r>
+        <w:t xml:space="preserve"> </w:t>
+      </w:r>
       <w:r>
         <w:rPr>
           <w:b/>
@@ -2674,19 +2972,7 @@
         <w:t xml:space="preserve">Required</w:t>
       </w:r>
       <w:r>
-        <w:t xml:space="preserve">: is the withdrawal control sufficiently prominent? If not, we can elevate it (always-visible</w:t>
-      </w:r>
-      <w:r>
-        <w:t xml:space="preserve"> </w:t>
-      </w:r>
-      <w:r>
-        <w:t xml:space="preserve">“End”</w:t>
-      </w:r>
-      <w:r>
-        <w:t xml:space="preserve"> </w:t>
-      </w:r>
-      <w:r>
-        <w:t xml:space="preserve">alongside the badge).</w:t>
+        <w:t xml:space="preserve">: confirm hard-delete, or instruct soft-delete and name the secondary window.</w:t>
       </w:r>
     </w:p>
     <w:p>
@@ -2696,14 +2982,14 @@
         </w:pict>
       </w:r>
     </w:p>
-    <w:bookmarkEnd w:id="44"/>
-    <w:bookmarkStart w:id="45" w:name="X794891fe0d6e3d0a05e00f62809f7371c984f17"/>
+    <w:bookmarkEnd w:id="36"/>
+    <w:bookmarkStart w:id="37" w:name="X61c593f1b5f6b64d17f4bd06d463cb828d224ce"/>
     <w:p>
       <w:pPr>
         <w:pStyle w:val="Heading3"/>
       </w:pPr>
       <w:r>
-        <w:t xml:space="preserve">D-3.1.9. Conversation retention for agent improvement</w:t>
+        <w:t xml:space="preserve">D-3.1.5. Coverage of jurisdictions beyond UK</w:t>
       </w:r>
     </w:p>
     <w:p>
@@ -2718,7 +3004,199 @@
         <w:t xml:space="preserve">Why</w:t>
       </w:r>
       <w:r>
-        <w:t xml:space="preserve">: Swoop wants to retain conversation data long enough to analyse and improve the agent over time. The current handoff record retains the agent’s</w:t>
+        <w:t xml:space="preserve">: visitor jurisdiction determines which frameworks apply.</w:t>
+      </w:r>
+      <w:r>
+        <w:t xml:space="preserve"> </w:t>
+      </w:r>
+      <w:r>
+        <w:rPr>
+          <w:b/>
+          <w:bCs/>
+        </w:rPr>
+        <w:t xml:space="preserve">Current state</w:t>
+      </w:r>
+      <w:r>
+        <w:t xml:space="preserve">: UK and EU coverage is in flight (§1). Other jurisdictions aren’t addressed; we lack visitor-analytics data and don’t know in detail where Swoop actively sells.</w:t>
+      </w:r>
+      <w:r>
+        <w:t xml:space="preserve"> </w:t>
+      </w:r>
+      <w:r>
+        <w:rPr>
+          <w:b/>
+          <w:bCs/>
+        </w:rPr>
+        <w:t xml:space="preserve">Required</w:t>
+      </w:r>
+      <w:r>
+        <w:t xml:space="preserve">: from Swoop — any visitor-analytics breakdown (UK/EU/US/RoW) and where Swoop actively sells (extraterritorial obligations follow from selling, regardless of visitor mix). From counsel — which non-UK regimes apply (likely candidates: US state laws, LGPD, PIPEDA, Australian Privacy Principles). A data-and-judgement question needing both inputs.</w:t>
+      </w:r>
+    </w:p>
+    <w:p>
+      <w:r>
+        <w:pict>
+          <v:rect style="width:0;height:1.5pt" o:hralign="center" o:hrstd="t" o:hr="t"/>
+        </w:pict>
+      </w:r>
+    </w:p>
+    <w:bookmarkEnd w:id="37"/>
+    <w:bookmarkStart w:id="38" w:name="X94112a92e95b629f8f2d068542a8eb07af3335e"/>
+    <w:p>
+      <w:pPr>
+        <w:pStyle w:val="Heading3"/>
+      </w:pPr>
+      <w:r>
+        <w:t xml:space="preserve">D-3.1.6. Model-provider API region routing (Anthropic + Google Gemini)</w:t>
+      </w:r>
+    </w:p>
+    <w:p>
+      <w:pPr>
+        <w:pStyle w:val="FirstParagraph"/>
+      </w:pPr>
+      <w:r>
+        <w:rPr>
+          <w:b/>
+          <w:bCs/>
+        </w:rPr>
+        <w:t xml:space="preserve">Why</w:t>
+      </w:r>
+      <w:r>
+        <w:t xml:space="preserve">: visitor data is sent to two model providers — Anthropic (conversation) and Google Gemini (query embeddings, D-3.1.10). EU-region endpoints may exist; defaults may route US-side.</w:t>
+      </w:r>
+      <w:r>
+        <w:t xml:space="preserve"> </w:t>
+      </w:r>
+      <w:r>
+        <w:rPr>
+          <w:b/>
+          <w:bCs/>
+        </w:rPr>
+        <w:t xml:space="preserve">Current state</w:t>
+      </w:r>
+      <w:r>
+        <w:t xml:space="preserve">: standard Anthropic API routing; the Gemini call uses the public Generative Language API (no EU pinning). Neither EU-routing position is confirmed under Swoop’s commercial relationships.</w:t>
+      </w:r>
+      <w:r>
+        <w:t xml:space="preserve"> </w:t>
+      </w:r>
+      <w:r>
+        <w:rPr>
+          <w:b/>
+          <w:bCs/>
+        </w:rPr>
+        <w:t xml:space="preserve">Required</w:t>
+      </w:r>
+      <w:r>
+        <w:t xml:space="preserve">: does counsel require EU routing where available? If yes, this becomes actions with Swoop’s Anthropic and Google contacts (and may push the Gemini call to Vertex AI per D-3.1.10).</w:t>
+      </w:r>
+    </w:p>
+    <w:p>
+      <w:r>
+        <w:pict>
+          <v:rect style="width:0;height:1.5pt" o:hralign="center" o:hrstd="t" o:hr="t"/>
+        </w:pict>
+      </w:r>
+    </w:p>
+    <w:bookmarkEnd w:id="38"/>
+    <w:bookmarkStart w:id="39" w:name="Xadb2b4822b161fb3714add897d2ba2c4f547bce"/>
+    <w:p>
+      <w:pPr>
+        <w:pStyle w:val="Heading3"/>
+      </w:pPr>
+      <w:r>
+        <w:t xml:space="preserve">D-3.1.7. Sufficiency of third-party terms / DPAs</w:t>
+      </w:r>
+    </w:p>
+    <w:p>
+      <w:pPr>
+        <w:pStyle w:val="FirstParagraph"/>
+      </w:pPr>
+      <w:r>
+        <w:rPr>
+          <w:b/>
+          <w:bCs/>
+        </w:rPr>
+        <w:t xml:space="preserve">Why</w:t>
+      </w:r>
+      <w:r>
+        <w:t xml:space="preserve">: four processors, each with its own terms.</w:t>
+      </w:r>
+    </w:p>
+    <w:p>
+      <w:pPr>
+        <w:pStyle w:val="Compact"/>
+        <w:numPr>
+          <w:ilvl w:val="0"/>
+          <w:numId w:val="1010"/>
+        </w:numPr>
+      </w:pPr>
+      <w:r>
+        <w:rPr>
+          <w:b/>
+          <w:bCs/>
+        </w:rPr>
+        <w:t xml:space="preserve">Anthropic</w:t>
+      </w:r>
+      <w:r>
+        <w:t xml:space="preserve">: standard commercial-terms DPA.</w:t>
+      </w:r>
+    </w:p>
+    <w:p>
+      <w:pPr>
+        <w:pStyle w:val="Compact"/>
+        <w:numPr>
+          <w:ilvl w:val="0"/>
+          <w:numId w:val="1010"/>
+        </w:numPr>
+      </w:pPr>
+      <w:r>
+        <w:rPr>
+          <w:b/>
+          <w:bCs/>
+        </w:rPr>
+        <w:t xml:space="preserve">Google Cloud</w:t>
+      </w:r>
+      <w:r>
+        <w:t xml:space="preserve"> </w:t>
+      </w:r>
+      <w:r>
+        <w:t xml:space="preserve">(hosting): standard Google Cloud DPA.</w:t>
+      </w:r>
+    </w:p>
+    <w:p>
+      <w:pPr>
+        <w:pStyle w:val="Compact"/>
+        <w:numPr>
+          <w:ilvl w:val="0"/>
+          <w:numId w:val="1010"/>
+        </w:numPr>
+      </w:pPr>
+      <w:r>
+        <w:rPr>
+          <w:b/>
+          <w:bCs/>
+        </w:rPr>
+        <w:t xml:space="preserve">Google — Gemini API</w:t>
+      </w:r>
+      <w:r>
+        <w:t xml:space="preserve"> </w:t>
+      </w:r>
+      <w:r>
+        <w:t xml:space="preserve">(embeddings): governed by the</w:t>
+      </w:r>
+      <w:r>
+        <w:t xml:space="preserve"> </w:t>
+      </w:r>
+      <w:r>
+        <w:rPr>
+          <w:b/>
+          <w:bCs/>
+        </w:rPr>
+        <w:t xml:space="preserve">Gemini API terms</w:t>
+      </w:r>
+      <w:r>
+        <w:t xml:space="preserve">,</w:t>
       </w:r>
       <w:r>
         <w:t xml:space="preserve"> </w:t>
@@ -2728,46 +3206,640 @@
           <w:i/>
           <w:iCs/>
         </w:rPr>
-        <w:t xml:space="preserve">summary</w:t>
-      </w:r>
-      <w:r>
-        <w:t xml:space="preserve">, not the raw conversation; the conversation itself doesn’t persist. That mismatch needs resolving before launch.</w:t>
-      </w:r>
-    </w:p>
-    <w:p>
-      <w:pPr>
-        <w:pStyle w:val="BodyText"/>
-      </w:pPr>
-      <w:r>
-        <w:rPr>
-          <w:b/>
-          <w:bCs/>
-        </w:rPr>
-        <w:t xml:space="preserve">The tension</w:t>
+        <w:t xml:space="preserve">not</w:t>
+      </w:r>
+      <w:r>
+        <w:t xml:space="preserve"> </w:t>
+      </w:r>
+      <w:r>
+        <w:t xml:space="preserve">the Google Cloud DPA, unless the call moves to Vertex AI (D-3.1.10). A distinct relationship even though the vendor is the same.</w:t>
+      </w:r>
+    </w:p>
+    <w:p>
+      <w:pPr>
+        <w:pStyle w:val="Compact"/>
+        <w:numPr>
+          <w:ilvl w:val="0"/>
+          <w:numId w:val="1010"/>
+        </w:numPr>
+      </w:pPr>
+      <w:r>
+        <w:rPr>
+          <w:b/>
+          <w:bCs/>
+        </w:rPr>
+        <w:t xml:space="preserve">SMTP provider</w:t>
+      </w:r>
+      <w:r>
+        <w:t xml:space="preserve">: TBC (D-3.3.1; likely Google).</w:t>
+      </w:r>
+    </w:p>
+    <w:p>
+      <w:pPr>
+        <w:pStyle w:val="FirstParagraph"/>
+      </w:pPr>
+      <w:r>
+        <w:rPr>
+          <w:b/>
+          <w:bCs/>
+        </w:rPr>
+        <w:t xml:space="preserve">Required</w:t>
+      </w:r>
+      <w:r>
+        <w:t xml:space="preserve">: are the standard published terms sufficient, or are commercial-tier addenda needed? Should current sub-processor lists be attached? Confirm which Google instrument covers the embeddings call.</w:t>
+      </w:r>
+    </w:p>
+    <w:p>
+      <w:r>
+        <w:pict>
+          <v:rect style="width:0;height:1.5pt" o:hralign="center" o:hrstd="t" o:hr="t"/>
+        </w:pict>
+      </w:r>
+    </w:p>
+    <w:bookmarkEnd w:id="39"/>
+    <w:bookmarkStart w:id="40" w:name="Xd444ac081a829e06f40f165952feb97c8d27e9b"/>
+    <w:p>
+      <w:pPr>
+        <w:pStyle w:val="Heading3"/>
+      </w:pPr>
+      <w:r>
+        <w:t xml:space="preserve">D-3.1.8. Tier-1 withdrawal control prominence</w:t>
+      </w:r>
+    </w:p>
+    <w:p>
+      <w:pPr>
+        <w:pStyle w:val="FirstParagraph"/>
+      </w:pPr>
+      <w:r>
+        <w:rPr>
+          <w:b/>
+          <w:bCs/>
+        </w:rPr>
+        <w:t xml:space="preserve">Why</w:t>
+      </w:r>
+      <w:r>
+        <w:t xml:space="preserve">: Art. 7(3) requires withdrawal to be as easy as giving consent.</w:t>
+      </w:r>
+      <w:r>
+        <w:t xml:space="preserve"> </w:t>
+      </w:r>
+      <w:r>
+        <w:rPr>
+          <w:b/>
+          <w:bCs/>
+        </w:rPr>
+        <w:t xml:space="preserve">Current state</w:t>
+      </w:r>
+      <w:r>
+        <w:t xml:space="preserve">: a visitor can end the conversation any time via the chat’s</w:t>
+      </w:r>
+      <w:r>
+        <w:t xml:space="preserve"> </w:t>
+      </w:r>
+      <w:r>
+        <w:t xml:space="preserve">“New conversation”</w:t>
+      </w:r>
+      <w:r>
+        <w:t xml:space="preserve"> </w:t>
+      </w:r>
+      <w:r>
+        <w:t xml:space="preserve">/</w:t>
+      </w:r>
+      <w:r>
+        <w:t xml:space="preserve"> </w:t>
+      </w:r>
+      <w:r>
+        <w:t xml:space="preserve">“End”</w:t>
+      </w:r>
+      <w:r>
+        <w:t xml:space="preserve"> </w:t>
+      </w:r>
+      <w:r>
+        <w:t xml:space="preserve">control, which clears session state immediately.</w:t>
+      </w:r>
+      <w:r>
+        <w:t xml:space="preserve"> </w:t>
+      </w:r>
+      <w:r>
+        <w:rPr>
+          <w:b/>
+          <w:bCs/>
+        </w:rPr>
+        <w:t xml:space="preserve">Required</w:t>
+      </w:r>
+      <w:r>
+        <w:t xml:space="preserve">: is the control prominent enough, or should we elevate it (always-visible</w:t>
+      </w:r>
+      <w:r>
+        <w:t xml:space="preserve"> </w:t>
+      </w:r>
+      <w:r>
+        <w:t xml:space="preserve">“End”</w:t>
+      </w:r>
+      <w:r>
+        <w:t xml:space="preserve"> </w:t>
+      </w:r>
+      <w:r>
+        <w:t xml:space="preserve">alongside the badge)?</w:t>
+      </w:r>
+    </w:p>
+    <w:p>
+      <w:r>
+        <w:pict>
+          <v:rect style="width:0;height:1.5pt" o:hralign="center" o:hrstd="t" o:hr="t"/>
+        </w:pict>
+      </w:r>
+    </w:p>
+    <w:bookmarkEnd w:id="40"/>
+    <w:bookmarkStart w:id="41" w:name="X7db4ee4efeb483dc1c8632e39c917392c185117"/>
+    <w:p>
+      <w:pPr>
+        <w:pStyle w:val="Heading3"/>
+      </w:pPr>
+      <w:r>
+        <w:t xml:space="preserve">D-3.1.9. Conversation retention for agent improvement (open sub-points)</w:t>
+      </w:r>
+    </w:p>
+    <w:p>
+      <w:pPr>
+        <w:pStyle w:val="BlockText"/>
+      </w:pPr>
+      <w:r>
+        <w:rPr>
+          <w:b/>
+          <w:bCs/>
+        </w:rPr>
+        <w:t xml:space="preserve">Resolved 2026-06-16</w:t>
+      </w:r>
+      <w:r>
+        <w:t xml:space="preserve">: conversations ARE retained for analysis, disclosed in tier-1 (</w:t>
+      </w:r>
+      <w:r>
+        <w:rPr>
+          <w:rStyle w:val="VerbatimChar"/>
+        </w:rPr>
+        <w:t xml:space="preserve">opening.body</w:t>
+      </w:r>
+      <w:r>
+        <w:t xml:space="preserve">, §4.1) and the privacy modal (</w:t>
+      </w:r>
+      <w:r>
+        <w:rPr>
+          <w:rStyle w:val="VerbatimChar"/>
+        </w:rPr>
+        <w:t xml:space="preserve">privacy.paragraph-1</w:t>
+      </w:r>
+      <w:r>
+        <w:t xml:space="preserve">, §4.3), with the commitment</w:t>
+      </w:r>
+      <w:r>
+        <w:t xml:space="preserve"> </w:t>
+      </w:r>
+      <w:r>
+        <w:rPr>
+          <w:i/>
+          <w:iCs/>
+        </w:rPr>
+        <w:t xml:space="preserve">“any saved data is always anonymised before we do any internal analyses”</w:t>
+      </w:r>
+      <w:r>
+        <w:t xml:space="preserve">. Raw is stored; an anonymisation sweep runs before any analytic use.</w:t>
+      </w:r>
+    </w:p>
+    <w:p>
+      <w:pPr>
+        <w:pStyle w:val="FirstParagraph"/>
+      </w:pPr>
+      <w:r>
+        <w:rPr>
+          <w:b/>
+          <w:bCs/>
+        </w:rPr>
+        <w:t xml:space="preserve">Still open</w:t>
       </w:r>
       <w:r>
         <w:t xml:space="preserve">:</w:t>
       </w:r>
-      <w:r>
-        <w:t xml:space="preserve"> </w:t>
-      </w:r>
-      <w:r>
-        <w:t xml:space="preserve">“agent improvement”</w:t>
-      </w:r>
-      <w:r>
-        <w:t xml:space="preserve"> </w:t>
-      </w:r>
-      <w:r>
-        <w:t xml:space="preserve">is a different processing purpose than</w:t>
-      </w:r>
-      <w:r>
-        <w:t xml:space="preserve"> </w:t>
-      </w:r>
-      <w:r>
-        <w:t xml:space="preserve">“warm specialist handoff”</w:t>
-      </w:r>
-      <w:r>
-        <w:t xml:space="preserve">, and tier-1 consent currently only covers the latter. Three options:</w:t>
+    </w:p>
+    <w:p>
+      <w:pPr>
+        <w:pStyle w:val="Compact"/>
+        <w:numPr>
+          <w:ilvl w:val="0"/>
+          <w:numId w:val="1011"/>
+        </w:numPr>
+      </w:pPr>
+      <w:r>
+        <w:rPr>
+          <w:b/>
+          <w:bCs/>
+        </w:rPr>
+        <w:t xml:space="preserve">Retention window</w:t>
+      </w:r>
+      <w:r>
+        <w:t xml:space="preserve"> </w:t>
+      </w:r>
+      <w:r>
+        <w:t xml:space="preserve">— Swoop to name a concrete window (30 days / 6 months / 12 months) so counsel can reason about defensibility. The live tier-1 copy now says data is kept</w:t>
+      </w:r>
+      <w:r>
+        <w:t xml:space="preserve"> </w:t>
+      </w:r>
+      <w:r>
+        <w:rPr>
+          <w:i/>
+          <w:iCs/>
+        </w:rPr>
+        <w:t xml:space="preserve">“for a brief period of time”</w:t>
+      </w:r>
+      <w:r>
+        <w:t xml:space="preserve">, a qualitative hint rather than a concrete window; the window still needs naming.</w:t>
+      </w:r>
+    </w:p>
+    <w:p>
+      <w:pPr>
+        <w:pStyle w:val="Compact"/>
+        <w:numPr>
+          <w:ilvl w:val="0"/>
+          <w:numId w:val="1011"/>
+        </w:numPr>
+      </w:pPr>
+      <w:r>
+        <w:rPr>
+          <w:b/>
+          <w:bCs/>
+        </w:rPr>
+        <w:t xml:space="preserve">Term</w:t>
+      </w:r>
+      <w:r>
+        <w:t xml:space="preserve"> </w:t>
+      </w:r>
+      <w:r>
+        <w:t xml:space="preserve">— is</w:t>
+      </w:r>
+      <w:r>
+        <w:t xml:space="preserve"> </w:t>
+      </w:r>
+      <w:r>
+        <w:rPr>
+          <w:i/>
+          <w:iCs/>
+        </w:rPr>
+        <w:t xml:space="preserve">“anonymised”</w:t>
+      </w:r>
+      <w:r>
+        <w:t xml:space="preserve"> </w:t>
+      </w:r>
+      <w:r>
+        <w:t xml:space="preserve">the right word, or</w:t>
+      </w:r>
+      <w:r>
+        <w:t xml:space="preserve"> </w:t>
+      </w:r>
+      <w:r>
+        <w:rPr>
+          <w:i/>
+          <w:iCs/>
+        </w:rPr>
+        <w:t xml:space="preserve">“pseudonymised”</w:t>
+      </w:r>
+      <w:r>
+        <w:t xml:space="preserve">? The visitor-facing term is</w:t>
+      </w:r>
+      <w:r>
+        <w:t xml:space="preserve"> </w:t>
+      </w:r>
+      <w:r>
+        <w:t xml:space="preserve">“anonymised”</w:t>
+      </w:r>
+      <w:r>
+        <w:t xml:space="preserve"> </w:t>
+      </w:r>
+      <w:r>
+        <w:t xml:space="preserve">(more widely understood); the mechanism is realistically pseudonymisation. Counsel confirms.</w:t>
+      </w:r>
+    </w:p>
+    <w:p>
+      <w:r>
+        <w:pict>
+          <v:rect style="width:0;height:1.5pt" o:hralign="center" o:hrstd="t" o:hr="t"/>
+        </w:pict>
+      </w:r>
+    </w:p>
+    <w:bookmarkEnd w:id="41"/>
+    <w:bookmarkEnd w:id="42"/>
+    <w:bookmarkStart w:id="49" w:name="confirm-or-amend"/>
+    <w:p>
+      <w:pPr>
+        <w:pStyle w:val="Heading2"/>
+      </w:pPr>
+      <w:r>
+        <w:t xml:space="preserve">3.2 Confirm or amend</w:t>
+      </w:r>
+    </w:p>
+    <w:bookmarkStart w:id="43" w:name="d-3.2.1.-two-tier-consent-model"/>
+    <w:p>
+      <w:pPr>
+        <w:pStyle w:val="Heading3"/>
+      </w:pPr>
+      <w:r>
+        <w:t xml:space="preserve">D-3.2.1. Two-tier consent model</w:t>
+      </w:r>
+    </w:p>
+    <w:p>
+      <w:pPr>
+        <w:pStyle w:val="FirstParagraph"/>
+      </w:pPr>
+      <w:r>
+        <w:t xml:space="preserve">Tier 1 (paired with AI disclosure) at conversation start; tier 2 at handoff. Tier-2 is</w:t>
+      </w:r>
+      <w:r>
+        <w:t xml:space="preserve"> </w:t>
+      </w:r>
+      <w:r>
+        <w:rPr>
+          <w:b/>
+          <w:bCs/>
+        </w:rPr>
+        <w:t xml:space="preserve">submission-as-consent</w:t>
+      </w:r>
+      <w:r>
+        <w:t xml:space="preserve"> </w:t>
+      </w:r>
+      <w:r>
+        <w:t xml:space="preserve">— clicking</w:t>
+      </w:r>
+      <w:r>
+        <w:t xml:space="preserve"> </w:t>
+      </w:r>
+      <w:r>
+        <w:rPr>
+          <w:i/>
+          <w:iCs/>
+        </w:rPr>
+        <w:t xml:space="preserve">Send</w:t>
+      </w:r>
+      <w:r>
+        <w:t xml:space="preserve"> </w:t>
+      </w:r>
+      <w:r>
+        <w:t xml:space="preserve">after a clear inline notice is the affirmative act (no tickbox). Chosen over legitimate-interest because a chatbot freely receives PII in messages. Copy in §4.1 and §4.4.</w:t>
+      </w:r>
+    </w:p>
+    <w:bookmarkEnd w:id="43"/>
+    <w:bookmarkStart w:id="44" w:name="Xff2f28c3d2568da06da38a2d1c3b760f7992ac9"/>
+    <w:p>
+      <w:pPr>
+        <w:pStyle w:val="Heading3"/>
+      </w:pPr>
+      <w:r>
+        <w:t xml:space="preserve">D-3.2.3. Tier-2 consent timestamp captured client-side</w:t>
+      </w:r>
+    </w:p>
+    <w:p>
+      <w:pPr>
+        <w:pStyle w:val="FirstParagraph"/>
+      </w:pPr>
+      <w:r>
+        <w:t xml:space="preserve">The browser stamps</w:t>
+      </w:r>
+      <w:r>
+        <w:t xml:space="preserve"> </w:t>
+      </w:r>
+      <w:r>
+        <w:rPr>
+          <w:rStyle w:val="VerbatimChar"/>
+        </w:rPr>
+        <w:t xml:space="preserve">new Date().toISOString()</w:t>
+      </w:r>
+      <w:r>
+        <w:t xml:space="preserve"> </w:t>
+      </w:r>
+      <w:r>
+        <w:t xml:space="preserve">at the moment of</w:t>
+      </w:r>
+      <w:r>
+        <w:t xml:space="preserve"> </w:t>
+      </w:r>
+      <w:r>
+        <w:rPr>
+          <w:i/>
+          <w:iCs/>
+        </w:rPr>
+        <w:t xml:space="preserve">Send</w:t>
+      </w:r>
+      <w:r>
+        <w:t xml:space="preserve">; the server records it verbatim. Encodes the visitor’s</w:t>
+      </w:r>
+      <w:r>
+        <w:t xml:space="preserve"> </w:t>
+      </w:r>
+      <w:r>
+        <w:rPr>
+          <w:i/>
+          <w:iCs/>
+        </w:rPr>
+        <w:t xml:space="preserve">intent</w:t>
+      </w:r>
+      <w:r>
+        <w:t xml:space="preserve"> </w:t>
+      </w:r>
+      <w:r>
+        <w:t xml:space="preserve">moment, not server processing time. A separate server-side timestamp records when the handoff was processed.</w:t>
+      </w:r>
+    </w:p>
+    <w:bookmarkEnd w:id="44"/>
+    <w:bookmarkStart w:id="45" w:name="d-3.2.4.-copy-versioning"/>
+    <w:p>
+      <w:pPr>
+        <w:pStyle w:val="Heading3"/>
+      </w:pPr>
+      <w:r>
+        <w:t xml:space="preserve">D-3.2.4. Copy versioning</w:t>
+      </w:r>
+    </w:p>
+    <w:p>
+      <w:pPr>
+        <w:pStyle w:val="FirstParagraph"/>
+      </w:pPr>
+      <w:r>
+        <w:t xml:space="preserve">Every handoff record persists the version id of the copy the visitor saw at consent time. Today these are manual semver-style labels (e.g. </w:t>
+      </w:r>
+      <w:r>
+        <w:rPr>
+          <w:rStyle w:val="VerbatimChar"/>
+        </w:rPr>
+        <w:t xml:space="preserve">consent-handoff/v2</w:t>
+      </w:r>
+      <w:r>
+        <w:t xml:space="preserve">) bumped by hand when copy changes — no automated enforcement.</w:t>
+      </w:r>
+      <w:r>
+        <w:t xml:space="preserve"> </w:t>
+      </w:r>
+      <w:r>
+        <w:rPr>
+          <w:b/>
+          <w:bCs/>
+        </w:rPr>
+        <w:t xml:space="preserve">Intended before launch</w:t>
+      </w:r>
+      <w:r>
+        <w:t xml:space="preserve">: content-hash versioning, so any edit to consent-bearing copy changes the version id automatically.</w:t>
+      </w:r>
+      <w:r>
+        <w:t xml:space="preserve"> </w:t>
+      </w:r>
+      <w:r>
+        <w:rPr>
+          <w:b/>
+          <w:bCs/>
+        </w:rPr>
+        <w:t xml:space="preserve">Required</w:t>
+      </w:r>
+      <w:r>
+        <w:t xml:space="preserve">: confirm content-hash versioning, or instruct continued manual labels (with documented author discipline).</w:t>
+      </w:r>
+    </w:p>
+    <w:bookmarkEnd w:id="45"/>
+    <w:bookmarkStart w:id="46" w:name="Xfcb702f4ef5e2408a58c194b0043c796a6edd74"/>
+    <w:p>
+      <w:pPr>
+        <w:pStyle w:val="Heading3"/>
+      </w:pPr>
+      <w:r>
+        <w:t xml:space="preserve">D-3.2.5. Manual per-request data-subject-rights process</w:t>
+      </w:r>
+    </w:p>
+    <w:p>
+      <w:pPr>
+        <w:pStyle w:val="FirstParagraph"/>
+      </w:pPr>
+      <w:r>
+        <w:t xml:space="preserve">For Art. 15 / 16 / 17: visitors email Swoop’s privacy contact; the recipient runs a documented runbook (a SQL query against the handoff store by email); record returned, updated, or deleted; confirmation logged (no record content) and sent. GDPR’s 1-month SLA applies.</w:t>
+      </w:r>
+      <w:r>
+        <w:t xml:space="preserve"> </w:t>
+      </w:r>
+      <w:r>
+        <w:rPr>
+          <w:b/>
+          <w:bCs/>
+        </w:rPr>
+        <w:t xml:space="preserve">Required</w:t>
+      </w:r>
+      <w:r>
+        <w:t xml:space="preserve">: acceptable, or is a self-service surface needed?</w:t>
+      </w:r>
+    </w:p>
+    <w:bookmarkEnd w:id="46"/>
+    <w:bookmarkStart w:id="47" w:name="d-3.2.6.-dual-backstop-on-handoff-write"/>
+    <w:p>
+      <w:pPr>
+        <w:pStyle w:val="Heading3"/>
+      </w:pPr>
+      <w:r>
+        <w:t xml:space="preserve">D-3.2.6. Dual backstop on handoff write</w:t>
+      </w:r>
+    </w:p>
+    <w:p>
+      <w:pPr>
+        <w:pStyle w:val="FirstParagraph"/>
+      </w:pPr>
+      <w:r>
+        <w:t xml:space="preserve">Both the server route and the handoff side-effect refuse to write unless</w:t>
+      </w:r>
+      <w:r>
+        <w:t xml:space="preserve"> </w:t>
+      </w:r>
+      <w:r>
+        <w:rPr>
+          <w:b/>
+          <w:bCs/>
+        </w:rPr>
+        <w:t xml:space="preserve">both</w:t>
+      </w:r>
+      <w:r>
+        <w:t xml:space="preserve"> </w:t>
+      </w:r>
+      <w:r>
+        <w:t xml:space="preserve">consent flags are present and true. Either layer alone would prevent unauthorised processing; the duplication protects against future refactors. Implementation detail; no copy implication.</w:t>
+      </w:r>
+    </w:p>
+    <w:bookmarkEnd w:id="47"/>
+    <w:bookmarkStart w:id="48" w:name="Xaef9c5c33e509d494be59773bb32866f939f2b1"/>
+    <w:p>
+      <w:pPr>
+        <w:pStyle w:val="Heading3"/>
+      </w:pPr>
+      <w:r>
+        <w:t xml:space="preserve">D-3.2.7. No third-party analytics or tracking in the chat surface</w:t>
+      </w:r>
+    </w:p>
+    <w:p>
+      <w:pPr>
+        <w:pStyle w:val="FirstParagraph"/>
+      </w:pPr>
+      <w:r>
+        <w:t xml:space="preserve">The chat iframe ships no third-party scripts, no fingerprinting, no session-replay. Session state is held tab-scoped in</w:t>
+      </w:r>
+      <w:r>
+        <w:t xml:space="preserve"> </w:t>
+      </w:r>
+      <w:r>
+        <w:rPr>
+          <w:rStyle w:val="VerbatimChar"/>
+        </w:rPr>
+        <w:t xml:space="preserve">sessionStorage</w:t>
+      </w:r>
+      <w:r>
+        <w:t xml:space="preserve">. (A staff-only admin login uses a first-party</w:t>
+      </w:r>
+      <w:r>
+        <w:t xml:space="preserve"> </w:t>
+      </w:r>
+      <w:r>
+        <w:rPr>
+          <w:rStyle w:val="VerbatimChar"/>
+        </w:rPr>
+        <w:t xml:space="preserve">localStorage</w:t>
+      </w:r>
+      <w:r>
+        <w:t xml:space="preserve"> </w:t>
+      </w:r>
+      <w:r>
+        <w:t xml:space="preserve">token; it is never present for visitors and is excluded from analytics.)</w:t>
+      </w:r>
+      <w:r>
+        <w:t xml:space="preserve"> </w:t>
+      </w:r>
+      <w:r>
+        <w:rPr>
+          <w:b/>
+          <w:bCs/>
+        </w:rPr>
+        <w:t xml:space="preserve">Required</w:t>
+      </w:r>
+      <w:r>
+        <w:t xml:space="preserve">: acceptable as-is, or state more prominently in the privacy modal (§4.3)?</w:t>
+      </w:r>
+    </w:p>
+    <w:p>
+      <w:r>
+        <w:pict>
+          <v:rect style="width:0;height:1.5pt" o:hralign="center" o:hrstd="t" o:hr="t"/>
+        </w:pict>
+      </w:r>
+    </w:p>
+    <w:bookmarkEnd w:id="48"/>
+    <w:bookmarkEnd w:id="49"/>
+    <w:bookmarkStart w:id="50" w:name="swoop-operational"/>
+    <w:p>
+      <w:pPr>
+        <w:pStyle w:val="Heading2"/>
+      </w:pPr>
+      <w:r>
+        <w:t xml:space="preserve">3.3 Swoop operational</w:t>
       </w:r>
     </w:p>
     <w:tbl>
@@ -2793,29 +3865,29 @@
               <w:pStyle w:val="Compact"/>
             </w:pPr>
             <w:r>
-              <w:t xml:space="preserve">Option</w:t>
-            </w:r>
-          </w:p>
-        </w:tc>
-        <w:tc>
-          <w:tcPr/>
-          <w:p>
-            <w:pPr>
-              <w:pStyle w:val="Compact"/>
-            </w:pPr>
-            <w:r>
-              <w:t xml:space="preserve">Mechanic</w:t>
-            </w:r>
-          </w:p>
-        </w:tc>
-        <w:tc>
-          <w:tcPr/>
-          <w:p>
-            <w:pPr>
-              <w:pStyle w:val="Compact"/>
-            </w:pPr>
-            <w:r>
-              <w:t xml:space="preserve">Trade-off</w:t>
+              <w:t xml:space="preserve">ID</w:t>
+            </w:r>
+          </w:p>
+        </w:tc>
+        <w:tc>
+          <w:tcPr/>
+          <w:p>
+            <w:pPr>
+              <w:pStyle w:val="Compact"/>
+            </w:pPr>
+            <w:r>
+              <w:t xml:space="preserve">Decision</w:t>
+            </w:r>
+          </w:p>
+        </w:tc>
+        <w:tc>
+          <w:tcPr/>
+          <w:p>
+            <w:pPr>
+              <w:pStyle w:val="Compact"/>
+            </w:pPr>
+            <w:r>
+              <w:t xml:space="preserve">What’s required</w:t>
             </w:r>
           </w:p>
         </w:tc>
@@ -2828,53 +3900,96 @@
               <w:pStyle w:val="Compact"/>
             </w:pPr>
             <w:r>
-              <w:t xml:space="preserve">(a) Disclose explicitly in tier-1</w:t>
-            </w:r>
-          </w:p>
-        </w:tc>
-        <w:tc>
-          <w:tcPr/>
-          <w:p>
-            <w:pPr>
-              <w:pStyle w:val="Compact"/>
-            </w:pPr>
-            <w:r>
-              <w:t xml:space="preserve">Add a line to</w:t>
-            </w:r>
-            <w:r>
-              <w:t xml:space="preserve"> </w:t>
-            </w:r>
+              <w:t xml:space="preserve">D-3.3.1</w:t>
+            </w:r>
+          </w:p>
+        </w:tc>
+        <w:tc>
+          <w:tcPr/>
+          <w:p>
+            <w:pPr>
+              <w:pStyle w:val="Compact"/>
+            </w:pPr>
+            <w:r>
+              <w:rPr>
+                <w:b/>
+                <w:bCs/>
+              </w:rPr>
+              <w:t xml:space="preserve">SMTP provider</w:t>
+            </w:r>
+          </w:p>
+        </w:tc>
+        <w:tc>
+          <w:tcPr/>
+          <w:p>
+            <w:pPr>
+              <w:pStyle w:val="Compact"/>
+            </w:pPr>
+            <w:r>
+              <w:t xml:space="preserve">Working assumption: Google Workspace / Gmail SMTP (existing Google footprint); fall-backs Postmark / SES / Mailgun. Swoop confirms. If Google, the DPA is the same Google Cloud DPA (D-3.1.7).</w:t>
+            </w:r>
+          </w:p>
+        </w:tc>
+      </w:tr>
+      <w:tr>
+        <w:tc>
+          <w:tcPr/>
+          <w:p>
+            <w:pPr>
+              <w:pStyle w:val="Compact"/>
+            </w:pPr>
+            <w:r>
+              <w:t xml:space="preserve">D-3.3.2</w:t>
+            </w:r>
+          </w:p>
+        </w:tc>
+        <w:tc>
+          <w:tcPr/>
+          <w:p>
+            <w:pPr>
+              <w:pStyle w:val="Compact"/>
+            </w:pPr>
+            <w:r>
+              <w:rPr>
+                <w:b/>
+                <w:bCs/>
+              </w:rPr>
+              <w:t xml:space="preserve">Sales inbox address(es)</w:t>
+            </w:r>
+          </w:p>
+        </w:tc>
+        <w:tc>
+          <w:tcPr/>
+          <w:p>
+            <w:pPr>
+              <w:pStyle w:val="Compact"/>
+            </w:pPr>
             <w:r>
               <w:rPr>
                 <w:rStyle w:val="VerbatimChar"/>
               </w:rPr>
-              <w:t xml:space="preserve">opening.body</w:t>
+              <w:t xml:space="preserve">qualified</w:t>
             </w:r>
             <w:r>
               <w:t xml:space="preserve"> </w:t>
             </w:r>
             <w:r>
-              <w:t xml:space="preserve">naming</w:t>
+              <w:t xml:space="preserve">and</w:t>
             </w:r>
             <w:r>
               <w:t xml:space="preserve"> </w:t>
             </w:r>
             <w:r>
-              <w:t xml:space="preserve">“we may use anonymised conversations to improve the assistant”</w:t>
-            </w:r>
-            <w:r>
-              <w:t xml:space="preserve">; retain under Art. 6(1)(a) for a stated window</w:t>
-            </w:r>
-          </w:p>
-        </w:tc>
-        <w:tc>
-          <w:tcPr/>
-          <w:p>
-            <w:pPr>
-              <w:pStyle w:val="Compact"/>
-            </w:pPr>
-            <w:r>
-              <w:t xml:space="preserve">Cleanest GDPR posture; tier-1 copy gets longer, some visitors may decline who’d otherwise continue</w:t>
+              <w:rPr>
+                <w:rStyle w:val="VerbatimChar"/>
+              </w:rPr>
+              <w:t xml:space="preserve">referred_out</w:t>
+            </w:r>
+            <w:r>
+              <w:t xml:space="preserve"> </w:t>
+            </w:r>
+            <w:r>
+              <w:t xml:space="preserve">trigger email. Swoop confirms address(es) and whether one inbox with subject prefixes or two.</w:t>
             </w:r>
           </w:p>
         </w:tc>
@@ -2887,29 +4002,48 @@
               <w:pStyle w:val="Compact"/>
             </w:pPr>
             <w:r>
-              <w:t xml:space="preserve">(b) Pseudonymise and extract eval cases</w:t>
-            </w:r>
-          </w:p>
-        </w:tc>
-        <w:tc>
-          <w:tcPr/>
-          <w:p>
-            <w:pPr>
-              <w:pStyle w:val="Compact"/>
-            </w:pPr>
-            <w:r>
-              <w:t xml:space="preserve">At conversation end, strip visitor identifiers and persist derived eval data; discard raw conversation per the short session window</w:t>
-            </w:r>
-          </w:p>
-        </w:tc>
-        <w:tc>
-          <w:tcPr/>
-          <w:p>
-            <w:pPr>
-              <w:pStyle w:val="Compact"/>
-            </w:pPr>
-            <w:r>
-              <w:t xml:space="preserve">Original conversation stays under current retention; derived data is no longer personal data</w:t>
+              <w:t xml:space="preserve">D-3.3.3</w:t>
+            </w:r>
+          </w:p>
+        </w:tc>
+        <w:tc>
+          <w:tcPr/>
+          <w:p>
+            <w:pPr>
+              <w:pStyle w:val="Compact"/>
+            </w:pPr>
+            <w:r>
+              <w:rPr>
+                <w:b/>
+                <w:bCs/>
+              </w:rPr>
+              <w:t xml:space="preserve">Visitor-facing privacy contact</w:t>
+            </w:r>
+          </w:p>
+        </w:tc>
+        <w:tc>
+          <w:tcPr/>
+          <w:p>
+            <w:pPr>
+              <w:pStyle w:val="Compact"/>
+            </w:pPr>
+            <w:r>
+              <w:t xml:space="preserve">The privacy modal (§4.3) uses</w:t>
+            </w:r>
+            <w:r>
+              <w:t xml:space="preserve"> </w:t>
+            </w:r>
+            <w:r>
+              <w:rPr>
+                <w:rStyle w:val="VerbatimChar"/>
+              </w:rPr>
+              <w:t xml:space="preserve">privacy@example.com</w:t>
+            </w:r>
+            <w:r>
+              <w:t xml:space="preserve"> </w:t>
+            </w:r>
+            <w:r>
+              <w:t xml:space="preserve">as a placeholder. Swoop’s named privacy contact or redirect. Used for Art. 15/16/17 and withdrawal.</w:t>
             </w:r>
           </w:p>
         </w:tc>
@@ -2922,111 +4056,170 @@
               <w:pStyle w:val="Compact"/>
             </w:pPr>
             <w:r>
-              <w:t xml:space="preserve">(c) Legitimate-interest framing</w:t>
-            </w:r>
-          </w:p>
-        </w:tc>
-        <w:tc>
-          <w:tcPr/>
-          <w:p>
-            <w:pPr>
-              <w:pStyle w:val="Compact"/>
-            </w:pPr>
-            <w:r>
-              <w:t xml:space="preserve">Frame raw-conversation retention under Art. 6(1)(f), with a balancing test similar to disqualified and inconclusive</w:t>
-            </w:r>
-          </w:p>
-        </w:tc>
-        <w:tc>
-          <w:tcPr/>
-          <w:p>
-            <w:pPr>
-              <w:pStyle w:val="Compact"/>
-            </w:pPr>
-            <w:r>
-              <w:t xml:space="preserve">No tier-1 copy change; balancing test harder to defend for raw conversations with visitor PII</w:t>
+              <w:t xml:space="preserve">D-3.3.4</w:t>
+            </w:r>
+          </w:p>
+        </w:tc>
+        <w:tc>
+          <w:tcPr/>
+          <w:p>
+            <w:pPr>
+              <w:pStyle w:val="Compact"/>
+            </w:pPr>
+            <w:r>
+              <w:rPr>
+                <w:b/>
+                <w:bCs/>
+              </w:rPr>
+              <w:t xml:space="preserve">DPA sourcing</w:t>
+            </w:r>
+          </w:p>
+        </w:tc>
+        <w:tc>
+          <w:tcPr/>
+          <w:p>
+            <w:pPr>
+              <w:pStyle w:val="Compact"/>
+            </w:pPr>
+            <w:r>
+              <w:t xml:space="preserve">Anthropic (commercial agreement or published terms); Google Cloud (existing GCP contract); Gemini API terms (D-3.1.10); SMTP (once D-3.3.1 confirmed).</w:t>
+            </w:r>
+          </w:p>
+        </w:tc>
+      </w:tr>
+      <w:tr>
+        <w:tc>
+          <w:tcPr/>
+          <w:p>
+            <w:pPr>
+              <w:pStyle w:val="Compact"/>
+            </w:pPr>
+            <w:r>
+              <w:t xml:space="preserve">D-3.3.5</w:t>
+            </w:r>
+          </w:p>
+        </w:tc>
+        <w:tc>
+          <w:tcPr/>
+          <w:p>
+            <w:pPr>
+              <w:pStyle w:val="Compact"/>
+            </w:pPr>
+            <w:r>
+              <w:rPr>
+                <w:b/>
+                <w:bCs/>
+              </w:rPr>
+              <w:t xml:space="preserve">Google Cloud region</w:t>
+            </w:r>
+          </w:p>
+        </w:tc>
+        <w:tc>
+          <w:tcPr/>
+          <w:p>
+            <w:pPr>
+              <w:pStyle w:val="Compact"/>
+            </w:pPr>
+            <w:r>
+              <w:t xml:space="preserve">Working default</w:t>
+            </w:r>
+            <w:r>
+              <w:t xml:space="preserve"> </w:t>
+            </w:r>
+            <w:r>
+              <w:rPr>
+                <w:rStyle w:val="VerbatimChar"/>
+              </w:rPr>
+              <w:t xml:space="preserve">europe-west2</w:t>
+            </w:r>
+            <w:r>
+              <w:t xml:space="preserve"> </w:t>
+            </w:r>
+            <w:r>
+              <w:t xml:space="preserve">(London) for the VM, Postgres, and logs. Thomas (Swoop ops) confirms the region for the GCP project.</w:t>
+            </w:r>
+          </w:p>
+        </w:tc>
+      </w:tr>
+      <w:tr>
+        <w:tc>
+          <w:tcPr/>
+          <w:p>
+            <w:pPr>
+              <w:pStyle w:val="Compact"/>
+            </w:pPr>
+            <w:r>
+              <w:t xml:space="preserve">D-3.3.6</w:t>
+            </w:r>
+          </w:p>
+        </w:tc>
+        <w:tc>
+          <w:tcPr/>
+          <w:p>
+            <w:pPr>
+              <w:pStyle w:val="Compact"/>
+            </w:pPr>
+            <w:r>
+              <w:rPr>
+                <w:b/>
+                <w:bCs/>
+              </w:rPr>
+              <w:t xml:space="preserve">Counsel review contact + chase-up</w:t>
+            </w:r>
+          </w:p>
+        </w:tc>
+        <w:tc>
+          <w:tcPr/>
+          <w:p>
+            <w:pPr>
+              <w:pStyle w:val="Compact"/>
+            </w:pPr>
+            <w:r>
+              <w:t xml:space="preserve">A named counsel contact, an agreed turnaround for this pack, and a path for follow-up questions. Launch blocks on sign-off.</w:t>
+            </w:r>
+          </w:p>
+        </w:tc>
+      </w:tr>
+      <w:tr>
+        <w:tc>
+          <w:tcPr/>
+          <w:p>
+            <w:pPr>
+              <w:pStyle w:val="Compact"/>
+            </w:pPr>
+            <w:r>
+              <w:t xml:space="preserve">D-3.3.7</w:t>
+            </w:r>
+          </w:p>
+        </w:tc>
+        <w:tc>
+          <w:tcPr/>
+          <w:p>
+            <w:pPr>
+              <w:pStyle w:val="Compact"/>
+            </w:pPr>
+            <w:r>
+              <w:rPr>
+                <w:b/>
+                <w:bCs/>
+              </w:rPr>
+              <w:t xml:space="preserve">Swoop privacy-policy integration</w:t>
+            </w:r>
+          </w:p>
+        </w:tc>
+        <w:tc>
+          <w:tcPr/>
+          <w:p>
+            <w:pPr>
+              <w:pStyle w:val="Compact"/>
+            </w:pPr>
+            <w:r>
+              <w:t xml:space="preserve">The privacy modal links to Swoop’s existing policy. Swoop confirms whether it already covers the agent’s processing or needs a diff.</w:t>
             </w:r>
           </w:p>
         </w:tc>
       </w:tr>
     </w:tbl>
-    <w:p>
-      <w:pPr>
-        <w:pStyle w:val="BodyText"/>
-      </w:pPr>
-      <w:r>
-        <w:rPr>
-          <w:b/>
-          <w:bCs/>
-        </w:rPr>
-        <w:t xml:space="preserve">Required</w:t>
-      </w:r>
-      <w:r>
-        <w:t xml:space="preserve">:</w:t>
-      </w:r>
-    </w:p>
-    <w:p>
-      <w:pPr>
-        <w:pStyle w:val="Compact"/>
-        <w:numPr>
-          <w:ilvl w:val="0"/>
-          <w:numId w:val="1010"/>
-        </w:numPr>
-      </w:pPr>
-      <w:r>
-        <w:t xml:space="preserve">From Swoop: how long do you actually want to retain conversation data? A specific window (30 days, 6 months, 12 months) lets counsel reason about defensibility.</w:t>
-      </w:r>
-    </w:p>
-    <w:p>
-      <w:pPr>
-        <w:pStyle w:val="Compact"/>
-        <w:numPr>
-          <w:ilvl w:val="0"/>
-          <w:numId w:val="1010"/>
-        </w:numPr>
-      </w:pPr>
-      <w:r>
-        <w:t xml:space="preserve">From counsel: which option (a, b, or c) is the cleanest path?</w:t>
-      </w:r>
-    </w:p>
-    <w:p>
-      <w:pPr>
-        <w:pStyle w:val="FirstParagraph"/>
-      </w:pPr>
-      <w:r>
-        <w:t xml:space="preserve">This blocks the final wording of</w:t>
-      </w:r>
-      <w:r>
-        <w:t xml:space="preserve"> </w:t>
-      </w:r>
-      <w:r>
-        <w:rPr>
-          <w:rStyle w:val="VerbatimChar"/>
-        </w:rPr>
-        <w:t xml:space="preserve">opening.body</w:t>
-      </w:r>
-      <w:r>
-        <w:t xml:space="preserve"> </w:t>
-      </w:r>
-      <w:r>
-        <w:t xml:space="preserve">(§4.1) and</w:t>
-      </w:r>
-      <w:r>
-        <w:t xml:space="preserve"> </w:t>
-      </w:r>
-      <w:r>
-        <w:rPr>
-          <w:rStyle w:val="VerbatimChar"/>
-        </w:rPr>
-        <w:t xml:space="preserve">privacy.paragraph-1</w:t>
-      </w:r>
-      <w:r>
-        <w:t xml:space="preserve"> </w:t>
-      </w:r>
-      <w:r>
-        <w:t xml:space="preserve">(§4.3). Neither currently mentions retention-for-improvement.</w:t>
-      </w:r>
-    </w:p>
     <w:p>
       <w:r>
         <w:pict>
@@ -3034,24 +4227,15 @@
         </w:pict>
       </w:r>
     </w:p>
-    <w:bookmarkEnd w:id="45"/>
-    <w:bookmarkEnd w:id="46"/>
-    <w:bookmarkStart w:id="54" w:name="confirm-or-amend"/>
-    <w:p>
-      <w:pPr>
-        <w:pStyle w:val="Heading2"/>
-      </w:pPr>
-      <w:r>
-        <w:t xml:space="preserve">3.2 Confirm or amend</w:t>
-      </w:r>
-    </w:p>
-    <w:bookmarkStart w:id="47" w:name="d-3.2.1.-two-tier-consent-model"/>
-    <w:p>
-      <w:pPr>
-        <w:pStyle w:val="Heading3"/>
-      </w:pPr>
-      <w:r>
-        <w:t xml:space="preserve">D-3.2.1. Two-tier consent model</w:t>
+    <w:bookmarkEnd w:id="50"/>
+    <w:bookmarkEnd w:id="51"/>
+    <w:bookmarkStart w:id="61" w:name="copy-table"/>
+    <w:p>
+      <w:pPr>
+        <w:pStyle w:val="Heading1"/>
+      </w:pPr>
+      <w:r>
+        <w:t xml:space="preserve">4. Copy table</w:t>
       </w:r>
     </w:p>
     <w:p>
@@ -3059,7 +4243,81 @@
         <w:pStyle w:val="FirstParagraph"/>
       </w:pPr>
       <w:r>
-        <w:t xml:space="preserve">Tier 1 (paired with AI disclosure) at conversation start; tier 2 (separate from optional marketing opt-in) at handoff. Chosen over legitimate-interest because a chatbot freely receives PII in messages; explicit consent is the cleaner posture. See §4.1 and §4.4 for the copy.</w:t>
+        <w:t xml:space="preserve">Each row carries an</w:t>
+      </w:r>
+      <w:r>
+        <w:t xml:space="preserve"> </w:t>
+      </w:r>
+      <w:r>
+        <w:rPr>
+          <w:b/>
+          <w:bCs/>
+        </w:rPr>
+        <w:t xml:space="preserve">ID</w:t>
+      </w:r>
+      <w:r>
+        <w:t xml:space="preserve"> </w:t>
+      </w:r>
+      <w:r>
+        <w:t xml:space="preserve">(machine-readable; used to apply counsel’s edits), the</w:t>
+      </w:r>
+      <w:r>
+        <w:t xml:space="preserve"> </w:t>
+      </w:r>
+      <w:r>
+        <w:rPr>
+          <w:b/>
+          <w:bCs/>
+        </w:rPr>
+        <w:t xml:space="preserve">Surface</w:t>
+      </w:r>
+      <w:r>
+        <w:t xml:space="preserve">,</w:t>
+      </w:r>
+      <w:r>
+        <w:t xml:space="preserve"> </w:t>
+      </w:r>
+      <w:r>
+        <w:rPr>
+          <w:b/>
+          <w:bCs/>
+        </w:rPr>
+        <w:t xml:space="preserve">When it shows</w:t>
+      </w:r>
+      <w:r>
+        <w:t xml:space="preserve">, and the</w:t>
+      </w:r>
+      <w:r>
+        <w:t xml:space="preserve"> </w:t>
+      </w:r>
+      <w:r>
+        <w:rPr>
+          <w:b/>
+          <w:bCs/>
+        </w:rPr>
+        <w:t xml:space="preserve">Draft</w:t>
+      </w:r>
+      <w:r>
+        <w:t xml:space="preserve"> </w:t>
+      </w:r>
+      <w:r>
+        <w:t xml:space="preserve">as it stands. The</w:t>
+      </w:r>
+      <w:r>
+        <w:t xml:space="preserve"> </w:t>
+      </w:r>
+      <w:r>
+        <w:rPr>
+          <w:b/>
+          <w:bCs/>
+        </w:rPr>
+        <w:t xml:space="preserve">Counsel notes</w:t>
+      </w:r>
+      <w:r>
+        <w:t xml:space="preserve"> </w:t>
+      </w:r>
+      <w:r>
+        <w:t xml:space="preserve">column is for track-changes and comments. Keep the ID; amend the draft.</w:t>
       </w:r>
     </w:p>
     <w:p>
@@ -3069,873 +4327,7 @@
         </w:pict>
       </w:r>
     </w:p>
-    <w:bookmarkEnd w:id="47"/>
-    <w:bookmarkStart w:id="48" w:name="X941faf63f59f441949ebcb8ddaa7662d0628b7a"/>
-    <w:p>
-      <w:pPr>
-        <w:pStyle w:val="Heading3"/>
-      </w:pPr>
-      <w:r>
-        <w:t xml:space="preserve">D-3.2.2. Marketing opt-in default and separation</w:t>
-      </w:r>
-    </w:p>
-    <w:p>
-      <w:pPr>
-        <w:pStyle w:val="FirstParagraph"/>
-      </w:pPr>
-      <w:r>
-        <w:t xml:space="preserve">Marketing opt-in is a separate tickbox,</w:t>
-      </w:r>
-      <w:r>
-        <w:t xml:space="preserve"> </w:t>
-      </w:r>
-      <w:r>
-        <w:rPr>
-          <w:b/>
-          <w:bCs/>
-        </w:rPr>
-        <w:t xml:space="preserve">unticked by default</w:t>
-      </w:r>
-      <w:r>
-        <w:t xml:space="preserve">. Handoff submission doesn’t require it. Both consent records are persisted independently. IDs</w:t>
-      </w:r>
-      <w:r>
-        <w:t xml:space="preserve"> </w:t>
-      </w:r>
-      <w:r>
-        <w:rPr>
-          <w:rStyle w:val="VerbatimChar"/>
-        </w:rPr>
-        <w:t xml:space="preserve">lead-capture.consent</w:t>
-      </w:r>
-      <w:r>
-        <w:t xml:space="preserve"> </w:t>
-      </w:r>
-      <w:r>
-        <w:t xml:space="preserve">and</w:t>
-      </w:r>
-      <w:r>
-        <w:t xml:space="preserve"> </w:t>
-      </w:r>
-      <w:r>
-        <w:rPr>
-          <w:rStyle w:val="VerbatimChar"/>
-        </w:rPr>
-        <w:t xml:space="preserve">lead-capture.marketing</w:t>
-      </w:r>
-      <w:r>
-        <w:t xml:space="preserve"> </w:t>
-      </w:r>
-      <w:r>
-        <w:t xml:space="preserve">in §4.4.</w:t>
-      </w:r>
-    </w:p>
-    <w:p>
-      <w:r>
-        <w:pict>
-          <v:rect style="width:0;height:1.5pt" o:hralign="center" o:hrstd="t" o:hr="t"/>
-        </w:pict>
-      </w:r>
-    </w:p>
-    <w:bookmarkEnd w:id="48"/>
-    <w:bookmarkStart w:id="49" w:name="Xff2f28c3d2568da06da38a2d1c3b760f7992ac9"/>
-    <w:p>
-      <w:pPr>
-        <w:pStyle w:val="Heading3"/>
-      </w:pPr>
-      <w:r>
-        <w:t xml:space="preserve">D-3.2.3. Tier-2 consent timestamp captured client-side</w:t>
-      </w:r>
-    </w:p>
-    <w:p>
-      <w:pPr>
-        <w:pStyle w:val="FirstParagraph"/>
-      </w:pPr>
-      <w:r>
-        <w:t xml:space="preserve">The browser stamps</w:t>
-      </w:r>
-      <w:r>
-        <w:t xml:space="preserve"> </w:t>
-      </w:r>
-      <w:r>
-        <w:rPr>
-          <w:rStyle w:val="VerbatimChar"/>
-        </w:rPr>
-        <w:t xml:space="preserve">new Date().toISOString()</w:t>
-      </w:r>
-      <w:r>
-        <w:t xml:space="preserve"> </w:t>
-      </w:r>
-      <w:r>
-        <w:t xml:space="preserve">at the moment of Submit click; the server records that value verbatim. Encodes the visitor’s</w:t>
-      </w:r>
-      <w:r>
-        <w:t xml:space="preserve"> </w:t>
-      </w:r>
-      <w:r>
-        <w:rPr>
-          <w:i/>
-          <w:iCs/>
-        </w:rPr>
-        <w:t xml:space="preserve">intent</w:t>
-      </w:r>
-      <w:r>
-        <w:t xml:space="preserve"> </w:t>
-      </w:r>
-      <w:r>
-        <w:t xml:space="preserve">moment, not server processing time. GDPR audit posture:</w:t>
-      </w:r>
-      <w:r>
-        <w:t xml:space="preserve"> </w:t>
-      </w:r>
-      <w:r>
-        <w:t xml:space="preserve">“when did the visitor consent”</w:t>
-      </w:r>
-      <w:r>
-        <w:t xml:space="preserve">. A separate server-side timestamp records when the handoff was processed.</w:t>
-      </w:r>
-    </w:p>
-    <w:p>
-      <w:r>
-        <w:pict>
-          <v:rect style="width:0;height:1.5pt" o:hralign="center" o:hrstd="t" o:hr="t"/>
-        </w:pict>
-      </w:r>
-    </w:p>
-    <w:bookmarkEnd w:id="49"/>
-    <w:bookmarkStart w:id="50" w:name="d-3.2.4.-copy-versioning"/>
-    <w:p>
-      <w:pPr>
-        <w:pStyle w:val="Heading3"/>
-      </w:pPr>
-      <w:r>
-        <w:t xml:space="preserve">D-3.2.4. Copy versioning</w:t>
-      </w:r>
-    </w:p>
-    <w:p>
-      <w:pPr>
-        <w:pStyle w:val="FirstParagraph"/>
-      </w:pPr>
-      <w:r>
-        <w:rPr>
-          <w:b/>
-          <w:bCs/>
-        </w:rPr>
-        <w:t xml:space="preserve">Why</w:t>
-      </w:r>
-      <w:r>
-        <w:t xml:space="preserve">: every handoff record persists the version id of the copy the visitor saw at consent time, giving an audit trail per record.</w:t>
-      </w:r>
-    </w:p>
-    <w:p>
-      <w:pPr>
-        <w:pStyle w:val="BodyText"/>
-      </w:pPr>
-      <w:r>
-        <w:rPr>
-          <w:b/>
-          <w:bCs/>
-        </w:rPr>
-        <w:t xml:space="preserve">Current state</w:t>
-      </w:r>
-      <w:r>
-        <w:t xml:space="preserve">: copy versions are manual semver-style labels in code (e.g. </w:t>
-      </w:r>
-      <w:r>
-        <w:rPr>
-          <w:rStyle w:val="VerbatimChar"/>
-        </w:rPr>
-        <w:t xml:space="preserve">consent-handoff/v1</w:t>
-      </w:r>
-      <w:r>
-        <w:t xml:space="preserve">,</w:t>
-      </w:r>
-      <w:r>
-        <w:t xml:space="preserve"> </w:t>
-      </w:r>
-      <w:r>
-        <w:rPr>
-          <w:rStyle w:val="VerbatimChar"/>
-        </w:rPr>
-        <w:t xml:space="preserve">disclosure-opening/v1</w:t>
-      </w:r>
-      <w:r>
-        <w:t xml:space="preserve">). When the copy text changes, the version label must be bumped manually by whoever edits the file. There is no automated enforcement.</w:t>
-      </w:r>
-    </w:p>
-    <w:p>
-      <w:pPr>
-        <w:pStyle w:val="BodyText"/>
-      </w:pPr>
-      <w:r>
-        <w:rPr>
-          <w:b/>
-          <w:bCs/>
-        </w:rPr>
-        <w:t xml:space="preserve">Intended state before launch</w:t>
-      </w:r>
-      <w:r>
-        <w:t xml:space="preserve">: switch to content-hash versioning, so any edit to consent-bearing copy automatically changes the version id with no manual coordination needed. Tracked as an open task in the relevant Tier 2 plan.</w:t>
-      </w:r>
-    </w:p>
-    <w:p>
-      <w:pPr>
-        <w:pStyle w:val="BodyText"/>
-      </w:pPr>
-      <w:r>
-        <w:rPr>
-          <w:b/>
-          <w:bCs/>
-        </w:rPr>
-        <w:t xml:space="preserve">Required</w:t>
-      </w:r>
-      <w:r>
-        <w:t xml:space="preserve">: confirm content-hash versioning is the right approach, or instruct continued use of manual labels (with explicit author discipline documented in Swoop’s process).</w:t>
-      </w:r>
-    </w:p>
-    <w:p>
-      <w:r>
-        <w:pict>
-          <v:rect style="width:0;height:1.5pt" o:hralign="center" o:hrstd="t" o:hr="t"/>
-        </w:pict>
-      </w:r>
-    </w:p>
-    <w:bookmarkEnd w:id="50"/>
-    <w:bookmarkStart w:id="51" w:name="Xfcb702f4ef5e2408a58c194b0043c796a6edd74"/>
-    <w:p>
-      <w:pPr>
-        <w:pStyle w:val="Heading3"/>
-      </w:pPr>
-      <w:r>
-        <w:t xml:space="preserve">D-3.2.5. Manual per-request data-subject-rights process</w:t>
-      </w:r>
-    </w:p>
-    <w:p>
-      <w:pPr>
-        <w:pStyle w:val="FirstParagraph"/>
-      </w:pPr>
-      <w:r>
-        <w:t xml:space="preserve">For Art. 15 (access), Art. 16 (rectification), Art. 17 (erasure): visitors email Swoop’s privacy contact; recipient runs a documented runbook (a SQL query against the handoff store by email address); record returned, updated, or deleted; confirmation logged (no record content) and sent to visitor. GDPR’s 1-month SLA applies.</w:t>
-      </w:r>
-    </w:p>
-    <w:p>
-      <w:pPr>
-        <w:pStyle w:val="BodyText"/>
-      </w:pPr>
-      <w:r>
-        <w:rPr>
-          <w:b/>
-          <w:bCs/>
-        </w:rPr>
-        <w:t xml:space="preserve">Required</w:t>
-      </w:r>
-      <w:r>
-        <w:t xml:space="preserve">: acceptable, or is a self-service surface needed?</w:t>
-      </w:r>
-    </w:p>
-    <w:p>
-      <w:r>
-        <w:pict>
-          <v:rect style="width:0;height:1.5pt" o:hralign="center" o:hrstd="t" o:hr="t"/>
-        </w:pict>
-      </w:r>
-    </w:p>
-    <w:bookmarkEnd w:id="51"/>
-    <w:bookmarkStart w:id="52" w:name="d-3.2.6.-dual-backstop-on-handoff-write"/>
-    <w:p>
-      <w:pPr>
-        <w:pStyle w:val="Heading3"/>
-      </w:pPr>
-      <w:r>
-        <w:t xml:space="preserve">D-3.2.6. Dual backstop on handoff write</w:t>
-      </w:r>
-    </w:p>
-    <w:p>
-      <w:pPr>
-        <w:pStyle w:val="FirstParagraph"/>
-      </w:pPr>
-      <w:r>
-        <w:t xml:space="preserve">Both the server route and the underlying handoff side-effect refuse to write the record unless</w:t>
-      </w:r>
-      <w:r>
-        <w:t xml:space="preserve"> </w:t>
-      </w:r>
-      <w:r>
-        <w:rPr>
-          <w:b/>
-          <w:bCs/>
-        </w:rPr>
-        <w:t xml:space="preserve">both</w:t>
-      </w:r>
-      <w:r>
-        <w:t xml:space="preserve"> </w:t>
-      </w:r>
-      <w:r>
-        <w:t xml:space="preserve">consent flags are present and true. Either layer alone would prevent unauthorised processing; the duplication protects against future refactors. Implementation detail only; no copy implication.</w:t>
-      </w:r>
-    </w:p>
-    <w:p>
-      <w:r>
-        <w:pict>
-          <v:rect style="width:0;height:1.5pt" o:hralign="center" o:hrstd="t" o:hr="t"/>
-        </w:pict>
-      </w:r>
-    </w:p>
-    <w:bookmarkEnd w:id="52"/>
-    <w:bookmarkStart w:id="53" w:name="Xaef9c5c33e509d494be59773bb32866f939f2b1"/>
-    <w:p>
-      <w:pPr>
-        <w:pStyle w:val="Heading3"/>
-      </w:pPr>
-      <w:r>
-        <w:t xml:space="preserve">D-3.2.7. No third-party analytics or tracking in the chat surface</w:t>
-      </w:r>
-    </w:p>
-    <w:p>
-      <w:pPr>
-        <w:pStyle w:val="FirstParagraph"/>
-      </w:pPr>
-      <w:r>
-        <w:t xml:space="preserve">The chat iframe ships with no third-party scripts, no fingerprinting, no session-replay. Only standard Cloud Run and Cloud Logging request logs (30-day default).</w:t>
-      </w:r>
-    </w:p>
-    <w:p>
-      <w:pPr>
-        <w:pStyle w:val="BodyText"/>
-      </w:pPr>
-      <w:r>
-        <w:rPr>
-          <w:b/>
-          <w:bCs/>
-        </w:rPr>
-        <w:t xml:space="preserve">Required</w:t>
-      </w:r>
-      <w:r>
-        <w:t xml:space="preserve">: acceptable as-is, or should this be stated more prominently in the privacy modal (§4.3)?</w:t>
-      </w:r>
-    </w:p>
-    <w:p>
-      <w:r>
-        <w:pict>
-          <v:rect style="width:0;height:1.5pt" o:hralign="center" o:hrstd="t" o:hr="t"/>
-        </w:pict>
-      </w:r>
-    </w:p>
-    <w:bookmarkEnd w:id="53"/>
-    <w:bookmarkEnd w:id="54"/>
-    <w:bookmarkStart w:id="62" w:name="swoop-operational"/>
-    <w:p>
-      <w:pPr>
-        <w:pStyle w:val="Heading2"/>
-      </w:pPr>
-      <w:r>
-        <w:t xml:space="preserve">3.3 Swoop operational</w:t>
-      </w:r>
-    </w:p>
-    <w:bookmarkStart w:id="55" w:name="d-3.3.1.-smtp-provider-selection"/>
-    <w:p>
-      <w:pPr>
-        <w:pStyle w:val="Heading3"/>
-      </w:pPr>
-      <w:r>
-        <w:t xml:space="preserve">D-3.3.1. SMTP provider selection</w:t>
-      </w:r>
-    </w:p>
-    <w:p>
-      <w:pPr>
-        <w:pStyle w:val="FirstParagraph"/>
-      </w:pPr>
-      <w:r>
-        <w:rPr>
-          <w:b/>
-          <w:bCs/>
-        </w:rPr>
-        <w:t xml:space="preserve">Working assumption</w:t>
-      </w:r>
-      <w:r>
-        <w:t xml:space="preserve">: Google Workspace / Gmail SMTP, given Swoop’s existing Google footprint. Fall-back candidates if Google doesn’t fit: Postmark, Amazon SES, Mailgun.</w:t>
-      </w:r>
-    </w:p>
-    <w:p>
-      <w:pPr>
-        <w:pStyle w:val="BodyText"/>
-      </w:pPr>
-      <w:r>
-        <w:rPr>
-          <w:b/>
-          <w:bCs/>
-        </w:rPr>
-        <w:t xml:space="preserve">Required</w:t>
-      </w:r>
-      <w:r>
-        <w:t xml:space="preserve">: Swoop confirms. If Google, the DPA is the same Google Cloud DPA in scope under D-3.1.7.</w:t>
-      </w:r>
-    </w:p>
-    <w:p>
-      <w:r>
-        <w:pict>
-          <v:rect style="width:0;height:1.5pt" o:hralign="center" o:hrstd="t" o:hr="t"/>
-        </w:pict>
-      </w:r>
-    </w:p>
-    <w:bookmarkEnd w:id="55"/>
-    <w:bookmarkStart w:id="56" w:name="d-3.3.2.-sales-inbox-addresses"/>
-    <w:p>
-      <w:pPr>
-        <w:pStyle w:val="Heading3"/>
-      </w:pPr>
-      <w:r>
-        <w:t xml:space="preserve">D-3.3.2. Sales inbox address(es)</w:t>
-      </w:r>
-    </w:p>
-    <w:p>
-      <w:pPr>
-        <w:pStyle w:val="FirstParagraph"/>
-      </w:pPr>
-      <w:r>
-        <w:t xml:space="preserve">Two verdicts trigger email:</w:t>
-      </w:r>
-      <w:r>
-        <w:t xml:space="preserve"> </w:t>
-      </w:r>
-      <w:r>
-        <w:rPr>
-          <w:rStyle w:val="VerbatimChar"/>
-        </w:rPr>
-        <w:t xml:space="preserve">qualified</w:t>
-      </w:r>
-      <w:r>
-        <w:t xml:space="preserve"> </w:t>
-      </w:r>
-      <w:r>
-        <w:t xml:space="preserve">and</w:t>
-      </w:r>
-      <w:r>
-        <w:t xml:space="preserve"> </w:t>
-      </w:r>
-      <w:r>
-        <w:rPr>
-          <w:rStyle w:val="VerbatimChar"/>
-        </w:rPr>
-        <w:t xml:space="preserve">referred_out</w:t>
-      </w:r>
-      <w:r>
-        <w:t xml:space="preserve">. They may need different inboxes or the same inbox with subject-line prefixes.</w:t>
-      </w:r>
-    </w:p>
-    <w:p>
-      <w:pPr>
-        <w:pStyle w:val="BodyText"/>
-      </w:pPr>
-      <w:r>
-        <w:rPr>
-          <w:b/>
-          <w:bCs/>
-        </w:rPr>
-        <w:t xml:space="preserve">Required</w:t>
-      </w:r>
-      <w:r>
-        <w:t xml:space="preserve">: Swoop confirms the address(es) and routing pattern.</w:t>
-      </w:r>
-    </w:p>
-    <w:p>
-      <w:r>
-        <w:pict>
-          <v:rect style="width:0;height:1.5pt" o:hralign="center" o:hrstd="t" o:hr="t"/>
-        </w:pict>
-      </w:r>
-    </w:p>
-    <w:bookmarkEnd w:id="56"/>
-    <w:bookmarkStart w:id="57" w:name="Xd448ccd5e1654364783af58a78eec1576672911"/>
-    <w:p>
-      <w:pPr>
-        <w:pStyle w:val="Heading3"/>
-      </w:pPr>
-      <w:r>
-        <w:t xml:space="preserve">D-3.3.3. Visitor-facing privacy contact email</w:t>
-      </w:r>
-    </w:p>
-    <w:p>
-      <w:pPr>
-        <w:pStyle w:val="FirstParagraph"/>
-      </w:pPr>
-      <w:r>
-        <w:t xml:space="preserve">The privacy modal (§4.3,</w:t>
-      </w:r>
-      <w:r>
-        <w:t xml:space="preserve"> </w:t>
-      </w:r>
-      <w:r>
-        <w:rPr>
-          <w:rStyle w:val="VerbatimChar"/>
-        </w:rPr>
-        <w:t xml:space="preserve">privacy.paragraph-2</w:t>
-      </w:r>
-      <w:r>
-        <w:t xml:space="preserve">) currently uses</w:t>
-      </w:r>
-      <w:r>
-        <w:t xml:space="preserve"> </w:t>
-      </w:r>
-      <w:r>
-        <w:rPr>
-          <w:rStyle w:val="VerbatimChar"/>
-        </w:rPr>
-        <w:t xml:space="preserve">privacy@example.com</w:t>
-      </w:r>
-      <w:r>
-        <w:t xml:space="preserve"> </w:t>
-      </w:r>
-      <w:r>
-        <w:t xml:space="preserve">as a literal placeholder. Visitors use this for Art. 15, 16, 17, and withdrawal requests.</w:t>
-      </w:r>
-    </w:p>
-    <w:p>
-      <w:pPr>
-        <w:pStyle w:val="BodyText"/>
-      </w:pPr>
-      <w:r>
-        <w:rPr>
-          <w:b/>
-          <w:bCs/>
-        </w:rPr>
-        <w:t xml:space="preserve">Required</w:t>
-      </w:r>
-      <w:r>
-        <w:t xml:space="preserve">: Swoop’s named privacy contact email or redirect.</w:t>
-      </w:r>
-    </w:p>
-    <w:p>
-      <w:r>
-        <w:pict>
-          <v:rect style="width:0;height:1.5pt" o:hralign="center" o:hrstd="t" o:hr="t"/>
-        </w:pict>
-      </w:r>
-    </w:p>
-    <w:bookmarkEnd w:id="57"/>
-    <w:bookmarkStart w:id="58" w:name="d-3.3.4.-dpa-sourcing"/>
-    <w:p>
-      <w:pPr>
-        <w:pStyle w:val="Heading3"/>
-      </w:pPr>
-      <w:r>
-        <w:t xml:space="preserve">D-3.3.4. DPA sourcing</w:t>
-      </w:r>
-    </w:p>
-    <w:p>
-      <w:pPr>
-        <w:pStyle w:val="Compact"/>
-        <w:numPr>
-          <w:ilvl w:val="0"/>
-          <w:numId w:val="1011"/>
-        </w:numPr>
-      </w:pPr>
-      <w:r>
-        <w:t xml:space="preserve">Anthropic DPA: from Swoop’s existing commercial agreement or published terms.</w:t>
-      </w:r>
-    </w:p>
-    <w:p>
-      <w:pPr>
-        <w:pStyle w:val="Compact"/>
-        <w:numPr>
-          <w:ilvl w:val="0"/>
-          <w:numId w:val="1011"/>
-        </w:numPr>
-      </w:pPr>
-      <w:r>
-        <w:t xml:space="preserve">Google Cloud DPA: from Swoop’s existing GCP contract.</w:t>
-      </w:r>
-    </w:p>
-    <w:p>
-      <w:pPr>
-        <w:pStyle w:val="Compact"/>
-        <w:numPr>
-          <w:ilvl w:val="0"/>
-          <w:numId w:val="1011"/>
-        </w:numPr>
-      </w:pPr>
-      <w:r>
-        <w:t xml:space="preserve">SMTP provider DPA: once D-3.3.1 is confirmed.</w:t>
-      </w:r>
-    </w:p>
-    <w:p>
-      <w:r>
-        <w:pict>
-          <v:rect style="width:0;height:1.5pt" o:hralign="center" o:hrstd="t" o:hr="t"/>
-        </w:pict>
-      </w:r>
-    </w:p>
-    <w:bookmarkEnd w:id="58"/>
-    <w:bookmarkStart w:id="59" w:name="d-3.3.5.-google-cloud-region"/>
-    <w:p>
-      <w:pPr>
-        <w:pStyle w:val="Heading3"/>
-      </w:pPr>
-      <w:r>
-        <w:t xml:space="preserve">D-3.3.5. Google Cloud region</w:t>
-      </w:r>
-    </w:p>
-    <w:p>
-      <w:pPr>
-        <w:pStyle w:val="FirstParagraph"/>
-      </w:pPr>
-      <w:r>
-        <w:t xml:space="preserve">Planned</w:t>
-      </w:r>
-      <w:r>
-        <w:t xml:space="preserve"> </w:t>
-      </w:r>
-      <w:r>
-        <w:rPr>
-          <w:rStyle w:val="VerbatimChar"/>
-        </w:rPr>
-        <w:t xml:space="preserve">europe-west2</w:t>
-      </w:r>
-      <w:r>
-        <w:t xml:space="preserve"> </w:t>
-      </w:r>
-      <w:r>
-        <w:t xml:space="preserve">(London) for Cloud Run, Cloud SQL, and Cloud Logging.</w:t>
-      </w:r>
-    </w:p>
-    <w:p>
-      <w:pPr>
-        <w:pStyle w:val="BodyText"/>
-      </w:pPr>
-      <w:r>
-        <w:rPr>
-          <w:b/>
-          <w:bCs/>
-        </w:rPr>
-        <w:t xml:space="preserve">Required</w:t>
-      </w:r>
-      <w:r>
-        <w:t xml:space="preserve">: Thomas (Swoop ops) confirms region for the GCP project.</w:t>
-      </w:r>
-    </w:p>
-    <w:p>
-      <w:r>
-        <w:pict>
-          <v:rect style="width:0;height:1.5pt" o:hralign="center" o:hrstd="t" o:hr="t"/>
-        </w:pict>
-      </w:r>
-    </w:p>
-    <w:bookmarkEnd w:id="59"/>
-    <w:bookmarkStart w:id="60" w:name="X6a9b1937df58f067485a2d9964658efaf969a1d"/>
-    <w:p>
-      <w:pPr>
-        <w:pStyle w:val="Heading3"/>
-      </w:pPr>
-      <w:r>
-        <w:t xml:space="preserve">D-3.3.6. Counsel review contact and chase-up</w:t>
-      </w:r>
-    </w:p>
-    <w:p>
-      <w:pPr>
-        <w:pStyle w:val="FirstParagraph"/>
-      </w:pPr>
-      <w:r>
-        <w:t xml:space="preserve">Public launch blocks on counsel sign-off.</w:t>
-      </w:r>
-    </w:p>
-    <w:p>
-      <w:pPr>
-        <w:pStyle w:val="BodyText"/>
-      </w:pPr>
-      <w:r>
-        <w:rPr>
-          <w:b/>
-          <w:bCs/>
-        </w:rPr>
-        <w:t xml:space="preserve">Required</w:t>
-      </w:r>
-      <w:r>
-        <w:t xml:space="preserve">: a named counsel contact, an agreed turnaround for this pack, and a contact path for follow-up questions.</w:t>
-      </w:r>
-    </w:p>
-    <w:p>
-      <w:r>
-        <w:pict>
-          <v:rect style="width:0;height:1.5pt" o:hralign="center" o:hrstd="t" o:hr="t"/>
-        </w:pict>
-      </w:r>
-    </w:p>
-    <w:bookmarkEnd w:id="60"/>
-    <w:bookmarkStart w:id="61" w:name="X64d9a106ff472309255d88e38649f056333524b"/>
-    <w:p>
-      <w:pPr>
-        <w:pStyle w:val="Heading3"/>
-      </w:pPr>
-      <w:r>
-        <w:t xml:space="preserve">D-3.3.7. Swoop privacy policy integration</w:t>
-      </w:r>
-    </w:p>
-    <w:p>
-      <w:pPr>
-        <w:pStyle w:val="FirstParagraph"/>
-      </w:pPr>
-      <w:r>
-        <w:t xml:space="preserve">The agent’s privacy modal links to Swoop’s existing privacy policy. The existing policy either covers the agent’s processing or needs to be updated to reference it.</w:t>
-      </w:r>
-    </w:p>
-    <w:p>
-      <w:pPr>
-        <w:pStyle w:val="BodyText"/>
-      </w:pPr>
-      <w:r>
-        <w:rPr>
-          <w:b/>
-          <w:bCs/>
-        </w:rPr>
-        <w:t xml:space="preserve">Required</w:t>
-      </w:r>
-      <w:r>
-        <w:t xml:space="preserve">: Swoop confirms. Already covered, or diff needed against the existing policy?</w:t>
-      </w:r>
-    </w:p>
-    <w:p>
-      <w:r>
-        <w:pict>
-          <v:rect style="width:0;height:1.5pt" o:hralign="center" o:hrstd="t" o:hr="t"/>
-        </w:pict>
-      </w:r>
-    </w:p>
-    <w:bookmarkEnd w:id="61"/>
-    <w:bookmarkEnd w:id="62"/>
-    <w:bookmarkEnd w:id="63"/>
-    <w:bookmarkStart w:id="79" w:name="copy-table"/>
-    <w:p>
-      <w:pPr>
-        <w:pStyle w:val="Heading1"/>
-      </w:pPr>
-      <w:r>
-        <w:t xml:space="preserve">4. Copy table</w:t>
-      </w:r>
-    </w:p>
-    <w:p>
-      <w:pPr>
-        <w:pStyle w:val="FirstParagraph"/>
-      </w:pPr>
-      <w:r>
-        <w:t xml:space="preserve">Each row carries an</w:t>
-      </w:r>
-      <w:r>
-        <w:t xml:space="preserve"> </w:t>
-      </w:r>
-      <w:r>
-        <w:rPr>
-          <w:b/>
-          <w:bCs/>
-        </w:rPr>
-        <w:t xml:space="preserve">ID</w:t>
-      </w:r>
-      <w:r>
-        <w:t xml:space="preserve"> </w:t>
-      </w:r>
-      <w:r>
-        <w:t xml:space="preserve">(machine-readable; used by Lope to apply counsel’s edits), the</w:t>
-      </w:r>
-      <w:r>
-        <w:t xml:space="preserve"> </w:t>
-      </w:r>
-      <w:r>
-        <w:rPr>
-          <w:b/>
-          <w:bCs/>
-        </w:rPr>
-        <w:t xml:space="preserve">Surface</w:t>
-      </w:r>
-      <w:r>
-        <w:t xml:space="preserve"> </w:t>
-      </w:r>
-      <w:r>
-        <w:t xml:space="preserve">it lives in,</w:t>
-      </w:r>
-      <w:r>
-        <w:t xml:space="preserve"> </w:t>
-      </w:r>
-      <w:r>
-        <w:rPr>
-          <w:b/>
-          <w:bCs/>
-        </w:rPr>
-        <w:t xml:space="preserve">When it shows</w:t>
-      </w:r>
-      <w:r>
-        <w:t xml:space="preserve">, and the</w:t>
-      </w:r>
-      <w:r>
-        <w:t xml:space="preserve"> </w:t>
-      </w:r>
-      <w:r>
-        <w:rPr>
-          <w:b/>
-          <w:bCs/>
-        </w:rPr>
-        <w:t xml:space="preserve">Draft</w:t>
-      </w:r>
-      <w:r>
-        <w:t xml:space="preserve"> </w:t>
-      </w:r>
-      <w:r>
-        <w:t xml:space="preserve">as it stands today. The</w:t>
-      </w:r>
-      <w:r>
-        <w:t xml:space="preserve"> </w:t>
-      </w:r>
-      <w:r>
-        <w:rPr>
-          <w:b/>
-          <w:bCs/>
-        </w:rPr>
-        <w:t xml:space="preserve">Counsel notes</w:t>
-      </w:r>
-      <w:r>
-        <w:t xml:space="preserve"> </w:t>
-      </w:r>
-      <w:r>
-        <w:t xml:space="preserve">column is for counsel’s track-changes and comments. Keep the ID, replace or amend the draft.</w:t>
-      </w:r>
-    </w:p>
-    <w:p>
-      <w:pPr>
-        <w:pStyle w:val="BodyText"/>
-      </w:pPr>
-      <w:r>
-        <w:rPr>
-          <w:b/>
-          <w:bCs/>
-        </w:rPr>
-        <w:t xml:space="preserve">Process</w:t>
-      </w:r>
-      <w:r>
-        <w:t xml:space="preserve">: edit the</w:t>
-      </w:r>
-      <w:r>
-        <w:t xml:space="preserve"> </w:t>
-      </w:r>
-      <w:r>
-        <w:rPr>
-          <w:i/>
-          <w:iCs/>
-        </w:rPr>
-        <w:t xml:space="preserve">Draft</w:t>
-      </w:r>
-      <w:r>
-        <w:t xml:space="preserve"> </w:t>
-      </w:r>
-      <w:r>
-        <w:t xml:space="preserve">column using Word’s track changes. Add comments against any ID for context. We extract the changes by ID and apply them into the running surface.</w:t>
-      </w:r>
-    </w:p>
-    <w:p>
-      <w:r>
-        <w:pict>
-          <v:rect style="width:0;height:1.5pt" o:hralign="center" o:hrstd="t" o:hr="t"/>
-        </w:pict>
-      </w:r>
-    </w:p>
-    <w:bookmarkStart w:id="64" w:name="opening-screen-first-visit"/>
+    <w:bookmarkStart w:id="52" w:name="opening-screen-first-visit"/>
     <w:p>
       <w:pPr>
         <w:pStyle w:val="Heading2"/>
@@ -4036,7 +4428,7 @@
               <w:pStyle w:val="Compact"/>
             </w:pPr>
             <w:r>
-              <w:t xml:space="preserve">Heading at the top of the modal</w:t>
+              <w:t xml:space="preserve">Heading</w:t>
             </w:r>
           </w:p>
         </w:tc>
@@ -4082,7 +4474,7 @@
               <w:pStyle w:val="Compact"/>
             </w:pPr>
             <w:r>
-              <w:t xml:space="preserve">First paragraph (AI disclosure)</w:t>
+              <w:t xml:space="preserve">AI disclosure</w:t>
             </w:r>
           </w:p>
         </w:tc>
@@ -4128,18 +4520,18 @@
               <w:pStyle w:val="Compact"/>
             </w:pPr>
             <w:r>
-              <w:t xml:space="preserve">Second paragraph (data processing and consent body)</w:t>
-            </w:r>
-          </w:p>
-        </w:tc>
-        <w:tc>
-          <w:tcPr/>
-          <w:p>
-            <w:pPr>
-              <w:pStyle w:val="Compact"/>
-            </w:pPr>
-            <w:r>
-              <w:t xml:space="preserve">To answer your questions, we process the messages you send during this conversation. Nothing you type is used to train third-party AI models, and the conversation is kept only for as long as it takes to help you.</w:t>
+              <w:t xml:space="preserve">Data processing + consent</w:t>
+            </w:r>
+          </w:p>
+        </w:tc>
+        <w:tc>
+          <w:tcPr/>
+          <w:p>
+            <w:pPr>
+              <w:pStyle w:val="Compact"/>
+            </w:pPr>
+            <w:r>
+              <w:t xml:space="preserve">To answer your questions, we process the messages you send. If you continue, we’ll keep a record of this chat for a brief period of time. Any saved data is always anonymised before we do any internal analyses to check the assistant is working well. Nothing you type is used to train third-party AI models.</w:t>
             </w:r>
           </w:p>
         </w:tc>
@@ -4174,18 +4566,18 @@
               <w:pStyle w:val="Compact"/>
             </w:pPr>
             <w:r>
-              <w:t xml:space="preserve">Third paragraph (decline option)</w:t>
-            </w:r>
-          </w:p>
-        </w:tc>
-        <w:tc>
-          <w:tcPr/>
-          <w:p>
-            <w:pPr>
-              <w:pStyle w:val="Compact"/>
-            </w:pPr>
-            <w:r>
-              <w:t xml:space="preserve">If you’d prefer not to start the conversation, you can decline — no data is recorded.</w:t>
+              <w:t xml:space="preserve">Decline option</w:t>
+            </w:r>
+          </w:p>
+        </w:tc>
+        <w:tc>
+          <w:tcPr/>
+          <w:p>
+            <w:pPr>
+              <w:pStyle w:val="Compact"/>
+            </w:pPr>
+            <w:r>
+              <w:t xml:space="preserve">If you’d prefer not to start the conversation, you can decline and no data will be recorded.</w:t>
             </w:r>
           </w:p>
         </w:tc>
@@ -4220,7 +4612,7 @@
               <w:pStyle w:val="Compact"/>
             </w:pPr>
             <w:r>
-              <w:t xml:space="preserve">Link opening the privacy modal</w:t>
+              <w:t xml:space="preserve">Privacy-modal link</w:t>
             </w:r>
           </w:p>
         </w:tc>
@@ -4266,7 +4658,7 @@
               <w:pStyle w:val="Compact"/>
             </w:pPr>
             <w:r>
-              <w:t xml:space="preserve">Primary button (accepts consent and begins)</w:t>
+              <w:t xml:space="preserve">Primary button (accepts + begins)</w:t>
             </w:r>
           </w:p>
         </w:tc>
@@ -4358,7 +4750,7 @@
               <w:pStyle w:val="Compact"/>
             </w:pPr>
             <w:r>
-              <w:t xml:space="preserve">Continue button while server records consent (~1s)</w:t>
+              <w:t xml:space="preserve">Continue button while recording consent (~1s)</w:t>
             </w:r>
           </w:p>
         </w:tc>
@@ -4404,7 +4796,7 @@
               <w:pStyle w:val="Compact"/>
             </w:pPr>
             <w:r>
-              <w:t xml:space="preserve">Prefix when the consent handshake fails (followed by a technical error)</w:t>
+              <w:t xml:space="preserve">Prefix when the consent handshake fails</w:t>
             </w:r>
           </w:p>
         </w:tc>
@@ -4507,7 +4899,7 @@
               <w:pStyle w:val="Compact"/>
             </w:pPr>
             <w:r>
-              <w:t xml:space="preserve">Nothing has been recorded. You can close this window — or reload the page if you change your mind.</w:t>
+              <w:t xml:space="preserve">Nothing has been recorded. You can close this window. Or reload the page if you change your mind.</w:t>
             </w:r>
           </w:p>
         </w:tc>
@@ -4528,8 +4920,8 @@
         </w:pict>
       </w:r>
     </w:p>
-    <w:bookmarkEnd w:id="64"/>
-    <w:bookmarkStart w:id="65" w:name="persistent-chrome-badge"/>
+    <w:bookmarkEnd w:id="52"/>
+    <w:bookmarkStart w:id="53" w:name="persistent-chrome-badge"/>
     <w:p>
       <w:pPr>
         <w:pStyle w:val="Heading2"/>
@@ -4543,7 +4935,7 @@
         <w:pStyle w:val="FirstParagraph"/>
       </w:pPr>
       <w:r>
-        <w:t xml:space="preserve">Small persistent tag at the top of the chat surface, visible throughout the conversation. Clicking opens the privacy modal (§4.3).</w:t>
+        <w:t xml:space="preserve">Small persistent tag at the top of the chat surface. Clicking opens the privacy modal (§4.3).</w:t>
       </w:r>
     </w:p>
     <w:tbl>
@@ -4630,7 +5022,7 @@
               <w:pStyle w:val="Compact"/>
             </w:pPr>
             <w:r>
-              <w:t xml:space="preserve">Visible label, left of the divider</w:t>
+              <w:t xml:space="preserve">Label, left of the divider</w:t>
             </w:r>
           </w:p>
         </w:tc>
@@ -4676,7 +5068,7 @@
               <w:pStyle w:val="Compact"/>
             </w:pPr>
             <w:r>
-              <w:t xml:space="preserve">Visible link text, right of the divider</w:t>
+              <w:t xml:space="preserve">Link text, right of the divider</w:t>
             </w:r>
           </w:p>
         </w:tc>
@@ -4722,7 +5114,7 @@
               <w:pStyle w:val="Compact"/>
             </w:pPr>
             <w:r>
-              <w:t xml:space="preserve">Screen-reader label for the whole badge (not visible)</w:t>
+              <w:t xml:space="preserve">Screen-reader label (not visible)</w:t>
             </w:r>
           </w:p>
         </w:tc>
@@ -4754,8 +5146,8 @@
         </w:pict>
       </w:r>
     </w:p>
-    <w:bookmarkEnd w:id="65"/>
-    <w:bookmarkStart w:id="66" w:name="privacy-info-modal"/>
+    <w:bookmarkEnd w:id="53"/>
+    <w:bookmarkStart w:id="54" w:name="privacy-info-modal"/>
     <w:p>
       <w:pPr>
         <w:pStyle w:val="Heading2"/>
@@ -4769,7 +5161,7 @@
         <w:pStyle w:val="FirstParagraph"/>
       </w:pPr>
       <w:r>
-        <w:t xml:space="preserve">Lightweight modal opened from the privacy link on the opening screen, or from the chrome badge during the conversation.</w:t>
+        <w:t xml:space="preserve">Opened from the privacy link on the opening screen, or from the chrome badge.</w:t>
       </w:r>
     </w:p>
     <w:tbl>
@@ -4902,18 +5294,18 @@
               <w:pStyle w:val="Compact"/>
             </w:pPr>
             <w:r>
-              <w:t xml:space="preserve">First paragraph (what processing happens)</w:t>
-            </w:r>
-          </w:p>
-        </w:tc>
-        <w:tc>
-          <w:tcPr/>
-          <w:p>
-            <w:pPr>
-              <w:pStyle w:val="Compact"/>
-            </w:pPr>
-            <w:r>
-              <w:t xml:space="preserve">This is an AI-powered assistant. When you send a message, your text is processed by an AI model so the assistant can respond. The conversation is retained only long enough to help you — typically until you close the window.</w:t>
+              <w:t xml:space="preserve">What processing happens</w:t>
+            </w:r>
+          </w:p>
+        </w:tc>
+        <w:tc>
+          <w:tcPr/>
+          <w:p>
+            <w:pPr>
+              <w:pStyle w:val="Compact"/>
+            </w:pPr>
+            <w:r>
+              <w:t xml:space="preserve">This is an AI-powered assistant. When you send a message, your text is processed by an AI model so the assistant can respond. We keep a record of your conversation for a while — any saved data is always anonymised before we do any internal analyses to check the assistant is working well.</w:t>
             </w:r>
           </w:p>
         </w:tc>
@@ -4948,20 +5340,7 @@
               <w:pStyle w:val="Compact"/>
             </w:pPr>
             <w:r>
-              <w:t xml:space="preserve">Second paragraph (data use, processors, contact).</w:t>
-            </w:r>
-            <w:r>
-              <w:t xml:space="preserve"> </w:t>
-            </w:r>
-            <w:r>
-              <w:rPr>
-                <w:b/>
-                <w:bCs/>
-              </w:rPr>
-              <w:t xml:space="preserve">Note</w:t>
-            </w:r>
-            <w:r>
-              <w:t xml:space="preserve">:</w:t>
+              <w:t xml:space="preserve">Data use, processors, contact.</w:t>
             </w:r>
             <w:r>
               <w:t xml:space="preserve"> </w:t>
@@ -4976,7 +5355,7 @@
               <w:t xml:space="preserve"> </w:t>
             </w:r>
             <w:r>
-              <w:t xml:space="preserve">is a literal placeholder; will be replaced by Swoop’s nominated privacy contact (D-3.3.3).</w:t>
+              <w:t xml:space="preserve">is a placeholder (D-3.3.3).</w:t>
             </w:r>
           </w:p>
         </w:tc>
@@ -5022,7 +5401,7 @@
               <w:pStyle w:val="Compact"/>
             </w:pPr>
             <w:r>
-              <w:t xml:space="preserve">Close button label</w:t>
+              <w:t xml:space="preserve">Close button</w:t>
             </w:r>
           </w:p>
         </w:tc>
@@ -5068,7 +5447,7 @@
               <w:pStyle w:val="Compact"/>
             </w:pPr>
             <w:r>
-              <w:t xml:space="preserve">Screen-reader label for the X button (not visible)</w:t>
+              <w:t xml:space="preserve">Screen-reader label for X (not visible)</w:t>
             </w:r>
           </w:p>
         </w:tc>
@@ -5093,6 +5472,63 @@
         </w:tc>
       </w:tr>
     </w:tbl>
+    <w:p>
+      <w:pPr>
+        <w:pStyle w:val="BlockText"/>
+      </w:pPr>
+      <w:r>
+        <w:rPr>
+          <w:b/>
+          <w:bCs/>
+        </w:rPr>
+        <w:t xml:space="preserve">Note for counsel</w:t>
+      </w:r>
+      <w:r>
+        <w:t xml:space="preserve"> </w:t>
+      </w:r>
+      <w:r>
+        <w:t xml:space="preserve">(D-3.1.10):</w:t>
+      </w:r>
+      <w:r>
+        <w:t xml:space="preserve"> </w:t>
+      </w:r>
+      <w:r>
+        <w:rPr>
+          <w:rStyle w:val="VerbatimChar"/>
+        </w:rPr>
+        <w:t xml:space="preserve">privacy.paragraph-2</w:t>
+      </w:r>
+      <w:r>
+        <w:t xml:space="preserve"> </w:t>
+      </w:r>
+      <w:r>
+        <w:t xml:space="preserve">currently reads</w:t>
+      </w:r>
+      <w:r>
+        <w:t xml:space="preserve"> </w:t>
+      </w:r>
+      <w:r>
+        <w:t xml:space="preserve">“the AI model provider”</w:t>
+      </w:r>
+      <w:r>
+        <w:t xml:space="preserve"> </w:t>
+      </w:r>
+      <w:r>
+        <w:t xml:space="preserve">(singular, as live), but there are now two model providers (Anthropic + Google’s Gemini API). Confirm whether the generic</w:t>
+      </w:r>
+      <w:r>
+        <w:t xml:space="preserve"> </w:t>
+      </w:r>
+      <w:r>
+        <w:t xml:space="preserve">“suppliers… may include”</w:t>
+      </w:r>
+      <w:r>
+        <w:t xml:space="preserve"> </w:t>
+      </w:r>
+      <w:r>
+        <w:t xml:space="preserve">framing satisfies the Art. 13(1)(e) recipients duty, or whether it should be pluralised / name the processors.</w:t>
+      </w:r>
+    </w:p>
     <w:p>
       <w:r>
         <w:pict>
@@ -5100,8 +5536,8 @@
         </w:pict>
       </w:r>
     </w:p>
-    <w:bookmarkEnd w:id="66"/>
-    <w:bookmarkStart w:id="68" w:name="lead-capture-form"/>
+    <w:bookmarkEnd w:id="54"/>
+    <w:bookmarkStart w:id="56" w:name="lead-capture-form"/>
     <w:p>
       <w:pPr>
         <w:pStyle w:val="Heading2"/>
@@ -5115,7 +5551,23 @@
         <w:pStyle w:val="FirstParagraph"/>
       </w:pPr>
       <w:r>
-        <w:t xml:space="preserve">Shown when the agent triggers a handoff. Verdict-aware intro line, contact fields, disclosure of what will be shared, consent tickbox, optional marketing opt-in.</w:t>
+        <w:t xml:space="preserve">Shown at handoff. Verdict-aware intro, contact fields, a disclosure of what will be shared, and an inline consent notice — clicking</w:t>
+      </w:r>
+      <w:r>
+        <w:t xml:space="preserve"> </w:t>
+      </w:r>
+      <w:r>
+        <w:rPr>
+          <w:i/>
+          <w:iCs/>
+        </w:rPr>
+        <w:t xml:space="preserve">Send</w:t>
+      </w:r>
+      <w:r>
+        <w:t xml:space="preserve"> </w:t>
+      </w:r>
+      <w:r>
+        <w:t xml:space="preserve">is the tier-2 consent (no tickbox).</w:t>
       </w:r>
     </w:p>
     <w:p>
@@ -5127,7 +5579,7 @@
           <w:b/>
           <w:bCs/>
         </w:rPr>
-        <w:t xml:space="preserve">Note on verdict-aware intros</w:t>
+        <w:t xml:space="preserve">Note</w:t>
       </w:r>
       <w:r>
         <w:t xml:space="preserve">: only</w:t>
@@ -5190,7 +5642,7 @@
         <w:t xml:space="preserve"> </w:t>
       </w:r>
       <w:r>
-        <w:t xml:space="preserve">are included for type-safety but the form is not normally shown in those flows.</w:t>
+        <w:t xml:space="preserve">intros are included for type-safety but rarely shown.</w:t>
       </w:r>
     </w:p>
     <w:tbl>
@@ -5277,7 +5729,7 @@
               <w:pStyle w:val="Compact"/>
             </w:pPr>
             <w:r>
-              <w:t xml:space="preserve">Intro for verdict =</w:t>
+              <w:t xml:space="preserve">verdict =</w:t>
             </w:r>
             <w:r>
               <w:t xml:space="preserve"> </w:t>
@@ -5332,7 +5784,7 @@
               <w:pStyle w:val="Compact"/>
             </w:pPr>
             <w:r>
-              <w:t xml:space="preserve">Intro for verdict =</w:t>
+              <w:t xml:space="preserve">verdict =</w:t>
             </w:r>
             <w:r>
               <w:t xml:space="preserve"> </w:t>
@@ -5387,7 +5839,7 @@
               <w:pStyle w:val="Compact"/>
             </w:pPr>
             <w:r>
-              <w:t xml:space="preserve">Intro for verdict =</w:t>
+              <w:t xml:space="preserve">verdict =</w:t>
             </w:r>
             <w:r>
               <w:t xml:space="preserve"> </w:t>
@@ -5402,7 +5854,7 @@
               <w:t xml:space="preserve"> </w:t>
             </w:r>
             <w:r>
-              <w:t xml:space="preserve">(rarely surfaced)</w:t>
+              <w:t xml:space="preserve">(rare)</w:t>
             </w:r>
           </w:p>
         </w:tc>
@@ -5448,7 +5900,7 @@
               <w:pStyle w:val="Compact"/>
             </w:pPr>
             <w:r>
-              <w:t xml:space="preserve">Intro for verdict =</w:t>
+              <w:t xml:space="preserve">verdict =</w:t>
             </w:r>
             <w:r>
               <w:t xml:space="preserve"> </w:t>
@@ -5463,7 +5915,7 @@
               <w:t xml:space="preserve"> </w:t>
             </w:r>
             <w:r>
-              <w:t xml:space="preserve">(rarely surfaced)</w:t>
+              <w:t xml:space="preserve">(rare)</w:t>
             </w:r>
           </w:p>
         </w:tc>
@@ -5509,7 +5961,7 @@
               <w:pStyle w:val="Compact"/>
             </w:pPr>
             <w:r>
-              <w:t xml:space="preserve">Required field label</w:t>
+              <w:t xml:space="preserve">Required field</w:t>
             </w:r>
           </w:p>
         </w:tc>
@@ -5555,7 +6007,7 @@
               <w:pStyle w:val="Compact"/>
             </w:pPr>
             <w:r>
-              <w:t xml:space="preserve">Required field label</w:t>
+              <w:t xml:space="preserve">Required field</w:t>
             </w:r>
           </w:p>
         </w:tc>
@@ -5601,7 +6053,7 @@
               <w:pStyle w:val="Compact"/>
             </w:pPr>
             <w:r>
-              <w:t xml:space="preserve">Optional field label</w:t>
+              <w:t xml:space="preserve">Optional field</w:t>
             </w:r>
           </w:p>
         </w:tc>
@@ -5613,190 +6065,6 @@
             </w:pPr>
             <w:r>
               <w:t xml:space="preserve">Phone (optional)</w:t>
-            </w:r>
-          </w:p>
-        </w:tc>
-        <w:tc>
-          <w:tcPr/>
-          <w:p>
-            <w:pPr>
-              <w:pStyle w:val="Compact"/>
-            </w:pPr>
-          </w:p>
-        </w:tc>
-      </w:tr>
-      <w:tr>
-        <w:tc>
-          <w:tcPr/>
-          <w:p>
-            <w:pPr>
-              <w:pStyle w:val="Compact"/>
-            </w:pPr>
-            <w:r>
-              <w:rPr>
-                <w:rStyle w:val="VerbatimChar"/>
-              </w:rPr>
-              <w:t xml:space="preserve">lead-capture.label.preferred-method</w:t>
-            </w:r>
-          </w:p>
-        </w:tc>
-        <w:tc>
-          <w:tcPr/>
-          <w:p>
-            <w:pPr>
-              <w:pStyle w:val="Compact"/>
-            </w:pPr>
-            <w:r>
-              <w:t xml:space="preserve">Radio group legend</w:t>
-            </w:r>
-          </w:p>
-        </w:tc>
-        <w:tc>
-          <w:tcPr/>
-          <w:p>
-            <w:pPr>
-              <w:pStyle w:val="Compact"/>
-            </w:pPr>
-            <w:r>
-              <w:t xml:space="preserve">Preferred contact method</w:t>
-            </w:r>
-          </w:p>
-        </w:tc>
-        <w:tc>
-          <w:tcPr/>
-          <w:p>
-            <w:pPr>
-              <w:pStyle w:val="Compact"/>
-            </w:pPr>
-          </w:p>
-        </w:tc>
-      </w:tr>
-      <w:tr>
-        <w:tc>
-          <w:tcPr/>
-          <w:p>
-            <w:pPr>
-              <w:pStyle w:val="Compact"/>
-            </w:pPr>
-            <w:r>
-              <w:rPr>
-                <w:rStyle w:val="VerbatimChar"/>
-              </w:rPr>
-              <w:t xml:space="preserve">lead-capture.option.email</w:t>
-            </w:r>
-          </w:p>
-        </w:tc>
-        <w:tc>
-          <w:tcPr/>
-          <w:p>
-            <w:pPr>
-              <w:pStyle w:val="Compact"/>
-            </w:pPr>
-            <w:r>
-              <w:t xml:space="preserve">Radio option</w:t>
-            </w:r>
-          </w:p>
-        </w:tc>
-        <w:tc>
-          <w:tcPr/>
-          <w:p>
-            <w:pPr>
-              <w:pStyle w:val="Compact"/>
-            </w:pPr>
-            <w:r>
-              <w:t xml:space="preserve">email</w:t>
-            </w:r>
-          </w:p>
-        </w:tc>
-        <w:tc>
-          <w:tcPr/>
-          <w:p>
-            <w:pPr>
-              <w:pStyle w:val="Compact"/>
-            </w:pPr>
-          </w:p>
-        </w:tc>
-      </w:tr>
-      <w:tr>
-        <w:tc>
-          <w:tcPr/>
-          <w:p>
-            <w:pPr>
-              <w:pStyle w:val="Compact"/>
-            </w:pPr>
-            <w:r>
-              <w:rPr>
-                <w:rStyle w:val="VerbatimChar"/>
-              </w:rPr>
-              <w:t xml:space="preserve">lead-capture.option.phone</w:t>
-            </w:r>
-          </w:p>
-        </w:tc>
-        <w:tc>
-          <w:tcPr/>
-          <w:p>
-            <w:pPr>
-              <w:pStyle w:val="Compact"/>
-            </w:pPr>
-            <w:r>
-              <w:t xml:space="preserve">Radio option</w:t>
-            </w:r>
-          </w:p>
-        </w:tc>
-        <w:tc>
-          <w:tcPr/>
-          <w:p>
-            <w:pPr>
-              <w:pStyle w:val="Compact"/>
-            </w:pPr>
-            <w:r>
-              <w:t xml:space="preserve">phone</w:t>
-            </w:r>
-          </w:p>
-        </w:tc>
-        <w:tc>
-          <w:tcPr/>
-          <w:p>
-            <w:pPr>
-              <w:pStyle w:val="Compact"/>
-            </w:pPr>
-          </w:p>
-        </w:tc>
-      </w:tr>
-      <w:tr>
-        <w:tc>
-          <w:tcPr/>
-          <w:p>
-            <w:pPr>
-              <w:pStyle w:val="Compact"/>
-            </w:pPr>
-            <w:r>
-              <w:rPr>
-                <w:rStyle w:val="VerbatimChar"/>
-              </w:rPr>
-              <w:t xml:space="preserve">lead-capture.option.either</w:t>
-            </w:r>
-          </w:p>
-        </w:tc>
-        <w:tc>
-          <w:tcPr/>
-          <w:p>
-            <w:pPr>
-              <w:pStyle w:val="Compact"/>
-            </w:pPr>
-            <w:r>
-              <w:t xml:space="preserve">Radio option</w:t>
-            </w:r>
-          </w:p>
-        </w:tc>
-        <w:tc>
-          <w:tcPr/>
-          <w:p>
-            <w:pPr>
-              <w:pStyle w:val="Compact"/>
-            </w:pPr>
-            <w:r>
-              <w:t xml:space="preserve">either</w:t>
             </w:r>
           </w:p>
         </w:tc>
@@ -5831,7 +6099,7 @@
               <w:pStyle w:val="Compact"/>
             </w:pPr>
             <w:r>
-              <w:t xml:space="preserve">Free-text field label</w:t>
+              <w:t xml:space="preserve">Free-text field</w:t>
             </w:r>
           </w:p>
         </w:tc>
@@ -5877,7 +6145,7 @@
               <w:pStyle w:val="Compact"/>
             </w:pPr>
             <w:r>
-              <w:t xml:space="preserve">Collapsible disclosure button, opens to show the conversation summary</w:t>
+              <w:t xml:space="preserve">Collapsible disclosure, opens the conversation summary</w:t>
             </w:r>
           </w:p>
         </w:tc>
@@ -5923,7 +6191,7 @@
               <w:pStyle w:val="Compact"/>
             </w:pPr>
             <w:r>
-              <w:t xml:space="preserve">Substituted into the disclosure if the agent didn’t supply a per-visitor summary</w:t>
+              <w:t xml:space="preserve">Substituted if the agent supplied no summary</w:t>
             </w:r>
           </w:p>
         </w:tc>
@@ -5958,95 +6226,51 @@
               <w:rPr>
                 <w:rStyle w:val="VerbatimChar"/>
               </w:rPr>
-              <w:t xml:space="preserve">lead-capture.consent</w:t>
-            </w:r>
-          </w:p>
-        </w:tc>
-        <w:tc>
-          <w:tcPr/>
-          <w:p>
-            <w:pPr>
-              <w:pStyle w:val="Compact"/>
-            </w:pPr>
+              <w:t xml:space="preserve">lead-capture.consent-notice</w:t>
+            </w:r>
+          </w:p>
+        </w:tc>
+        <w:tc>
+          <w:tcPr/>
+          <w:p>
+            <w:pPr>
+              <w:pStyle w:val="Compact"/>
+            </w:pPr>
+            <w:r>
+              <w:t xml:space="preserve">Inline notice by Send —</w:t>
+            </w:r>
+            <w:r>
+              <w:t xml:space="preserve"> </w:t>
+            </w:r>
             <w:r>
               <w:rPr>
                 <w:b/>
                 <w:bCs/>
               </w:rPr>
-              <w:t xml:space="preserve">Required</w:t>
+              <w:t xml:space="preserve">submission is the tier-2 consent</w:t>
+            </w:r>
+          </w:p>
+        </w:tc>
+        <w:tc>
+          <w:tcPr/>
+          <w:p>
+            <w:pPr>
+              <w:pStyle w:val="Compact"/>
+            </w:pPr>
+            <w:r>
+              <w:t xml:space="preserve">Clicking</w:t>
             </w:r>
             <w:r>
               <w:t xml:space="preserve"> </w:t>
             </w:r>
             <w:r>
-              <w:t xml:space="preserve">tier-2 consent tickbox label</w:t>
-            </w:r>
-          </w:p>
-        </w:tc>
-        <w:tc>
-          <w:tcPr/>
-          <w:p>
-            <w:pPr>
-              <w:pStyle w:val="Compact"/>
-            </w:pPr>
-            <w:r>
-              <w:t xml:space="preserve">I agree my conversation summary can be shared with a Swoop specialist so they can follow up.</w:t>
-            </w:r>
-          </w:p>
-        </w:tc>
-        <w:tc>
-          <w:tcPr/>
-          <w:p>
-            <w:pPr>
-              <w:pStyle w:val="Compact"/>
-            </w:pPr>
-          </w:p>
-        </w:tc>
-      </w:tr>
-      <w:tr>
-        <w:tc>
-          <w:tcPr/>
-          <w:p>
-            <w:pPr>
-              <w:pStyle w:val="Compact"/>
-            </w:pPr>
-            <w:r>
-              <w:rPr>
-                <w:rStyle w:val="VerbatimChar"/>
-              </w:rPr>
-              <w:t xml:space="preserve">lead-capture.marketing</w:t>
-            </w:r>
-          </w:p>
-        </w:tc>
-        <w:tc>
-          <w:tcPr/>
-          <w:p>
-            <w:pPr>
-              <w:pStyle w:val="Compact"/>
-            </w:pPr>
-            <w:r>
-              <w:rPr>
-                <w:b/>
-                <w:bCs/>
-              </w:rPr>
-              <w:t xml:space="preserve">Optional, unticked by default</w:t>
+              <w:t xml:space="preserve">‘Send my details’</w:t>
             </w:r>
             <w:r>
               <w:t xml:space="preserve"> </w:t>
             </w:r>
             <w:r>
-              <w:t xml:space="preserve">marketing opt-in tickbox label</w:t>
-            </w:r>
-          </w:p>
-        </w:tc>
-        <w:tc>
-          <w:tcPr/>
-          <w:p>
-            <w:pPr>
-              <w:pStyle w:val="Compact"/>
-            </w:pPr>
-            <w:r>
-              <w:t xml:space="preserve">Send me occasional ideas and inspiration from Swoop (optional).</w:t>
+              <w:t xml:space="preserve">shares your conversation summary with a Swoop Planning Specialist so they can make better recommendations and follow up.</w:t>
             </w:r>
           </w:p>
         </w:tc>
@@ -6081,7 +6305,7 @@
               <w:pStyle w:val="Compact"/>
             </w:pPr>
             <w:r>
-              <w:t xml:space="preserve">Submit button label</w:t>
+              <w:t xml:space="preserve">Submit button</w:t>
             </w:r>
           </w:p>
         </w:tc>
@@ -6127,7 +6351,7 @@
               <w:pStyle w:val="Compact"/>
             </w:pPr>
             <w:r>
-              <w:t xml:space="preserve">Submit button label in flight</w:t>
+              <w:t xml:space="preserve">Submit button in flight</w:t>
             </w:r>
           </w:p>
         </w:tc>
@@ -6173,7 +6397,7 @@
               <w:pStyle w:val="Compact"/>
             </w:pPr>
             <w:r>
-              <w:t xml:space="preserve">Screen-reader label for the submit button</w:t>
+              <w:t xml:space="preserve">Screen-reader label for submit</w:t>
             </w:r>
           </w:p>
         </w:tc>
@@ -6219,7 +6443,7 @@
               <w:pStyle w:val="Compact"/>
             </w:pPr>
             <w:r>
-              <w:t xml:space="preserve">Heading after successful submit</w:t>
+              <w:t xml:space="preserve">After successful submit</w:t>
             </w:r>
           </w:p>
         </w:tc>
@@ -6265,7 +6489,7 @@
               <w:pStyle w:val="Compact"/>
             </w:pPr>
             <w:r>
-              <w:t xml:space="preserve">Body after successful submit</w:t>
+              <w:t xml:space="preserve">After successful submit</w:t>
             </w:r>
           </w:p>
         </w:tc>
@@ -6311,7 +6535,7 @@
               <w:pStyle w:val="Compact"/>
             </w:pPr>
             <w:r>
-              <w:t xml:space="preserve">Transient message between submit and confirmation</w:t>
+              <w:t xml:space="preserve">Between submit and confirmation</w:t>
             </w:r>
           </w:p>
         </w:tc>
@@ -6336,21 +6560,13 @@
         </w:tc>
       </w:tr>
     </w:tbl>
-    <w:bookmarkStart w:id="67" w:name="form-validation-messages"/>
+    <w:bookmarkStart w:id="55" w:name="form-validation-messages"/>
     <w:p>
       <w:pPr>
         <w:pStyle w:val="Heading3"/>
       </w:pPr>
       <w:r>
         <w:t xml:space="preserve">Form validation messages</w:t>
-      </w:r>
-    </w:p>
-    <w:p>
-      <w:pPr>
-        <w:pStyle w:val="FirstParagraph"/>
-      </w:pPr>
-      <w:r>
-        <w:t xml:space="preserve">Shown inline when the visitor tries to submit incomplete or invalid data.</w:t>
       </w:r>
     </w:p>
     <w:tbl>
@@ -6437,7 +6653,7 @@
               <w:pStyle w:val="Compact"/>
             </w:pPr>
             <w:r>
-              <w:t xml:space="preserve">Name field empty on submit</w:t>
+              <w:t xml:space="preserve">Name empty on submit</w:t>
             </w:r>
           </w:p>
         </w:tc>
@@ -6483,7 +6699,7 @@
               <w:pStyle w:val="Compact"/>
             </w:pPr>
             <w:r>
-              <w:t xml:space="preserve">Email field empty on submit</w:t>
+              <w:t xml:space="preserve">Email empty on submit</w:t>
             </w:r>
           </w:p>
         </w:tc>
@@ -6529,7 +6745,7 @@
               <w:pStyle w:val="Compact"/>
             </w:pPr>
             <w:r>
-              <w:t xml:space="preserve">Email field fails regex match</w:t>
+              <w:t xml:space="preserve">Email fails regex</w:t>
             </w:r>
           </w:p>
         </w:tc>
@@ -6575,7 +6791,7 @@
               <w:pStyle w:val="Compact"/>
             </w:pPr>
             <w:r>
-              <w:t xml:space="preserve">Server-side submit failure.</w:t>
+              <w:t xml:space="preserve">Server-side failure;</w:t>
             </w:r>
             <w:r>
               <w:t xml:space="preserve"> </w:t>
@@ -6590,7 +6806,7 @@
               <w:t xml:space="preserve"> </w:t>
             </w:r>
             <w:r>
-              <w:t xml:space="preserve">replaced with a short technical reason.</w:t>
+              <w:t xml:space="preserve">is a short technical reason</w:t>
             </w:r>
           </w:p>
         </w:tc>
@@ -6622,9 +6838,9 @@
         </w:pict>
       </w:r>
     </w:p>
-    <w:bookmarkEnd w:id="67"/>
-    <w:bookmarkEnd w:id="68"/>
-    <w:bookmarkStart w:id="75" w:name="error-states"/>
+    <w:bookmarkEnd w:id="55"/>
+    <w:bookmarkEnd w:id="56"/>
+    <w:bookmarkStart w:id="57" w:name="error-states"/>
     <w:p>
       <w:pPr>
         <w:pStyle w:val="Heading2"/>
@@ -6638,16 +6854,7 @@
         <w:pStyle w:val="FirstParagraph"/>
       </w:pPr>
       <w:r>
-        <w:t xml:space="preserve">Inline banners shown if something goes wrong during the conversation. Each surface has a title, a body, and one or two action buttons.</w:t>
-      </w:r>
-    </w:p>
-    <w:bookmarkStart w:id="69" w:name="unreachable-server-cant-be-contacted"/>
-    <w:p>
-      <w:pPr>
-        <w:pStyle w:val="Heading3"/>
-      </w:pPr>
-      <w:r>
-        <w:t xml:space="preserve">Unreachable (server can’t be contacted)</w:t>
+        <w:t xml:space="preserve">Inline banners shown if something goes wrong during the conversation.</w:t>
       </w:r>
     </w:p>
     <w:tbl>
@@ -6783,121 +6990,40 @@
               </w:rPr>
               <w:t xml:space="preserve">error.unreachable.primary</w:t>
             </w:r>
-          </w:p>
-        </w:tc>
-        <w:tc>
-          <w:tcPr/>
-          <w:p>
-            <w:pPr>
-              <w:pStyle w:val="Compact"/>
-            </w:pPr>
-            <w:r>
-              <w:t xml:space="preserve">Try again</w:t>
-            </w:r>
-          </w:p>
-        </w:tc>
-        <w:tc>
-          <w:tcPr/>
-          <w:p>
-            <w:pPr>
-              <w:pStyle w:val="Compact"/>
-            </w:pPr>
-          </w:p>
-        </w:tc>
-      </w:tr>
-      <w:tr>
-        <w:tc>
-          <w:tcPr/>
-          <w:p>
-            <w:pPr>
-              <w:pStyle w:val="Compact"/>
-            </w:pPr>
+            <w:r>
+              <w:t xml:space="preserve"> </w:t>
+            </w:r>
+            <w:r>
+              <w:t xml:space="preserve">/</w:t>
+            </w:r>
+            <w:r>
+              <w:t xml:space="preserve"> </w:t>
+            </w:r>
             <w:r>
               <w:rPr>
                 <w:rStyle w:val="VerbatimChar"/>
               </w:rPr>
-              <w:t xml:space="preserve">error.unreachable.secondary</w:t>
-            </w:r>
-          </w:p>
-        </w:tc>
-        <w:tc>
-          <w:tcPr/>
-          <w:p>
-            <w:pPr>
-              <w:pStyle w:val="Compact"/>
-            </w:pPr>
-            <w:r>
-              <w:t xml:space="preserve">Start over</w:t>
-            </w:r>
-          </w:p>
-        </w:tc>
-        <w:tc>
-          <w:tcPr/>
-          <w:p>
-            <w:pPr>
-              <w:pStyle w:val="Compact"/>
-            </w:pPr>
-          </w:p>
-        </w:tc>
-      </w:tr>
-    </w:tbl>
-    <w:bookmarkEnd w:id="69"/>
-    <w:bookmarkStart w:id="70" w:name="Xe395d1b5f00010985b01626c95965be6b3dbfa0"/>
-    <w:p>
-      <w:pPr>
-        <w:pStyle w:val="Heading3"/>
-      </w:pPr>
-      <w:r>
-        <w:t xml:space="preserve">Stream drop (response interrupted mid-message)</w:t>
-      </w:r>
-    </w:p>
-    <w:tbl>
-      <w:tblPr>
-        <w:tblStyle w:val="Table"/>
-        <w:tblW w:type="pct" w:w="5000"/>
-        <w:tblLayout w:type="fixed"/>
-        <w:tblLook w:firstRow="1" w:lastRow="0" w:firstColumn="0" w:lastColumn="0" w:noHBand="0" w:noVBand="0" w:val="0020"/>
-      </w:tblPr>
-      <w:tblGrid>
-        <w:gridCol w:w="2640"/>
-        <w:gridCol w:w="2640"/>
-        <w:gridCol w:w="2640"/>
-      </w:tblGrid>
-      <w:tr>
-        <w:trPr>
-          <w:tblHeader w:val="on"/>
-        </w:trPr>
-        <w:tc>
-          <w:tcPr/>
-          <w:p>
-            <w:pPr>
-              <w:pStyle w:val="Compact"/>
-            </w:pPr>
-            <w:r>
-              <w:t xml:space="preserve">ID</w:t>
-            </w:r>
-          </w:p>
-        </w:tc>
-        <w:tc>
-          <w:tcPr/>
-          <w:p>
-            <w:pPr>
-              <w:pStyle w:val="Compact"/>
-            </w:pPr>
-            <w:r>
-              <w:t xml:space="preserve">Draft</w:t>
-            </w:r>
-          </w:p>
-        </w:tc>
-        <w:tc>
-          <w:tcPr/>
-          <w:p>
-            <w:pPr>
-              <w:pStyle w:val="Compact"/>
-            </w:pPr>
-            <w:r>
-              <w:t xml:space="preserve">Counsel notes</w:t>
-            </w:r>
+              <w:t xml:space="preserve">.secondary</w:t>
+            </w:r>
+          </w:p>
+        </w:tc>
+        <w:tc>
+          <w:tcPr/>
+          <w:p>
+            <w:pPr>
+              <w:pStyle w:val="Compact"/>
+            </w:pPr>
+            <w:r>
+              <w:t xml:space="preserve">Try again / Start over</w:t>
+            </w:r>
+          </w:p>
+        </w:tc>
+        <w:tc>
+          <w:tcPr/>
+          <w:p>
+            <w:pPr>
+              <w:pStyle w:val="Compact"/>
+            </w:pPr>
           </w:p>
         </w:tc>
       </w:tr>
@@ -6984,121 +7110,40 @@
               </w:rPr>
               <w:t xml:space="preserve">error.stream_drop.primary</w:t>
             </w:r>
-          </w:p>
-        </w:tc>
-        <w:tc>
-          <w:tcPr/>
-          <w:p>
-            <w:pPr>
-              <w:pStyle w:val="Compact"/>
-            </w:pPr>
-            <w:r>
-              <w:t xml:space="preserve">Try again</w:t>
-            </w:r>
-          </w:p>
-        </w:tc>
-        <w:tc>
-          <w:tcPr/>
-          <w:p>
-            <w:pPr>
-              <w:pStyle w:val="Compact"/>
-            </w:pPr>
-          </w:p>
-        </w:tc>
-      </w:tr>
-      <w:tr>
-        <w:tc>
-          <w:tcPr/>
-          <w:p>
-            <w:pPr>
-              <w:pStyle w:val="Compact"/>
-            </w:pPr>
+            <w:r>
+              <w:t xml:space="preserve"> </w:t>
+            </w:r>
+            <w:r>
+              <w:t xml:space="preserve">/</w:t>
+            </w:r>
+            <w:r>
+              <w:t xml:space="preserve"> </w:t>
+            </w:r>
             <w:r>
               <w:rPr>
                 <w:rStyle w:val="VerbatimChar"/>
               </w:rPr>
-              <w:t xml:space="preserve">error.stream_drop.secondary</w:t>
-            </w:r>
-          </w:p>
-        </w:tc>
-        <w:tc>
-          <w:tcPr/>
-          <w:p>
-            <w:pPr>
-              <w:pStyle w:val="Compact"/>
-            </w:pPr>
-            <w:r>
-              <w:t xml:space="preserve">Start over</w:t>
-            </w:r>
-          </w:p>
-        </w:tc>
-        <w:tc>
-          <w:tcPr/>
-          <w:p>
-            <w:pPr>
-              <w:pStyle w:val="Compact"/>
-            </w:pPr>
-          </w:p>
-        </w:tc>
-      </w:tr>
-    </w:tbl>
-    <w:bookmarkEnd w:id="70"/>
-    <w:bookmarkStart w:id="71" w:name="session-expired"/>
-    <w:p>
-      <w:pPr>
-        <w:pStyle w:val="Heading3"/>
-      </w:pPr>
-      <w:r>
-        <w:t xml:space="preserve">Session expired</w:t>
-      </w:r>
-    </w:p>
-    <w:tbl>
-      <w:tblPr>
-        <w:tblStyle w:val="Table"/>
-        <w:tblW w:type="pct" w:w="5000"/>
-        <w:tblLayout w:type="fixed"/>
-        <w:tblLook w:firstRow="1" w:lastRow="0" w:firstColumn="0" w:lastColumn="0" w:noHBand="0" w:noVBand="0" w:val="0020"/>
-      </w:tblPr>
-      <w:tblGrid>
-        <w:gridCol w:w="2640"/>
-        <w:gridCol w:w="2640"/>
-        <w:gridCol w:w="2640"/>
-      </w:tblGrid>
-      <w:tr>
-        <w:trPr>
-          <w:tblHeader w:val="on"/>
-        </w:trPr>
-        <w:tc>
-          <w:tcPr/>
-          <w:p>
-            <w:pPr>
-              <w:pStyle w:val="Compact"/>
-            </w:pPr>
-            <w:r>
-              <w:t xml:space="preserve">ID</w:t>
-            </w:r>
-          </w:p>
-        </w:tc>
-        <w:tc>
-          <w:tcPr/>
-          <w:p>
-            <w:pPr>
-              <w:pStyle w:val="Compact"/>
-            </w:pPr>
-            <w:r>
-              <w:t xml:space="preserve">Draft</w:t>
-            </w:r>
-          </w:p>
-        </w:tc>
-        <w:tc>
-          <w:tcPr/>
-          <w:p>
-            <w:pPr>
-              <w:pStyle w:val="Compact"/>
-            </w:pPr>
-            <w:r>
-              <w:t xml:space="preserve">Counsel notes</w:t>
-            </w:r>
+              <w:t xml:space="preserve">.secondary</w:t>
+            </w:r>
+          </w:p>
+        </w:tc>
+        <w:tc>
+          <w:tcPr/>
+          <w:p>
+            <w:pPr>
+              <w:pStyle w:val="Compact"/>
+            </w:pPr>
+            <w:r>
+              <w:t xml:space="preserve">Try again / Start over</w:t>
+            </w:r>
+          </w:p>
+        </w:tc>
+        <w:tc>
+          <w:tcPr/>
+          <w:p>
+            <w:pPr>
+              <w:pStyle w:val="Compact"/>
+            </w:pPr>
           </w:p>
         </w:tc>
       </w:tr>
@@ -7207,67 +7252,6 @@
           </w:p>
         </w:tc>
       </w:tr>
-    </w:tbl>
-    <w:bookmarkEnd w:id="71"/>
-    <w:bookmarkStart w:id="72" w:name="rate-limited"/>
-    <w:p>
-      <w:pPr>
-        <w:pStyle w:val="Heading3"/>
-      </w:pPr>
-      <w:r>
-        <w:t xml:space="preserve">Rate limited</w:t>
-      </w:r>
-    </w:p>
-    <w:tbl>
-      <w:tblPr>
-        <w:tblStyle w:val="Table"/>
-        <w:tblW w:type="pct" w:w="5000"/>
-        <w:tblLayout w:type="fixed"/>
-        <w:tblLook w:firstRow="1" w:lastRow="0" w:firstColumn="0" w:lastColumn="0" w:noHBand="0" w:noVBand="0" w:val="0020"/>
-      </w:tblPr>
-      <w:tblGrid>
-        <w:gridCol w:w="2640"/>
-        <w:gridCol w:w="2640"/>
-        <w:gridCol w:w="2640"/>
-      </w:tblGrid>
-      <w:tr>
-        <w:trPr>
-          <w:tblHeader w:val="on"/>
-        </w:trPr>
-        <w:tc>
-          <w:tcPr/>
-          <w:p>
-            <w:pPr>
-              <w:pStyle w:val="Compact"/>
-            </w:pPr>
-            <w:r>
-              <w:t xml:space="preserve">ID</w:t>
-            </w:r>
-          </w:p>
-        </w:tc>
-        <w:tc>
-          <w:tcPr/>
-          <w:p>
-            <w:pPr>
-              <w:pStyle w:val="Compact"/>
-            </w:pPr>
-            <w:r>
-              <w:t xml:space="preserve">Draft</w:t>
-            </w:r>
-          </w:p>
-        </w:tc>
-        <w:tc>
-          <w:tcPr/>
-          <w:p>
-            <w:pPr>
-              <w:pStyle w:val="Compact"/>
-            </w:pPr>
-            <w:r>
-              <w:t xml:space="preserve">Counsel notes</w:t>
-            </w:r>
-          </w:p>
-        </w:tc>
-      </w:tr>
       <w:tr>
         <w:tc>
           <w:tcPr/>
@@ -7373,67 +7357,6 @@
           </w:p>
         </w:tc>
       </w:tr>
-    </w:tbl>
-    <w:bookmarkEnd w:id="72"/>
-    <w:bookmarkStart w:id="73" w:name="unknown-error"/>
-    <w:p>
-      <w:pPr>
-        <w:pStyle w:val="Heading3"/>
-      </w:pPr>
-      <w:r>
-        <w:t xml:space="preserve">Unknown error</w:t>
-      </w:r>
-    </w:p>
-    <w:tbl>
-      <w:tblPr>
-        <w:tblStyle w:val="Table"/>
-        <w:tblW w:type="pct" w:w="5000"/>
-        <w:tblLayout w:type="fixed"/>
-        <w:tblLook w:firstRow="1" w:lastRow="0" w:firstColumn="0" w:lastColumn="0" w:noHBand="0" w:noVBand="0" w:val="0020"/>
-      </w:tblPr>
-      <w:tblGrid>
-        <w:gridCol w:w="2640"/>
-        <w:gridCol w:w="2640"/>
-        <w:gridCol w:w="2640"/>
-      </w:tblGrid>
-      <w:tr>
-        <w:trPr>
-          <w:tblHeader w:val="on"/>
-        </w:trPr>
-        <w:tc>
-          <w:tcPr/>
-          <w:p>
-            <w:pPr>
-              <w:pStyle w:val="Compact"/>
-            </w:pPr>
-            <w:r>
-              <w:t xml:space="preserve">ID</w:t>
-            </w:r>
-          </w:p>
-        </w:tc>
-        <w:tc>
-          <w:tcPr/>
-          <w:p>
-            <w:pPr>
-              <w:pStyle w:val="Compact"/>
-            </w:pPr>
-            <w:r>
-              <w:t xml:space="preserve">Draft</w:t>
-            </w:r>
-          </w:p>
-        </w:tc>
-        <w:tc>
-          <w:tcPr/>
-          <w:p>
-            <w:pPr>
-              <w:pStyle w:val="Compact"/>
-            </w:pPr>
-            <w:r>
-              <w:t xml:space="preserve">Counsel notes</w:t>
-            </w:r>
-          </w:p>
-        </w:tc>
-      </w:tr>
       <w:tr>
         <w:tc>
           <w:tcPr/>
@@ -7517,121 +7440,40 @@
               </w:rPr>
               <w:t xml:space="preserve">error.unknown.primary</w:t>
             </w:r>
-          </w:p>
-        </w:tc>
-        <w:tc>
-          <w:tcPr/>
-          <w:p>
-            <w:pPr>
-              <w:pStyle w:val="Compact"/>
-            </w:pPr>
-            <w:r>
-              <w:t xml:space="preserve">Try again</w:t>
-            </w:r>
-          </w:p>
-        </w:tc>
-        <w:tc>
-          <w:tcPr/>
-          <w:p>
-            <w:pPr>
-              <w:pStyle w:val="Compact"/>
-            </w:pPr>
-          </w:p>
-        </w:tc>
-      </w:tr>
-      <w:tr>
-        <w:tc>
-          <w:tcPr/>
-          <w:p>
-            <w:pPr>
-              <w:pStyle w:val="Compact"/>
-            </w:pPr>
+            <w:r>
+              <w:t xml:space="preserve"> </w:t>
+            </w:r>
+            <w:r>
+              <w:t xml:space="preserve">/</w:t>
+            </w:r>
+            <w:r>
+              <w:t xml:space="preserve"> </w:t>
+            </w:r>
             <w:r>
               <w:rPr>
                 <w:rStyle w:val="VerbatimChar"/>
               </w:rPr>
-              <w:t xml:space="preserve">error.unknown.secondary</w:t>
-            </w:r>
-          </w:p>
-        </w:tc>
-        <w:tc>
-          <w:tcPr/>
-          <w:p>
-            <w:pPr>
-              <w:pStyle w:val="Compact"/>
-            </w:pPr>
-            <w:r>
-              <w:t xml:space="preserve">Start over</w:t>
-            </w:r>
-          </w:p>
-        </w:tc>
-        <w:tc>
-          <w:tcPr/>
-          <w:p>
-            <w:pPr>
-              <w:pStyle w:val="Compact"/>
-            </w:pPr>
-          </w:p>
-        </w:tc>
-      </w:tr>
-    </w:tbl>
-    <w:bookmarkEnd w:id="73"/>
-    <w:bookmarkStart w:id="74" w:name="X1dcb77d5cbc8757fee5b83037d4091b5546f61b"/>
-    <w:p>
-      <w:pPr>
-        <w:pStyle w:val="Heading3"/>
-      </w:pPr>
-      <w:r>
-        <w:t xml:space="preserve">Tool error (a specific widget failed to render)</w:t>
-      </w:r>
-    </w:p>
-    <w:tbl>
-      <w:tblPr>
-        <w:tblStyle w:val="Table"/>
-        <w:tblW w:type="pct" w:w="5000"/>
-        <w:tblLayout w:type="fixed"/>
-        <w:tblLook w:firstRow="1" w:lastRow="0" w:firstColumn="0" w:lastColumn="0" w:noHBand="0" w:noVBand="0" w:val="0020"/>
-      </w:tblPr>
-      <w:tblGrid>
-        <w:gridCol w:w="2640"/>
-        <w:gridCol w:w="2640"/>
-        <w:gridCol w:w="2640"/>
-      </w:tblGrid>
-      <w:tr>
-        <w:trPr>
-          <w:tblHeader w:val="on"/>
-        </w:trPr>
-        <w:tc>
-          <w:tcPr/>
-          <w:p>
-            <w:pPr>
-              <w:pStyle w:val="Compact"/>
-            </w:pPr>
-            <w:r>
-              <w:t xml:space="preserve">ID</w:t>
-            </w:r>
-          </w:p>
-        </w:tc>
-        <w:tc>
-          <w:tcPr/>
-          <w:p>
-            <w:pPr>
-              <w:pStyle w:val="Compact"/>
-            </w:pPr>
-            <w:r>
-              <w:t xml:space="preserve">Draft</w:t>
-            </w:r>
-          </w:p>
-        </w:tc>
-        <w:tc>
-          <w:tcPr/>
-          <w:p>
-            <w:pPr>
-              <w:pStyle w:val="Compact"/>
-            </w:pPr>
-            <w:r>
-              <w:t xml:space="preserve">Counsel notes</w:t>
-            </w:r>
+              <w:t xml:space="preserve">.secondary</w:t>
+            </w:r>
+          </w:p>
+        </w:tc>
+        <w:tc>
+          <w:tcPr/>
+          <w:p>
+            <w:pPr>
+              <w:pStyle w:val="Compact"/>
+            </w:pPr>
+            <w:r>
+              <w:t xml:space="preserve">Try again / Start over</w:t>
+            </w:r>
+          </w:p>
+        </w:tc>
+        <w:tc>
+          <w:tcPr/>
+          <w:p>
+            <w:pPr>
+              <w:pStyle w:val="Compact"/>
+            </w:pPr>
           </w:p>
         </w:tc>
       </w:tr>
@@ -7713,9 +7555,8 @@
         </w:pict>
       </w:r>
     </w:p>
-    <w:bookmarkEnd w:id="74"/>
-    <w:bookmarkEnd w:id="75"/>
-    <w:bookmarkStart w:id="78" w:name="sales-facing-handoff-emails"/>
+    <w:bookmarkEnd w:id="57"/>
+    <w:bookmarkStart w:id="60" w:name="sales-facing-handoff-emails"/>
     <w:p>
       <w:pPr>
         <w:pStyle w:val="Heading2"/>
@@ -7729,7 +7570,7 @@
         <w:pStyle w:val="FirstParagraph"/>
       </w:pPr>
       <w:r>
-        <w:t xml:space="preserve">Sent to Swoop’s sales inbox when a handoff is submitted.</w:t>
+        <w:t xml:space="preserve">Sent to Swoop’s sales inbox at handoff.</w:t>
       </w:r>
       <w:r>
         <w:t xml:space="preserve"> </w:t>
@@ -7742,13 +7583,11 @@
         <w:t xml:space="preserve">Not visitor-facing</w:t>
       </w:r>
       <w:r>
-        <w:t xml:space="preserve">. The email contains processed visitor data sent over an external SMTP processor, so counsel may want a look.</w:t>
-      </w:r>
-    </w:p>
-    <w:p>
-      <w:pPr>
-        <w:pStyle w:val="BodyText"/>
-      </w:pPr>
+        <w:t xml:space="preserve">, but they carry processed visitor data over an external SMTP processor, so counsel may want a look.</w:t>
+      </w:r>
+      <w:r>
+        <w:t xml:space="preserve"> </w:t>
+      </w:r>
       <w:r>
         <w:rPr>
           <w:rStyle w:val="VerbatimChar"/>
@@ -7759,7 +7598,7 @@
         <w:t xml:space="preserve"> </w:t>
       </w:r>
       <w:r>
-        <w:t xml:space="preserve">placeholders are filled at send-time from the handoff payload. Current subject lines:</w:t>
+        <w:t xml:space="preserve">placeholders are filled at send-time. Subject lines:</w:t>
       </w:r>
       <w:r>
         <w:t xml:space="preserve"> </w:t>
@@ -7774,7 +7613,7 @@
         <w:t xml:space="preserve"> </w:t>
       </w:r>
       <w:r>
-        <w:t xml:space="preserve">for qualified;</w:t>
+        <w:t xml:space="preserve">(qualified);</w:t>
       </w:r>
       <w:r>
         <w:t xml:space="preserve"> </w:t>
@@ -7789,10 +7628,10 @@
         <w:t xml:space="preserve"> </w:t>
       </w:r>
       <w:r>
-        <w:t xml:space="preserve">for referred-out.</w:t>
-      </w:r>
-    </w:p>
-    <w:bookmarkStart w:id="76" w:name="email.qualified.body-verdict-qualified"/>
+        <w:t xml:space="preserve">(referred-out).</w:t>
+      </w:r>
+    </w:p>
+    <w:bookmarkStart w:id="58" w:name="email.qualified.body-verdict-qualified"/>
     <w:p>
       <w:pPr>
         <w:pStyle w:val="Heading3"/>
@@ -7860,49 +7699,79 @@
         <w:br/>
       </w:r>
       <w:r>
+        <w:rPr>
+          <w:rStyle w:val="VerbatimChar"/>
+        </w:rPr>
+        <w:t xml:space="preserve">{{reason.text}}</w:t>
+      </w:r>
+      <w:r>
         <w:br/>
       </w:r>
       <w:r>
+        <w:br/>
+      </w:r>
+      <w:r>
         <w:rPr>
           <w:rStyle w:val="VerbatimChar"/>
         </w:rPr>
-        <w:t xml:space="preserve">{{reason.text}}</w:t>
+        <w:t xml:space="preserve">### Why this trip, why now</w:t>
       </w:r>
       <w:r>
         <w:br/>
       </w:r>
       <w:r>
+        <w:rPr>
+          <w:rStyle w:val="VerbatimChar"/>
+        </w:rPr>
+        <w:t xml:space="preserve">{{motivationAnchor}}</w:t>
+      </w:r>
+      <w:r>
         <w:br/>
       </w:r>
       <w:r>
+        <w:br/>
+      </w:r>
+      <w:r>
         <w:rPr>
           <w:rStyle w:val="VerbatimChar"/>
         </w:rPr>
-        <w:t xml:space="preserve">### Why this trip, why now</w:t>
+        <w:t xml:space="preserve">### What they shared</w:t>
       </w:r>
       <w:r>
         <w:br/>
       </w:r>
       <w:r>
+        <w:rPr>
+          <w:rStyle w:val="VerbatimChar"/>
+        </w:rPr>
+        <w:t xml:space="preserve">- Independence: {{visitorIndependence}}</w:t>
+      </w:r>
+      <w:r>
         <w:br/>
       </w:r>
       <w:r>
         <w:rPr>
           <w:rStyle w:val="VerbatimChar"/>
         </w:rPr>
-        <w:t xml:space="preserve">{{motivationAnchor}}</w:t>
+        <w:t xml:space="preserve">- Budget band: {{visitorBudgetBand}}</w:t>
       </w:r>
       <w:r>
         <w:br/>
       </w:r>
       <w:r>
+        <w:rPr>
+          <w:rStyle w:val="VerbatimChar"/>
+        </w:rPr>
+        <w:t xml:space="preserve">- Activities: {{visitorActivities}}</w:t>
+      </w:r>
+      <w:r>
         <w:br/>
       </w:r>
       <w:r>
         <w:rPr>
           <w:rStyle w:val="VerbatimChar"/>
         </w:rPr>
-        <w:t xml:space="preserve">### What they shared</w:t>
+        <w:t xml:space="preserve">- Regions: {{visitorRegions}}</w:t>
       </w:r>
       <w:r>
         <w:br/>
@@ -7914,7 +7783,7 @@
         <w:rPr>
           <w:rStyle w:val="VerbatimChar"/>
         </w:rPr>
-        <w:t xml:space="preserve">- Independence: {{visitorIndependence}}</w:t>
+        <w:t xml:space="preserve">### Wishlist</w:t>
       </w:r>
       <w:r>
         <w:br/>
@@ -7923,16 +7792,19 @@
         <w:rPr>
           <w:rStyle w:val="VerbatimChar"/>
         </w:rPr>
-        <w:t xml:space="preserve">- Budget band: {{visitorBudgetBand}}</w:t>
+        <w:t xml:space="preserve">{{wishlistFormatted}}</w:t>
       </w:r>
       <w:r>
         <w:br/>
       </w:r>
       <w:r>
+        <w:br/>
+      </w:r>
+      <w:r>
         <w:rPr>
           <w:rStyle w:val="VerbatimChar"/>
         </w:rPr>
-        <w:t xml:space="preserve">- Activities: {{visitorActivities}}</w:t>
+        <w:t xml:space="preserve">### Anything else they wanted you to know</w:t>
       </w:r>
       <w:r>
         <w:br/>
@@ -7941,7 +7813,7 @@
         <w:rPr>
           <w:rStyle w:val="VerbatimChar"/>
         </w:rPr>
-        <w:t xml:space="preserve">- Regions: {{visitorRegions}}</w:t>
+        <w:t xml:space="preserve">{{additionalNotesOrNone}}</w:t>
       </w:r>
       <w:r>
         <w:br/>
@@ -7953,67 +7825,100 @@
         <w:rPr>
           <w:rStyle w:val="VerbatimChar"/>
         </w:rPr>
-        <w:t xml:space="preserve">### Wishlist</w:t>
+        <w:t xml:space="preserve">### Contact</w:t>
       </w:r>
       <w:r>
         <w:br/>
       </w:r>
       <w:r>
+        <w:rPr>
+          <w:rStyle w:val="VerbatimChar"/>
+        </w:rPr>
+        <w:t xml:space="preserve">- Name: {{contact.name}}</w:t>
+      </w:r>
+      <w:r>
         <w:br/>
       </w:r>
       <w:r>
         <w:rPr>
           <w:rStyle w:val="VerbatimChar"/>
         </w:rPr>
-        <w:t xml:space="preserve">{{wishlistFormatted}}</w:t>
+        <w:t xml:space="preserve">- Email: {{contact.email}}</w:t>
       </w:r>
       <w:r>
         <w:br/>
       </w:r>
       <w:r>
+        <w:rPr>
+          <w:rStyle w:val="VerbatimChar"/>
+        </w:rPr>
+        <w:t xml:space="preserve">- Phone: {{contactPhoneOrDash}}</w:t>
+      </w:r>
+      <w:r>
         <w:br/>
       </w:r>
       <w:r>
         <w:rPr>
           <w:rStyle w:val="VerbatimChar"/>
         </w:rPr>
-        <w:t xml:space="preserve">### Anything else they wanted you to know</w:t>
+        <w:t xml:space="preserve">- Prefers: {{contactPreferredMethod}}</w:t>
       </w:r>
       <w:r>
         <w:br/>
       </w:r>
       <w:r>
+        <w:rPr>
+          <w:rStyle w:val="VerbatimChar"/>
+        </w:rPr>
+        <w:t xml:space="preserve">- Time-zone hint: {{contactTimeZoneOrDash}}</w:t>
+      </w:r>
+      <w:r>
         <w:br/>
       </w:r>
       <w:r>
+        <w:br/>
+      </w:r>
+      <w:r>
         <w:rPr>
           <w:rStyle w:val="VerbatimChar"/>
         </w:rPr>
-        <w:t xml:space="preserve">{{additionalNotesOrNone}}</w:t>
+        <w:t xml:space="preserve">### References</w:t>
       </w:r>
       <w:r>
         <w:br/>
       </w:r>
       <w:r>
+        <w:rPr>
+          <w:rStyle w:val="VerbatimChar"/>
+        </w:rPr>
+        <w:t xml:space="preserve">- Handoff ID: {{handoffId}}</w:t>
+      </w:r>
+      <w:r>
         <w:br/>
       </w:r>
       <w:r>
         <w:rPr>
           <w:rStyle w:val="VerbatimChar"/>
         </w:rPr>
-        <w:t xml:space="preserve">### Contact</w:t>
+        <w:t xml:space="preserve">- Session ID: {{session.sessionId}}</w:t>
       </w:r>
       <w:r>
         <w:br/>
       </w:r>
       <w:r>
+        <w:rPr>
+          <w:rStyle w:val="VerbatimChar"/>
+        </w:rPr>
+        <w:t xml:space="preserve">- Turn count: {{session.turnCount}}</w:t>
+      </w:r>
+      <w:r>
         <w:br/>
       </w:r>
       <w:r>
         <w:rPr>
           <w:rStyle w:val="VerbatimChar"/>
         </w:rPr>
-        <w:t xml:space="preserve">- Name: {{contact.name}}</w:t>
+        <w:t xml:space="preserve">- Started: {{session.conversationStartedAt}}</w:t>
       </w:r>
       <w:r>
         <w:br/>
@@ -8022,7 +7927,7 @@
         <w:rPr>
           <w:rStyle w:val="VerbatimChar"/>
         </w:rPr>
-        <w:t xml:space="preserve">- Email: {{contact.email}}</w:t>
+        <w:t xml:space="preserve">- Submitted: {{session.handoffSubmittedAt}}</w:t>
       </w:r>
       <w:r>
         <w:br/>
@@ -8031,7 +7936,7 @@
         <w:rPr>
           <w:rStyle w:val="VerbatimChar"/>
         </w:rPr>
-        <w:t xml:space="preserve">- Phone: {{contactPhoneOrDash}}</w:t>
+        <w:t xml:space="preserve">- Conversation ref: {{session.rawConversationRef}}</w:t>
       </w:r>
       <w:r>
         <w:br/>
@@ -8040,28 +7945,37 @@
         <w:rPr>
           <w:rStyle w:val="VerbatimChar"/>
         </w:rPr>
-        <w:t xml:space="preserve">- Prefers: {{contactPreferredMethod}}</w:t>
+        <w:t xml:space="preserve">- Entry URL: {{sessionEntryUrlOrDash}}</w:t>
       </w:r>
       <w:r>
         <w:br/>
       </w:r>
       <w:r>
+        <w:br/>
+      </w:r>
+      <w:r>
         <w:rPr>
           <w:rStyle w:val="VerbatimChar"/>
         </w:rPr>
-        <w:t xml:space="preserve">- Time-zone hint: {{contactTimeZoneOrDash}}</w:t>
+        <w:t xml:space="preserve">### Consent</w:t>
       </w:r>
       <w:r>
         <w:br/>
       </w:r>
       <w:r>
+        <w:rPr>
+          <w:rStyle w:val="VerbatimChar"/>
+        </w:rPr>
+        <w:t xml:space="preserve">- Conversation: granted at {{consent.conversationTimestamp}} (copy v{{consentCopyVersionOrDash}})</w:t>
+      </w:r>
+      <w:r>
         <w:br/>
       </w:r>
       <w:r>
         <w:rPr>
           <w:rStyle w:val="VerbatimChar"/>
         </w:rPr>
-        <w:t xml:space="preserve">### References</w:t>
+        <w:t xml:space="preserve">- Handoff: granted at {{consent.handoffTimestamp}}</w:t>
       </w:r>
       <w:r>
         <w:br/>
@@ -8073,7 +7987,7 @@
         <w:rPr>
           <w:rStyle w:val="VerbatimChar"/>
         </w:rPr>
-        <w:t xml:space="preserve">- Handoff ID: {{handoffId}}</w:t>
+        <w:t xml:space="preserve">---</w:t>
       </w:r>
       <w:r>
         <w:br/>
@@ -8082,550 +7996,58 @@
         <w:rPr>
           <w:rStyle w:val="VerbatimChar"/>
         </w:rPr>
-        <w:t xml:space="preserve">- Session ID: {{session.sessionId}}</w:t>
-      </w:r>
-      <w:r>
-        <w:br/>
-      </w:r>
+        <w:t xml:space="preserve">Sent automatically by the Swoop Patagonia discovery agent. The visitor has explicitly consented to this contact (tier-2 consent at handoff time).</w:t>
+      </w:r>
+    </w:p>
+    <w:bookmarkEnd w:id="58"/>
+    <w:bookmarkStart w:id="59" w:name="Xb821b62ae8185edf0c52fbcf99632d24c93e472"/>
+    <w:p>
+      <w:pPr>
+        <w:pStyle w:val="Heading3"/>
+      </w:pPr>
       <w:r>
         <w:rPr>
           <w:rStyle w:val="VerbatimChar"/>
         </w:rPr>
-        <w:t xml:space="preserve">- Turn count: {{session.turnCount}}</w:t>
-      </w:r>
-      <w:r>
-        <w:br/>
+        <w:t xml:space="preserve">email.referred-out.body</w:t>
+      </w:r>
+      <w:r>
+        <w:t xml:space="preserve"> </w:t>
+      </w:r>
+      <w:r>
+        <w:t xml:space="preserve">(verdict =</w:t>
+      </w:r>
+      <w:r>
+        <w:t xml:space="preserve"> </w:t>
       </w:r>
       <w:r>
         <w:rPr>
           <w:rStyle w:val="VerbatimChar"/>
         </w:rPr>
-        <w:t xml:space="preserve">- Started: {{session.conversationStartedAt}}</w:t>
-      </w:r>
-      <w:r>
-        <w:br/>
+        <w:t xml:space="preserve">referred_out</w:t>
+      </w:r>
+      <w:r>
+        <w:t xml:space="preserve">)</w:t>
+      </w:r>
+    </w:p>
+    <w:p>
+      <w:pPr>
+        <w:pStyle w:val="FirstParagraph"/>
+      </w:pPr>
+      <w:r>
+        <w:t xml:space="preserve">Same structure as</w:t>
+      </w:r>
+      <w:r>
+        <w:t xml:space="preserve"> </w:t>
       </w:r>
       <w:r>
         <w:rPr>
           <w:rStyle w:val="VerbatimChar"/>
         </w:rPr>
-        <w:t xml:space="preserve">- Submitted: {{session.handoffSubmittedAt}}</w:t>
-      </w:r>
-      <w:r>
-        <w:br/>
-      </w:r>
-      <w:r>
-        <w:rPr>
-          <w:rStyle w:val="VerbatimChar"/>
-        </w:rPr>
-        <w:t xml:space="preserve">- Conversation ref: {{session.rawConversationRef}}</w:t>
-      </w:r>
-      <w:r>
-        <w:br/>
-      </w:r>
-      <w:r>
-        <w:rPr>
-          <w:rStyle w:val="VerbatimChar"/>
-        </w:rPr>
-        <w:t xml:space="preserve">- Entry URL: {{sessionEntryUrlOrDash}}</w:t>
-      </w:r>
-      <w:r>
-        <w:br/>
-      </w:r>
-      <w:r>
-        <w:br/>
-      </w:r>
-      <w:r>
-        <w:rPr>
-          <w:rStyle w:val="VerbatimChar"/>
-        </w:rPr>
-        <w:t xml:space="preserve">### Consent</w:t>
-      </w:r>
-      <w:r>
-        <w:br/>
-      </w:r>
-      <w:r>
-        <w:br/>
-      </w:r>
-      <w:r>
-        <w:rPr>
-          <w:rStyle w:val="VerbatimChar"/>
-        </w:rPr>
-        <w:t xml:space="preserve">- Conversation: granted at {{consent.conversationTimestamp}} (copy v{{consentCopyVersionOrDash}})</w:t>
-      </w:r>
-      <w:r>
-        <w:br/>
-      </w:r>
-      <w:r>
-        <w:rPr>
-          <w:rStyle w:val="VerbatimChar"/>
-        </w:rPr>
-        <w:t xml:space="preserve">- Handoff: granted at {{consent.handoffTimestamp}}</w:t>
-      </w:r>
-      <w:r>
-        <w:br/>
-      </w:r>
-      <w:r>
-        <w:rPr>
-          <w:rStyle w:val="VerbatimChar"/>
-        </w:rPr>
-        <w:t xml:space="preserve">- Marketing: {{marketingConsentLabel}}</w:t>
-      </w:r>
-      <w:r>
-        <w:br/>
-      </w:r>
-      <w:r>
-        <w:br/>
-      </w:r>
-      <w:r>
-        <w:rPr>
-          <w:rStyle w:val="VerbatimChar"/>
-        </w:rPr>
-        <w:t xml:space="preserve">---</w:t>
-      </w:r>
-      <w:r>
-        <w:br/>
-      </w:r>
-      <w:r>
-        <w:br/>
-      </w:r>
-      <w:r>
-        <w:rPr>
-          <w:rStyle w:val="VerbatimChar"/>
-        </w:rPr>
-        <w:t xml:space="preserve">Sent automatically by the Swoop Patagonia discovery agent. The visitor has explicitly consented to this contact (tier-2 consent at handoff time).</w:t>
-      </w:r>
-    </w:p>
-    <w:bookmarkEnd w:id="76"/>
-    <w:bookmarkStart w:id="77" w:name="Xb821b62ae8185edf0c52fbcf99632d24c93e472"/>
-    <w:p>
-      <w:pPr>
-        <w:pStyle w:val="Heading3"/>
-      </w:pPr>
-      <w:r>
-        <w:rPr>
-          <w:rStyle w:val="VerbatimChar"/>
-        </w:rPr>
-        <w:t xml:space="preserve">email.referred-out.body</w:t>
-      </w:r>
-      <w:r>
-        <w:t xml:space="preserve"> </w:t>
-      </w:r>
-      <w:r>
-        <w:t xml:space="preserve">(verdict =</w:t>
-      </w:r>
-      <w:r>
-        <w:t xml:space="preserve"> </w:t>
-      </w:r>
-      <w:r>
-        <w:rPr>
-          <w:rStyle w:val="VerbatimChar"/>
-        </w:rPr>
-        <w:t xml:space="preserve">referred_out</w:t>
-      </w:r>
-      <w:r>
-        <w:t xml:space="preserve">)</w:t>
-      </w:r>
-    </w:p>
-    <w:p>
-      <w:pPr>
-        <w:pStyle w:val="SourceCode"/>
-      </w:pPr>
-      <w:r>
-        <w:rPr>
-          <w:rStyle w:val="VerbatimChar"/>
-        </w:rPr>
-        <w:t xml:space="preserve">## Referral — {{contact.name}} ({{reason.code}})</w:t>
-      </w:r>
-      <w:r>
-        <w:br/>
-      </w:r>
-      <w:r>
-        <w:br/>
-      </w:r>
-      <w:r>
-        <w:rPr>
-          <w:rStyle w:val="VerbatimChar"/>
-        </w:rPr>
-        <w:t xml:space="preserve">This visitor reached the Patagonia discovery agent but their plans are outside Swoop's direct service scope. The agent has shared their details so you can decide whether to pass them on to a partner or close politely.</w:t>
-      </w:r>
-      <w:r>
-        <w:br/>
-      </w:r>
-      <w:r>
-        <w:br/>
-      </w:r>
-      <w:r>
-        <w:rPr>
-          <w:rStyle w:val="VerbatimChar"/>
-        </w:rPr>
-        <w:t xml:space="preserve">### Why the agent referred out</w:t>
-      </w:r>
-      <w:r>
-        <w:br/>
-      </w:r>
-      <w:r>
-        <w:br/>
-      </w:r>
-      <w:r>
-        <w:rPr>
-          <w:rStyle w:val="VerbatimChar"/>
-        </w:rPr>
-        <w:t xml:space="preserve">{{reason.text}}</w:t>
-      </w:r>
-      <w:r>
-        <w:br/>
-      </w:r>
-      <w:r>
-        <w:br/>
-      </w:r>
-      <w:r>
-        <w:rPr>
-          <w:rStyle w:val="VerbatimChar"/>
-        </w:rPr>
-        <w:t xml:space="preserve">### Why this trip, why now</w:t>
-      </w:r>
-      <w:r>
-        <w:br/>
-      </w:r>
-      <w:r>
-        <w:br/>
-      </w:r>
-      <w:r>
-        <w:rPr>
-          <w:rStyle w:val="VerbatimChar"/>
-        </w:rPr>
-        <w:t xml:space="preserve">{{motivationAnchor}}</w:t>
-      </w:r>
-      <w:r>
-        <w:br/>
-      </w:r>
-      <w:r>
-        <w:br/>
-      </w:r>
-      <w:r>
-        <w:rPr>
-          <w:rStyle w:val="VerbatimChar"/>
-        </w:rPr>
-        <w:t xml:space="preserve">### What they shared</w:t>
-      </w:r>
-      <w:r>
-        <w:br/>
-      </w:r>
-      <w:r>
-        <w:br/>
-      </w:r>
-      <w:r>
-        <w:rPr>
-          <w:rStyle w:val="VerbatimChar"/>
-        </w:rPr>
-        <w:t xml:space="preserve">- Independence: {{visitorIndependence}}</w:t>
-      </w:r>
-      <w:r>
-        <w:br/>
-      </w:r>
-      <w:r>
-        <w:rPr>
-          <w:rStyle w:val="VerbatimChar"/>
-        </w:rPr>
-        <w:t xml:space="preserve">- Budget band: {{visitorBudgetBand}}</w:t>
-      </w:r>
-      <w:r>
-        <w:br/>
-      </w:r>
-      <w:r>
-        <w:rPr>
-          <w:rStyle w:val="VerbatimChar"/>
-        </w:rPr>
-        <w:t xml:space="preserve">- Activities: {{visitorActivities}}</w:t>
-      </w:r>
-      <w:r>
-        <w:br/>
-      </w:r>
-      <w:r>
-        <w:rPr>
-          <w:rStyle w:val="VerbatimChar"/>
-        </w:rPr>
-        <w:t xml:space="preserve">- Regions: {{visitorRegions}}</w:t>
-      </w:r>
-      <w:r>
-        <w:br/>
-      </w:r>
-      <w:r>
-        <w:br/>
-      </w:r>
-      <w:r>
-        <w:rPr>
-          <w:rStyle w:val="VerbatimChar"/>
-        </w:rPr>
-        <w:t xml:space="preserve">### Wishlist (what caught their interest before the referral)</w:t>
-      </w:r>
-      <w:r>
-        <w:br/>
-      </w:r>
-      <w:r>
-        <w:br/>
-      </w:r>
-      <w:r>
-        <w:rPr>
-          <w:rStyle w:val="VerbatimChar"/>
-        </w:rPr>
-        <w:t xml:space="preserve">{{wishlistFormatted}}</w:t>
-      </w:r>
-      <w:r>
-        <w:br/>
-      </w:r>
-      <w:r>
-        <w:br/>
-      </w:r>
-      <w:r>
-        <w:rPr>
-          <w:rStyle w:val="VerbatimChar"/>
-        </w:rPr>
-        <w:t xml:space="preserve">### Anything else they wanted you to know</w:t>
-      </w:r>
-      <w:r>
-        <w:br/>
-      </w:r>
-      <w:r>
-        <w:br/>
-      </w:r>
-      <w:r>
-        <w:rPr>
-          <w:rStyle w:val="VerbatimChar"/>
-        </w:rPr>
-        <w:t xml:space="preserve">{{additionalNotesOrNone}}</w:t>
-      </w:r>
-      <w:r>
-        <w:br/>
-      </w:r>
-      <w:r>
-        <w:br/>
-      </w:r>
-      <w:r>
-        <w:rPr>
-          <w:rStyle w:val="VerbatimChar"/>
-        </w:rPr>
-        <w:t xml:space="preserve">### Contact</w:t>
-      </w:r>
-      <w:r>
-        <w:br/>
-      </w:r>
-      <w:r>
-        <w:br/>
-      </w:r>
-      <w:r>
-        <w:rPr>
-          <w:rStyle w:val="VerbatimChar"/>
-        </w:rPr>
-        <w:t xml:space="preserve">- Name: {{contact.name}}</w:t>
-      </w:r>
-      <w:r>
-        <w:br/>
-      </w:r>
-      <w:r>
-        <w:rPr>
-          <w:rStyle w:val="VerbatimChar"/>
-        </w:rPr>
-        <w:t xml:space="preserve">- Email: {{contact.email}}</w:t>
-      </w:r>
-      <w:r>
-        <w:br/>
-      </w:r>
-      <w:r>
-        <w:rPr>
-          <w:rStyle w:val="VerbatimChar"/>
-        </w:rPr>
-        <w:t xml:space="preserve">- Phone: {{contactPhoneOrDash}}</w:t>
-      </w:r>
-      <w:r>
-        <w:br/>
-      </w:r>
-      <w:r>
-        <w:rPr>
-          <w:rStyle w:val="VerbatimChar"/>
-        </w:rPr>
-        <w:t xml:space="preserve">- Prefers: {{contactPreferredMethod}}</w:t>
-      </w:r>
-      <w:r>
-        <w:br/>
-      </w:r>
-      <w:r>
-        <w:br/>
-      </w:r>
-      <w:r>
-        <w:rPr>
-          <w:rStyle w:val="VerbatimChar"/>
-        </w:rPr>
-        <w:t xml:space="preserve">### References</w:t>
-      </w:r>
-      <w:r>
-        <w:br/>
-      </w:r>
-      <w:r>
-        <w:br/>
-      </w:r>
-      <w:r>
-        <w:rPr>
-          <w:rStyle w:val="VerbatimChar"/>
-        </w:rPr>
-        <w:t xml:space="preserve">- Handoff ID: {{handoffId}}</w:t>
-      </w:r>
-      <w:r>
-        <w:br/>
-      </w:r>
-      <w:r>
-        <w:rPr>
-          <w:rStyle w:val="VerbatimChar"/>
-        </w:rPr>
-        <w:t xml:space="preserve">- Session ID: {{session.sessionId}}</w:t>
-      </w:r>
-      <w:r>
-        <w:br/>
-      </w:r>
-      <w:r>
-        <w:rPr>
-          <w:rStyle w:val="VerbatimChar"/>
-        </w:rPr>
-        <w:t xml:space="preserve">- Turn count: {{session.turnCount}}</w:t>
-      </w:r>
-      <w:r>
-        <w:br/>
-      </w:r>
-      <w:r>
-        <w:rPr>
-          <w:rStyle w:val="VerbatimChar"/>
-        </w:rPr>
-        <w:t xml:space="preserve">- Submitted: {{session.handoffSubmittedAt}}</w:t>
-      </w:r>
-      <w:r>
-        <w:br/>
-      </w:r>
-      <w:r>
-        <w:rPr>
-          <w:rStyle w:val="VerbatimChar"/>
-        </w:rPr>
-        <w:t xml:space="preserve">- Conversation ref: {{session.rawConversationRef}}</w:t>
-      </w:r>
-      <w:r>
-        <w:br/>
-      </w:r>
-      <w:r>
-        <w:br/>
-      </w:r>
-      <w:r>
-        <w:rPr>
-          <w:rStyle w:val="VerbatimChar"/>
-        </w:rPr>
-        <w:t xml:space="preserve">### Consent</w:t>
-      </w:r>
-      <w:r>
-        <w:br/>
-      </w:r>
-      <w:r>
-        <w:br/>
-      </w:r>
-      <w:r>
-        <w:rPr>
-          <w:rStyle w:val="VerbatimChar"/>
-        </w:rPr>
-        <w:t xml:space="preserve">- Conversation: granted at {{consent.conversationTimestamp}}</w:t>
-      </w:r>
-      <w:r>
-        <w:br/>
-      </w:r>
-      <w:r>
-        <w:rPr>
-          <w:rStyle w:val="VerbatimChar"/>
-        </w:rPr>
-        <w:t xml:space="preserve">- Handoff: granted at {{consent.handoffTimestamp}}</w:t>
-      </w:r>
-      <w:r>
-        <w:br/>
-      </w:r>
-      <w:r>
-        <w:rPr>
-          <w:rStyle w:val="VerbatimChar"/>
-        </w:rPr>
-        <w:t xml:space="preserve">- Marketing: {{marketingConsentLabel}}</w:t>
-      </w:r>
-      <w:r>
-        <w:br/>
-      </w:r>
-      <w:r>
-        <w:br/>
-      </w:r>
-      <w:r>
-        <w:rPr>
-          <w:rStyle w:val="VerbatimChar"/>
-        </w:rPr>
-        <w:t xml:space="preserve">---</w:t>
-      </w:r>
-      <w:r>
-        <w:br/>
-      </w:r>
-      <w:r>
-        <w:br/>
-      </w:r>
-      <w:r>
-        <w:rPr>
-          <w:rStyle w:val="VerbatimChar"/>
-        </w:rPr>
-        <w:t xml:space="preserve">Sent automatically by the Swoop Patagonia discovery agent. The visitor has explicitly consented to this contact, but the agent has flagged them as outside Swoop's direct fit. See "Why the agent referred out" above.</w:t>
-      </w:r>
-    </w:p>
-    <w:p>
-      <w:pPr>
-        <w:pStyle w:val="FirstParagraph"/>
-      </w:pPr>
-      <w:r>
-        <w:rPr>
-          <w:b/>
-          <w:bCs/>
-        </w:rPr>
-        <w:t xml:space="preserve">Counsel notes on the email templates</w:t>
-      </w:r>
-      <w:r>
-        <w:t xml:space="preserve">:</w:t>
-      </w:r>
-    </w:p>
-    <w:p>
-      <w:pPr>
-        <w:pStyle w:val="SourceCode"/>
-      </w:pPr>
-      <w:r>
-        <w:rPr>
-          <w:rStyle w:val="VerbatimChar"/>
-        </w:rPr>
-        <w:t xml:space="preserve">[ counsel comments here ]</w:t>
-      </w:r>
-    </w:p>
-    <w:p>
-      <w:r>
-        <w:pict>
-          <v:rect style="width:0;height:1.5pt" o:hralign="center" o:hrstd="t" o:hr="t"/>
-        </w:pict>
-      </w:r>
-    </w:p>
-    <w:bookmarkEnd w:id="77"/>
-    <w:bookmarkEnd w:id="78"/>
-    <w:bookmarkEnd w:id="79"/>
-    <w:bookmarkStart w:id="82" w:name="glossary-and-related-artefacts"/>
-    <w:p>
-      <w:pPr>
-        <w:pStyle w:val="Heading1"/>
-      </w:pPr>
-      <w:r>
-        <w:t xml:space="preserve">5. Glossary and related artefacts</w:t>
-      </w:r>
-    </w:p>
-    <w:bookmarkStart w:id="80" w:name="terms-used"/>
-    <w:p>
-      <w:pPr>
-        <w:pStyle w:val="Heading3"/>
-      </w:pPr>
-      <w:r>
-        <w:t xml:space="preserve">Terms used</w:t>
+        <w:t xml:space="preserve">qualified</w:t>
+      </w:r>
+      <w:r>
+        <w:t xml:space="preserve">, with these differences:</w:t>
       </w:r>
     </w:p>
     <w:p>
@@ -8637,14 +8059,19 @@
         </w:numPr>
       </w:pPr>
       <w:r>
-        <w:rPr>
-          <w:b/>
-          <w:bCs/>
-        </w:rPr>
-        <w:t xml:space="preserve">Tier-1 consent</w:t>
-      </w:r>
-      <w:r>
-        <w:t xml:space="preserve">: conversation-opening consent paired with EU AI Act Art. 50 disclosure. Without it, no session state is written.</w:t>
+        <w:t xml:space="preserve">Heading:</w:t>
+      </w:r>
+      <w:r>
+        <w:t xml:space="preserve"> </w:t>
+      </w:r>
+      <w:r>
+        <w:rPr>
+          <w:rStyle w:val="VerbatimChar"/>
+        </w:rPr>
+        <w:t xml:space="preserve">## Referral — {{contact.name}} ({{reason.code}})</w:t>
+      </w:r>
+      <w:r>
+        <w:t xml:space="preserve">.</w:t>
       </w:r>
     </w:p>
     <w:p>
@@ -8656,14 +8083,7 @@
         </w:numPr>
       </w:pPr>
       <w:r>
-        <w:rPr>
-          <w:b/>
-          <w:bCs/>
-        </w:rPr>
-        <w:t xml:space="preserve">Tier-2 consent</w:t>
-      </w:r>
-      <w:r>
-        <w:t xml:space="preserve">: handoff-specific consent inside the lead-capture form. Without it, contact details aren’t submitted.</w:t>
+        <w:t xml:space="preserve">Opening line explains the visitor is outside Swoop’s direct service scope and the agent has shared their details so sales can pass them to a partner or close politely.</w:t>
       </w:r>
     </w:p>
     <w:p>
@@ -8675,62 +8095,32 @@
         </w:numPr>
       </w:pPr>
       <w:r>
-        <w:rPr>
-          <w:b/>
-          <w:bCs/>
-        </w:rPr>
-        <w:t xml:space="preserve">Verdict</w:t>
-      </w:r>
-      <w:r>
-        <w:t xml:space="preserve">:</w:t>
-      </w:r>
-      <w:r>
-        <w:t xml:space="preserve"> </w:t>
-      </w:r>
-      <w:r>
-        <w:rPr>
-          <w:rStyle w:val="VerbatimChar"/>
-        </w:rPr>
-        <w:t xml:space="preserve">qualified</w:t>
-      </w:r>
-      <w:r>
-        <w:t xml:space="preserve">,</w:t>
-      </w:r>
-      <w:r>
-        <w:t xml:space="preserve"> </w:t>
-      </w:r>
-      <w:r>
-        <w:rPr>
-          <w:rStyle w:val="VerbatimChar"/>
-        </w:rPr>
-        <w:t xml:space="preserve">referred_out</w:t>
-      </w:r>
-      <w:r>
-        <w:t xml:space="preserve">,</w:t>
-      </w:r>
-      <w:r>
-        <w:t xml:space="preserve"> </w:t>
-      </w:r>
-      <w:r>
-        <w:rPr>
-          <w:rStyle w:val="VerbatimChar"/>
-        </w:rPr>
-        <w:t xml:space="preserve">disqualified</w:t>
-      </w:r>
-      <w:r>
-        <w:t xml:space="preserve">, or</w:t>
-      </w:r>
-      <w:r>
-        <w:t xml:space="preserve"> </w:t>
-      </w:r>
-      <w:r>
-        <w:rPr>
-          <w:rStyle w:val="VerbatimChar"/>
-        </w:rPr>
-        <w:t xml:space="preserve">inconclusive</w:t>
-      </w:r>
-      <w:r>
-        <w:t xml:space="preserve">. Drives whether an email is sent and which retention window applies.</w:t>
+        <w:t xml:space="preserve">The summary section is titled</w:t>
+      </w:r>
+      <w:r>
+        <w:t xml:space="preserve"> </w:t>
+      </w:r>
+      <w:r>
+        <w:rPr>
+          <w:b/>
+          <w:bCs/>
+        </w:rPr>
+        <w:t xml:space="preserve">“Why the agent referred out”</w:t>
+      </w:r>
+      <w:r>
+        <w:t xml:space="preserve"> </w:t>
+      </w:r>
+      <w:r>
+        <w:t xml:space="preserve">(not</w:t>
+      </w:r>
+      <w:r>
+        <w:t xml:space="preserve"> </w:t>
+      </w:r>
+      <w:r>
+        <w:t xml:space="preserve">“Conversation summary”</w:t>
+      </w:r>
+      <w:r>
+        <w:t xml:space="preserve">).</w:t>
       </w:r>
     </w:p>
     <w:p>
@@ -8746,10 +8136,29 @@
           <w:b/>
           <w:bCs/>
         </w:rPr>
-        <w:t xml:space="preserve">Reason code</w:t>
-      </w:r>
-      <w:r>
-        <w:t xml:space="preserve">: structured taxonomy (21 codes total) saying</w:t>
+        <w:t xml:space="preserve">Contact</w:t>
+      </w:r>
+      <w:r>
+        <w:t xml:space="preserve"> </w:t>
+      </w:r>
+      <w:r>
+        <w:t xml:space="preserve">omits the time-zone hint;</w:t>
+      </w:r>
+      <w:r>
+        <w:t xml:space="preserve"> </w:t>
+      </w:r>
+      <w:r>
+        <w:rPr>
+          <w:b/>
+          <w:bCs/>
+        </w:rPr>
+        <w:t xml:space="preserve">References</w:t>
+      </w:r>
+      <w:r>
+        <w:t xml:space="preserve"> </w:t>
+      </w:r>
+      <w:r>
+        <w:t xml:space="preserve">omit</w:t>
       </w:r>
       <w:r>
         <w:t xml:space="preserve"> </w:t>
@@ -8759,13 +8168,42 @@
           <w:i/>
           <w:iCs/>
         </w:rPr>
-        <w:t xml:space="preserve">why</w:t>
-      </w:r>
-      <w:r>
-        <w:t xml:space="preserve"> </w:t>
-      </w:r>
-      <w:r>
-        <w:t xml:space="preserve">the verdict landed where it did. Used by sales for triage and by analytics for prompt iteration.</w:t>
+        <w:t xml:space="preserve">Started</w:t>
+      </w:r>
+      <w:r>
+        <w:t xml:space="preserve"> </w:t>
+      </w:r>
+      <w:r>
+        <w:t xml:space="preserve">and</w:t>
+      </w:r>
+      <w:r>
+        <w:t xml:space="preserve"> </w:t>
+      </w:r>
+      <w:r>
+        <w:rPr>
+          <w:i/>
+          <w:iCs/>
+        </w:rPr>
+        <w:t xml:space="preserve">Entry URL</w:t>
+      </w:r>
+      <w:r>
+        <w:t xml:space="preserve">;</w:t>
+      </w:r>
+      <w:r>
+        <w:t xml:space="preserve"> </w:t>
+      </w:r>
+      <w:r>
+        <w:rPr>
+          <w:b/>
+          <w:bCs/>
+        </w:rPr>
+        <w:t xml:space="preserve">Consent</w:t>
+      </w:r>
+      <w:r>
+        <w:t xml:space="preserve"> </w:t>
+      </w:r>
+      <w:r>
+        <w:t xml:space="preserve">omits the copy-version note.</w:t>
       </w:r>
     </w:p>
     <w:p>
@@ -8777,14 +8215,99 @@
         </w:numPr>
       </w:pPr>
       <w:r>
-        <w:rPr>
-          <w:b/>
-          <w:bCs/>
-        </w:rPr>
-        <w:t xml:space="preserve">Handoff record</w:t>
-      </w:r>
-      <w:r>
-        <w:t xml:space="preserve">: the structured payload written to durable storage at submit time. Holds agent summary, contact details (qualified and referred-out only), both consent records, session metadata.</w:t>
+        <w:t xml:space="preserve">Footer: as qualified, plus</w:t>
+      </w:r>
+      <w:r>
+        <w:t xml:space="preserve"> </w:t>
+      </w:r>
+      <w:r>
+        <w:rPr>
+          <w:i/>
+          <w:iCs/>
+        </w:rPr>
+        <w:t xml:space="preserve">“…but the agent has flagged them as outside Swoop’s direct fit — see</w:t>
+      </w:r>
+      <w:r>
+        <w:rPr>
+          <w:i/>
+          <w:iCs/>
+        </w:rPr>
+        <w:t xml:space="preserve"> </w:t>
+      </w:r>
+      <w:r>
+        <w:rPr>
+          <w:i/>
+          <w:iCs/>
+        </w:rPr>
+        <w:t xml:space="preserve">‘Why the agent referred out’</w:t>
+      </w:r>
+      <w:r>
+        <w:rPr>
+          <w:i/>
+          <w:iCs/>
+        </w:rPr>
+        <w:t xml:space="preserve"> </w:t>
+      </w:r>
+      <w:r>
+        <w:rPr>
+          <w:i/>
+          <w:iCs/>
+        </w:rPr>
+        <w:t xml:space="preserve">above.”</w:t>
+      </w:r>
+    </w:p>
+    <w:p>
+      <w:pPr>
+        <w:pStyle w:val="FirstParagraph"/>
+      </w:pPr>
+      <w:r>
+        <w:rPr>
+          <w:b/>
+          <w:bCs/>
+        </w:rPr>
+        <w:t xml:space="preserve">Counsel notes on the email templates</w:t>
+      </w:r>
+      <w:r>
+        <w:t xml:space="preserve">:</w:t>
+      </w:r>
+    </w:p>
+    <w:p>
+      <w:pPr>
+        <w:pStyle w:val="SourceCode"/>
+      </w:pPr>
+      <w:r>
+        <w:rPr>
+          <w:rStyle w:val="VerbatimChar"/>
+        </w:rPr>
+        <w:t xml:space="preserve">[ counsel comments here ]</w:t>
+      </w:r>
+    </w:p>
+    <w:p>
+      <w:r>
+        <w:pict>
+          <v:rect style="width:0;height:1.5pt" o:hralign="center" o:hrstd="t" o:hr="t"/>
+        </w:pict>
+      </w:r>
+    </w:p>
+    <w:bookmarkEnd w:id="59"/>
+    <w:bookmarkEnd w:id="60"/>
+    <w:bookmarkEnd w:id="61"/>
+    <w:bookmarkStart w:id="64" w:name="glossary-and-related-artefacts"/>
+    <w:p>
+      <w:pPr>
+        <w:pStyle w:val="Heading1"/>
+      </w:pPr>
+      <w:r>
+        <w:t xml:space="preserve">5. Glossary and related artefacts</w:t>
+      </w:r>
+    </w:p>
+    <w:bookmarkStart w:id="62" w:name="terms"/>
+    <w:p>
+      <w:pPr>
+        <w:pStyle w:val="Heading3"/>
+      </w:pPr>
+      <w:r>
+        <w:t xml:space="preserve">Terms</w:t>
       </w:r>
     </w:p>
     <w:p>
@@ -8792,7 +8315,7 @@
         <w:pStyle w:val="Compact"/>
         <w:numPr>
           <w:ilvl w:val="0"/>
-          <w:numId w:val="1012"/>
+          <w:numId w:val="1013"/>
         </w:numPr>
       </w:pPr>
       <w:r>
@@ -8800,10 +8323,10 @@
           <w:b/>
           <w:bCs/>
         </w:rPr>
-        <w:t xml:space="preserve">Processor</w:t>
-      </w:r>
-      <w:r>
-        <w:t xml:space="preserve">: third party that processes personal data on Swoop’s behalf in the course of the agent’s operation. Three: Anthropic (AI model), Google Cloud (hosting, storage, logging), SMTP provider (likely Google; see D-3.3.1).</w:t>
+        <w:t xml:space="preserve">Tier-1 consent</w:t>
+      </w:r>
+      <w:r>
+        <w:t xml:space="preserve">: conversation-opening consent paired with EU AI Act Art. 50 disclosure. Without it, no session state is written.</w:t>
       </w:r>
     </w:p>
     <w:p>
@@ -8811,7 +8334,7 @@
         <w:pStyle w:val="Compact"/>
         <w:numPr>
           <w:ilvl w:val="0"/>
-          <w:numId w:val="1012"/>
+          <w:numId w:val="1013"/>
         </w:numPr>
       </w:pPr>
       <w:r>
@@ -8819,10 +8342,26 @@
           <w:b/>
           <w:bCs/>
         </w:rPr>
-        <w:t xml:space="preserve">Durable store</w:t>
-      </w:r>
-      <w:r>
-        <w:t xml:space="preserve">: the database holding handoff records. Currently file-backed JSON in staging; moves to Google Cloud SQL Postgres post-IAM.</w:t>
+        <w:t xml:space="preserve">Tier-2 consent</w:t>
+      </w:r>
+      <w:r>
+        <w:t xml:space="preserve">: submission-as-consent at handoff (clicking</w:t>
+      </w:r>
+      <w:r>
+        <w:t xml:space="preserve"> </w:t>
+      </w:r>
+      <w:r>
+        <w:rPr>
+          <w:i/>
+          <w:iCs/>
+        </w:rPr>
+        <w:t xml:space="preserve">Send</w:t>
+      </w:r>
+      <w:r>
+        <w:t xml:space="preserve"> </w:t>
+      </w:r>
+      <w:r>
+        <w:t xml:space="preserve">after the inline notice). Without it, contact details aren’t submitted.</w:t>
       </w:r>
     </w:p>
     <w:p>
@@ -8830,7 +8369,7 @@
         <w:pStyle w:val="Compact"/>
         <w:numPr>
           <w:ilvl w:val="0"/>
-          <w:numId w:val="1012"/>
+          <w:numId w:val="1013"/>
         </w:numPr>
       </w:pPr>
       <w:r>
@@ -8838,14 +8377,173 @@
           <w:b/>
           <w:bCs/>
         </w:rPr>
-        <w:t xml:space="preserve">Sweeper</w:t>
-      </w:r>
-      <w:r>
-        <w:t xml:space="preserve">: scheduled process that hard-deletes expired records once their retention window passes. Runs daily.</w:t>
-      </w:r>
-    </w:p>
-    <w:bookmarkEnd w:id="80"/>
-    <w:bookmarkStart w:id="81" w:name="related-artefacts-on-request"/>
+        <w:t xml:space="preserve">Verdict</w:t>
+      </w:r>
+      <w:r>
+        <w:t xml:space="preserve">:</w:t>
+      </w:r>
+      <w:r>
+        <w:t xml:space="preserve"> </w:t>
+      </w:r>
+      <w:r>
+        <w:rPr>
+          <w:rStyle w:val="VerbatimChar"/>
+        </w:rPr>
+        <w:t xml:space="preserve">qualified</w:t>
+      </w:r>
+      <w:r>
+        <w:t xml:space="preserve">,</w:t>
+      </w:r>
+      <w:r>
+        <w:t xml:space="preserve"> </w:t>
+      </w:r>
+      <w:r>
+        <w:rPr>
+          <w:rStyle w:val="VerbatimChar"/>
+        </w:rPr>
+        <w:t xml:space="preserve">referred_out</w:t>
+      </w:r>
+      <w:r>
+        <w:t xml:space="preserve">,</w:t>
+      </w:r>
+      <w:r>
+        <w:t xml:space="preserve"> </w:t>
+      </w:r>
+      <w:r>
+        <w:rPr>
+          <w:rStyle w:val="VerbatimChar"/>
+        </w:rPr>
+        <w:t xml:space="preserve">disqualified</w:t>
+      </w:r>
+      <w:r>
+        <w:t xml:space="preserve">,</w:t>
+      </w:r>
+      <w:r>
+        <w:t xml:space="preserve"> </w:t>
+      </w:r>
+      <w:r>
+        <w:rPr>
+          <w:rStyle w:val="VerbatimChar"/>
+        </w:rPr>
+        <w:t xml:space="preserve">inconclusive</w:t>
+      </w:r>
+      <w:r>
+        <w:t xml:space="preserve">. Drives whether an email is sent and which retention window applies.</w:t>
+      </w:r>
+    </w:p>
+    <w:p>
+      <w:pPr>
+        <w:pStyle w:val="Compact"/>
+        <w:numPr>
+          <w:ilvl w:val="0"/>
+          <w:numId w:val="1013"/>
+        </w:numPr>
+      </w:pPr>
+      <w:r>
+        <w:rPr>
+          <w:b/>
+          <w:bCs/>
+        </w:rPr>
+        <w:t xml:space="preserve">Reason code</w:t>
+      </w:r>
+      <w:r>
+        <w:t xml:space="preserve">: structured taxonomy (21 codes) saying</w:t>
+      </w:r>
+      <w:r>
+        <w:t xml:space="preserve"> </w:t>
+      </w:r>
+      <w:r>
+        <w:rPr>
+          <w:i/>
+          <w:iCs/>
+        </w:rPr>
+        <w:t xml:space="preserve">why</w:t>
+      </w:r>
+      <w:r>
+        <w:t xml:space="preserve"> </w:t>
+      </w:r>
+      <w:r>
+        <w:t xml:space="preserve">the verdict landed. Used by sales for triage and by analytics for prompt iteration.</w:t>
+      </w:r>
+    </w:p>
+    <w:p>
+      <w:pPr>
+        <w:pStyle w:val="Compact"/>
+        <w:numPr>
+          <w:ilvl w:val="0"/>
+          <w:numId w:val="1013"/>
+        </w:numPr>
+      </w:pPr>
+      <w:r>
+        <w:rPr>
+          <w:b/>
+          <w:bCs/>
+        </w:rPr>
+        <w:t xml:space="preserve">Handoff record</w:t>
+      </w:r>
+      <w:r>
+        <w:t xml:space="preserve">: the structured payload written to durable storage at submit — agent summary, contact (qualified/referred-out only), both consent records, session metadata.</w:t>
+      </w:r>
+    </w:p>
+    <w:p>
+      <w:pPr>
+        <w:pStyle w:val="Compact"/>
+        <w:numPr>
+          <w:ilvl w:val="0"/>
+          <w:numId w:val="1013"/>
+        </w:numPr>
+      </w:pPr>
+      <w:r>
+        <w:rPr>
+          <w:b/>
+          <w:bCs/>
+        </w:rPr>
+        <w:t xml:space="preserve">Processor</w:t>
+      </w:r>
+      <w:r>
+        <w:t xml:space="preserve">: a third party that processes personal data on Swoop’s behalf. Four: Anthropic (conversation model), Google Gemini API (query embeddings, D-3.1.10), Google Cloud (hosting/storage/logging), SMTP provider (likely Google; D-3.3.1).</w:t>
+      </w:r>
+    </w:p>
+    <w:p>
+      <w:pPr>
+        <w:pStyle w:val="Compact"/>
+        <w:numPr>
+          <w:ilvl w:val="0"/>
+          <w:numId w:val="1013"/>
+        </w:numPr>
+      </w:pPr>
+      <w:r>
+        <w:rPr>
+          <w:b/>
+          <w:bCs/>
+        </w:rPr>
+        <w:t xml:space="preserve">Durable store</w:t>
+      </w:r>
+      <w:r>
+        <w:t xml:space="preserve">: the Postgres database holding handoff records, on the same single VM as the retrieval store and sessions at launch. Interim staging uses file-backed JSON for handoff records.</w:t>
+      </w:r>
+    </w:p>
+    <w:p>
+      <w:pPr>
+        <w:pStyle w:val="Compact"/>
+        <w:numPr>
+          <w:ilvl w:val="0"/>
+          <w:numId w:val="1013"/>
+        </w:numPr>
+      </w:pPr>
+      <w:r>
+        <w:rPr>
+          <w:b/>
+          <w:bCs/>
+        </w:rPr>
+        <w:t xml:space="preserve">Sweep</w:t>
+      </w:r>
+      <w:r>
+        <w:t xml:space="preserve">: scheduled process that hard-deletes expired records (handoff and session) once their retention window passes. Runs daily.</w:t>
+      </w:r>
+    </w:p>
+    <w:bookmarkEnd w:id="62"/>
+    <w:bookmarkStart w:id="63" w:name="related-artefacts-on-request"/>
     <w:p>
       <w:pPr>
         <w:pStyle w:val="Heading3"/>
@@ -8859,7 +8557,16 @@
         <w:pStyle w:val="FirstParagraph"/>
       </w:pPr>
       <w:r>
-        <w:t xml:space="preserve">A fuller technical compliance package lives inside the codebase. It covers the data flow diagram, processor sub-relationships, retention enforcement code, and data-subject runbooks. Counsel can request specific files if a §3 decision needs deeper substantiation. Most useful pointers: data flow narrative, processor list with sub-processors, retention enforcement detail, per-Article data-subject-rights operational answers.</w:t>
+        <w:t xml:space="preserve">A fuller technical compliance bundle lives in the codebase (</w:t>
+      </w:r>
+      <w:r>
+        <w:rPr>
+          <w:rStyle w:val="VerbatimChar"/>
+        </w:rPr>
+        <w:t xml:space="preserve">product/cms/legal/compliance-bundle/</w:t>
+      </w:r>
+      <w:r>
+        <w:t xml:space="preserve">): data-flow diagram, processor sub-relationships, retention enforcement detail, and data-subject-rights runbooks. Counsel can request specific files if a §3 decision needs deeper substantiation.</w:t>
       </w:r>
     </w:p>
     <w:p>
@@ -8881,8 +8588,8 @@
         <w:t xml:space="preserve">End of document.</w:t>
       </w:r>
     </w:p>
-    <w:bookmarkEnd w:id="81"/>
-    <w:bookmarkEnd w:id="82"/>
+    <w:bookmarkEnd w:id="63"/>
+    <w:bookmarkEnd w:id="64"/>
     <w:sectPr>
       <w:footnotePr>
         <w:numRestart w:val="eachSect"/>
@@ -8993,6 +8700,109 @@
       </w:pPr>
     </w:lvl>
   </w:abstractNum>
+  <w:abstractNum w:abstractNumId="991">
+    <w:nsid w:val="0000A991"/>
+    <w:multiLevelType w:val="multilevel"/>
+    <w:lvl w:ilvl="0">
+      <w:numFmt w:val="bullet"/>
+      <w:lvlText w:val=""/>
+      <w:lvlJc w:val="left"/>
+      <w:pPr>
+        <w:ind w:left="720" w:hanging="360"/>
+      </w:pPr>
+      <w:rPr>
+        <w:rFonts w:ascii="Symbol" w:hAnsi="Symbol" w:cs="Symbol" w:hint="default"/>
+      </w:rPr>
+    </w:lvl>
+    <w:lvl w:ilvl="1">
+      <w:numFmt w:val="bullet"/>
+      <w:lvlText w:val="o"/>
+      <w:lvlJc w:val="left"/>
+      <w:pPr>
+        <w:ind w:left="1440" w:hanging="360"/>
+      </w:pPr>
+      <w:rPr>
+        <w:rFonts w:ascii="Courier New" w:hAnsi="Courier New" w:cs="Courier New" w:hint="default"/>
+      </w:rPr>
+    </w:lvl>
+    <w:lvl w:ilvl="2">
+      <w:numFmt w:val="bullet"/>
+      <w:lvlText w:val=""/>
+      <w:lvlJc w:val="left"/>
+      <w:pPr>
+        <w:ind w:left="2160" w:hanging="360"/>
+      </w:pPr>
+      <w:rPr>
+        <w:rFonts w:ascii="Wingdings" w:hAnsi="Wingdings" w:cs="Wingdings" w:hint="default"/>
+      </w:rPr>
+    </w:lvl>
+    <w:lvl w:ilvl="3">
+      <w:numFmt w:val="bullet"/>
+      <w:lvlText w:val=""/>
+      <w:lvlJc w:val="left"/>
+      <w:pPr>
+        <w:ind w:left="2880" w:hanging="360"/>
+      </w:pPr>
+      <w:rPr>
+        <w:rFonts w:ascii="Symbol" w:hAnsi="Symbol" w:cs="Symbol" w:hint="default"/>
+      </w:rPr>
+    </w:lvl>
+    <w:lvl w:ilvl="4">
+      <w:numFmt w:val="bullet"/>
+      <w:lvlText w:val="o"/>
+      <w:lvlJc w:val="left"/>
+      <w:pPr>
+        <w:ind w:left="3600" w:hanging="360"/>
+      </w:pPr>
+      <w:rPr>
+        <w:rFonts w:ascii="Courier New" w:hAnsi="Courier New" w:cs="Courier New" w:hint="default"/>
+      </w:rPr>
+    </w:lvl>
+    <w:lvl w:ilvl="5">
+      <w:numFmt w:val="bullet"/>
+      <w:lvlText w:val=""/>
+      <w:lvlJc w:val="left"/>
+      <w:pPr>
+        <w:ind w:left="4320" w:hanging="360"/>
+      </w:pPr>
+      <w:rPr>
+        <w:rFonts w:ascii="Wingdings" w:hAnsi="Wingdings" w:cs="Wingdings" w:hint="default"/>
+      </w:rPr>
+    </w:lvl>
+    <w:lvl w:ilvl="6">
+      <w:numFmt w:val="bullet"/>
+      <w:lvlText w:val=""/>
+      <w:lvlJc w:val="left"/>
+      <w:pPr>
+        <w:ind w:left="5040" w:hanging="360"/>
+      </w:pPr>
+      <w:rPr>
+        <w:rFonts w:ascii="Symbol" w:hAnsi="Symbol" w:cs="Symbol" w:hint="default"/>
+      </w:rPr>
+    </w:lvl>
+    <w:lvl w:ilvl="7">
+      <w:numFmt w:val="bullet"/>
+      <w:lvlText w:val="o"/>
+      <w:lvlJc w:val="left"/>
+      <w:pPr>
+        <w:ind w:left="5760" w:hanging="360"/>
+      </w:pPr>
+      <w:rPr>
+        <w:rFonts w:ascii="Courier New" w:hAnsi="Courier New" w:cs="Courier New" w:hint="default"/>
+      </w:rPr>
+    </w:lvl>
+    <w:lvl w:ilvl="8">
+      <w:numFmt w:val="bullet"/>
+      <w:lvlText w:val=""/>
+      <w:lvlJc w:val="left"/>
+      <w:pPr>
+        <w:ind w:left="6480" w:hanging="360"/>
+      </w:pPr>
+      <w:rPr>
+        <w:rFonts w:ascii="Wingdings" w:hAnsi="Wingdings" w:cs="Wingdings" w:hint="default"/>
+      </w:rPr>
+    </w:lvl>
+  </w:abstractNum>
   <w:abstractNum w:abstractNumId="99411">
     <w:nsid w:val="00A99411"/>
     <w:multiLevelType w:val="multilevel"/>
@@ -9078,141 +8888,11 @@
       </w:pPr>
     </w:lvl>
   </w:abstractNum>
-  <w:abstractNum w:abstractNumId="991">
-    <w:nsid w:val="0000A991"/>
-    <w:multiLevelType w:val="multilevel"/>
-    <w:lvl w:ilvl="0">
-      <w:numFmt w:val="bullet"/>
-      <w:lvlText w:val=""/>
-      <w:lvlJc w:val="left"/>
-      <w:pPr>
-        <w:ind w:left="720" w:hanging="360"/>
-      </w:pPr>
-      <w:rPr>
-        <w:rFonts w:ascii="Symbol" w:hAnsi="Symbol" w:cs="Symbol" w:hint="default"/>
-      </w:rPr>
-    </w:lvl>
-    <w:lvl w:ilvl="1">
-      <w:numFmt w:val="bullet"/>
-      <w:lvlText w:val="o"/>
-      <w:lvlJc w:val="left"/>
-      <w:pPr>
-        <w:ind w:left="1440" w:hanging="360"/>
-      </w:pPr>
-      <w:rPr>
-        <w:rFonts w:ascii="Courier New" w:hAnsi="Courier New" w:cs="Courier New" w:hint="default"/>
-      </w:rPr>
-    </w:lvl>
-    <w:lvl w:ilvl="2">
-      <w:numFmt w:val="bullet"/>
-      <w:lvlText w:val=""/>
-      <w:lvlJc w:val="left"/>
-      <w:pPr>
-        <w:ind w:left="2160" w:hanging="360"/>
-      </w:pPr>
-      <w:rPr>
-        <w:rFonts w:ascii="Wingdings" w:hAnsi="Wingdings" w:cs="Wingdings" w:hint="default"/>
-      </w:rPr>
-    </w:lvl>
-    <w:lvl w:ilvl="3">
-      <w:numFmt w:val="bullet"/>
-      <w:lvlText w:val=""/>
-      <w:lvlJc w:val="left"/>
-      <w:pPr>
-        <w:ind w:left="2880" w:hanging="360"/>
-      </w:pPr>
-      <w:rPr>
-        <w:rFonts w:ascii="Symbol" w:hAnsi="Symbol" w:cs="Symbol" w:hint="default"/>
-      </w:rPr>
-    </w:lvl>
-    <w:lvl w:ilvl="4">
-      <w:numFmt w:val="bullet"/>
-      <w:lvlText w:val="o"/>
-      <w:lvlJc w:val="left"/>
-      <w:pPr>
-        <w:ind w:left="3600" w:hanging="360"/>
-      </w:pPr>
-      <w:rPr>
-        <w:rFonts w:ascii="Courier New" w:hAnsi="Courier New" w:cs="Courier New" w:hint="default"/>
-      </w:rPr>
-    </w:lvl>
-    <w:lvl w:ilvl="5">
-      <w:numFmt w:val="bullet"/>
-      <w:lvlText w:val=""/>
-      <w:lvlJc w:val="left"/>
-      <w:pPr>
-        <w:ind w:left="4320" w:hanging="360"/>
-      </w:pPr>
-      <w:rPr>
-        <w:rFonts w:ascii="Wingdings" w:hAnsi="Wingdings" w:cs="Wingdings" w:hint="default"/>
-      </w:rPr>
-    </w:lvl>
-    <w:lvl w:ilvl="6">
-      <w:numFmt w:val="bullet"/>
-      <w:lvlText w:val=""/>
-      <w:lvlJc w:val="left"/>
-      <w:pPr>
-        <w:ind w:left="5040" w:hanging="360"/>
-      </w:pPr>
-      <w:rPr>
-        <w:rFonts w:ascii="Symbol" w:hAnsi="Symbol" w:cs="Symbol" w:hint="default"/>
-      </w:rPr>
-    </w:lvl>
-    <w:lvl w:ilvl="7">
-      <w:numFmt w:val="bullet"/>
-      <w:lvlText w:val="o"/>
-      <w:lvlJc w:val="left"/>
-      <w:pPr>
-        <w:ind w:left="5760" w:hanging="360"/>
-      </w:pPr>
-      <w:rPr>
-        <w:rFonts w:ascii="Courier New" w:hAnsi="Courier New" w:cs="Courier New" w:hint="default"/>
-      </w:rPr>
-    </w:lvl>
-    <w:lvl w:ilvl="8">
-      <w:numFmt w:val="bullet"/>
-      <w:lvlText w:val=""/>
-      <w:lvlJc w:val="left"/>
-      <w:pPr>
-        <w:ind w:left="6480" w:hanging="360"/>
-      </w:pPr>
-      <w:rPr>
-        <w:rFonts w:ascii="Wingdings" w:hAnsi="Wingdings" w:cs="Wingdings" w:hint="default"/>
-      </w:rPr>
-    </w:lvl>
-  </w:abstractNum>
   <w:num w:numId="1000">
     <w:abstractNumId w:val="990"/>
   </w:num>
   <w:num w:numId="1001">
-    <w:abstractNumId w:val="99411"/>
-    <w:lvlOverride w:ilvl="0">
-      <w:startOverride w:val="1"/>
-    </w:lvlOverride>
-    <w:lvlOverride w:ilvl="1">
-      <w:startOverride w:val="1"/>
-    </w:lvlOverride>
-    <w:lvlOverride w:ilvl="2">
-      <w:startOverride w:val="1"/>
-    </w:lvlOverride>
-    <w:lvlOverride w:ilvl="3">
-      <w:startOverride w:val="1"/>
-    </w:lvlOverride>
-    <w:lvlOverride w:ilvl="4">
-      <w:startOverride w:val="1"/>
-    </w:lvlOverride>
-    <w:lvlOverride w:ilvl="5">
-      <w:startOverride w:val="1"/>
-    </w:lvlOverride>
-    <w:lvlOverride w:ilvl="6">
-      <w:startOverride w:val="1"/>
-    </w:lvlOverride>
-    <w:lvlOverride w:ilvl="7">
-      <w:startOverride w:val="1"/>
-    </w:lvlOverride>
-    <w:lvlOverride w:ilvl="8">
-      <w:startOverride w:val="1"/>
-    </w:lvlOverride>
+    <w:abstractNumId w:val="991"/>
   </w:num>
   <w:num w:numId="1002">
     <w:abstractNumId w:val="99411"/>
@@ -9275,6 +8955,12 @@
     </w:lvlOverride>
   </w:num>
   <w:num w:numId="1004">
+    <w:abstractNumId w:val="991"/>
+  </w:num>
+  <w:num w:numId="1005">
+    <w:abstractNumId w:val="991"/>
+  </w:num>
+  <w:num w:numId="1006">
     <w:abstractNumId w:val="99411"/>
     <w:lvlOverride w:ilvl="0">
       <w:startOverride w:val="1"/>
@@ -9304,12 +8990,6 @@
       <w:startOverride w:val="1"/>
     </w:lvlOverride>
   </w:num>
-  <w:num w:numId="1005">
-    <w:abstractNumId w:val="991"/>
-  </w:num>
-  <w:num w:numId="1006">
-    <w:abstractNumId w:val="991"/>
-  </w:num>
   <w:num w:numId="1007">
     <w:abstractNumId w:val="991"/>
   </w:num>
@@ -9326,6 +9006,9 @@
     <w:abstractNumId w:val="991"/>
   </w:num>
   <w:num w:numId="1012">
+    <w:abstractNumId w:val="991"/>
+  </w:num>
+  <w:num w:numId="1013">
     <w:abstractNumId w:val="991"/>
   </w:num>
 </w:numbering>

--- a/planning/swoop-legal-review-pack.docx
+++ b/planning/swoop-legal-review-pack.docx
@@ -1639,7 +1639,7 @@
       <w:r>
         <w:drawing>
           <wp:inline>
-            <wp:extent cx="3657600" cy="5486400"/>
+            <wp:extent cx="3657600" cy="5573485"/>
             <wp:effectExtent b="0" l="0" r="0" t="0"/>
             <wp:docPr descr="Opening screen. Tier-1 disclosure plus consent. Layout shown for context; the copy in §4.1 is what counsel reviews." title="" id="20" name="Picture"/>
             <a:graphic>
@@ -1660,7 +1660,7 @@
                   <pic:spPr bwMode="auto">
                     <a:xfrm>
                       <a:off x="0" y="0"/>
-                      <a:ext cx="3657600" cy="5486400"/>
+                      <a:ext cx="3657600" cy="5573485"/>
                     </a:xfrm>
                     <a:prstGeom prst="rect">
                       <a:avLst/>
@@ -1694,7 +1694,7 @@
       <w:r>
         <w:drawing>
           <wp:inline>
-            <wp:extent cx="3657600" cy="6583680"/>
+            <wp:extent cx="3657600" cy="3831771"/>
             <wp:effectExtent b="0" l="0" r="0" t="0"/>
             <wp:docPr descr="Persistent chrome badge, visible throughout a conversation. Copy in §4.2 is what counsel reviews." title="" id="23" name="Picture"/>
             <a:graphic>
@@ -1715,7 +1715,7 @@
                   <pic:spPr bwMode="auto">
                     <a:xfrm>
                       <a:off x="0" y="0"/>
-                      <a:ext cx="3657600" cy="6583680"/>
+                      <a:ext cx="3657600" cy="3831771"/>
                     </a:xfrm>
                     <a:prstGeom prst="rect">
                       <a:avLst/>
@@ -1749,7 +1749,7 @@
       <w:r>
         <w:drawing>
           <wp:inline>
-            <wp:extent cx="3657600" cy="4702628"/>
+            <wp:extent cx="3657600" cy="3619892"/>
             <wp:effectExtent b="0" l="0" r="0" t="0"/>
             <wp:docPr descr="Privacy info modal. Copy in §4.3 is what counsel reviews. privacy@example.com is a literal placeholder pending D-3.3.3." title="" id="26" name="Picture"/>
             <a:graphic>
@@ -1770,7 +1770,7 @@
                   <pic:spPr bwMode="auto">
                     <a:xfrm>
                       <a:off x="0" y="0"/>
-                      <a:ext cx="3657600" cy="4702628"/>
+                      <a:ext cx="3657600" cy="3619892"/>
                     </a:xfrm>
                     <a:prstGeom prst="rect">
                       <a:avLst/>
@@ -1819,7 +1819,7 @@
       <w:r>
         <w:drawing>
           <wp:inline>
-            <wp:extent cx="3657600" cy="10241280"/>
+            <wp:extent cx="3657600" cy="5920032"/>
             <wp:effectExtent b="0" l="0" r="0" t="0"/>
             <wp:docPr descr="Lead-capture form, captured during a real qualified-handoff flow. Copy in §4.4 is what counsel reviews." title="" id="29" name="Picture"/>
             <a:graphic>
@@ -1840,7 +1840,7 @@
                   <pic:spPr bwMode="auto">
                     <a:xfrm>
                       <a:off x="0" y="0"/>
-                      <a:ext cx="3657600" cy="10241280"/>
+                      <a:ext cx="3657600" cy="5920032"/>
                     </a:xfrm>
                     <a:prstGeom prst="rect">
                       <a:avLst/>
